--- a/thesis/v1_methods.docx
+++ b/thesis/v1_methods.docx
@@ -20,8 +20,58 @@
         <w:rPr>
           <w:lang w:val="es-ES"/>
         </w:rPr>
-        <w:t>= metode, ki so še v delu</w:t>
-      </w:r>
+        <w:t xml:space="preserve">= </w:t>
+      </w:r>
+      <w:proofErr w:type="spellStart"/>
+      <w:r>
+        <w:rPr>
+          <w:lang w:val="es-ES"/>
+        </w:rPr>
+        <w:t>metode</w:t>
+      </w:r>
+      <w:proofErr w:type="spellEnd"/>
+      <w:r>
+        <w:rPr>
+          <w:lang w:val="es-ES"/>
+        </w:rPr>
+        <w:t xml:space="preserve">, </w:t>
+      </w:r>
+      <w:proofErr w:type="spellStart"/>
+      <w:r>
+        <w:rPr>
+          <w:lang w:val="es-ES"/>
+        </w:rPr>
+        <w:t>ki</w:t>
+      </w:r>
+      <w:proofErr w:type="spellEnd"/>
+      <w:r>
+        <w:rPr>
+          <w:lang w:val="es-ES"/>
+        </w:rPr>
+        <w:t xml:space="preserve"> so </w:t>
+      </w:r>
+      <w:proofErr w:type="spellStart"/>
+      <w:r>
+        <w:rPr>
+          <w:lang w:val="es-ES"/>
+        </w:rPr>
+        <w:t>še</w:t>
+      </w:r>
+      <w:proofErr w:type="spellEnd"/>
+      <w:r>
+        <w:rPr>
+          <w:lang w:val="es-ES"/>
+        </w:rPr>
+        <w:t xml:space="preserve"> v </w:t>
+      </w:r>
+      <w:proofErr w:type="spellStart"/>
+      <w:r>
+        <w:rPr>
+          <w:lang w:val="es-ES"/>
+        </w:rPr>
+        <w:t>delu</w:t>
+      </w:r>
+      <w:proofErr w:type="spellEnd"/>
       <w:r>
         <w:rPr>
           <w:lang w:val="es-ES"/>
@@ -41,47 +91,331 @@
         </w:rPr>
         <w:t xml:space="preserve">(REF) = </w:t>
       </w:r>
+      <w:proofErr w:type="spellStart"/>
       <w:r>
         <w:rPr>
           <w:lang w:val="es-ES"/>
         </w:rPr>
         <w:t>reference</w:t>
       </w:r>
+      <w:proofErr w:type="spellEnd"/>
       <w:r>
         <w:rPr>
           <w:lang w:val="es-ES"/>
         </w:rPr>
-        <w:t>, ki jo moram dodat, vendar bi to raje naredila na koncu ko bom združila da</w:t>
-      </w:r>
+        <w:t xml:space="preserve">, </w:t>
+      </w:r>
+      <w:proofErr w:type="spellStart"/>
       <w:r>
         <w:rPr>
           <w:lang w:val="es-ES"/>
         </w:rPr>
-        <w:t xml:space="preserve">toteke, da se vmes </w:t>
-      </w:r>
+        <w:t>ki</w:t>
+      </w:r>
+      <w:proofErr w:type="spellEnd"/>
       <w:r>
         <w:rPr>
           <w:lang w:val="es-ES"/>
         </w:rPr>
-        <w:t xml:space="preserve">vse </w:t>
-      </w:r>
+        <w:t xml:space="preserve"> </w:t>
+      </w:r>
+      <w:proofErr w:type="spellStart"/>
       <w:r>
         <w:rPr>
           <w:lang w:val="es-ES"/>
         </w:rPr>
-        <w:t>ne zmeša.</w:t>
-      </w:r>
+        <w:t>jo</w:t>
+      </w:r>
+      <w:proofErr w:type="spellEnd"/>
       <w:r>
         <w:rPr>
           <w:lang w:val="es-ES"/>
         </w:rPr>
         <w:t xml:space="preserve"> </w:t>
       </w:r>
-      <w:r>
-        <w:rPr>
-          <w:lang w:val="en-GB"/>
-        </w:rPr>
-        <w:t xml:space="preserve">Tudi vem katere reference spadajo kam. </w:t>
+      <w:proofErr w:type="spellStart"/>
+      <w:r>
+        <w:rPr>
+          <w:lang w:val="es-ES"/>
+        </w:rPr>
+        <w:t>moram</w:t>
+      </w:r>
+      <w:proofErr w:type="spellEnd"/>
+      <w:r>
+        <w:rPr>
+          <w:lang w:val="es-ES"/>
+        </w:rPr>
+        <w:t xml:space="preserve"> </w:t>
+      </w:r>
+      <w:proofErr w:type="spellStart"/>
+      <w:r>
+        <w:rPr>
+          <w:lang w:val="es-ES"/>
+        </w:rPr>
+        <w:t>dodat</w:t>
+      </w:r>
+      <w:proofErr w:type="spellEnd"/>
+      <w:r>
+        <w:rPr>
+          <w:lang w:val="es-ES"/>
+        </w:rPr>
+        <w:t xml:space="preserve">, vendar </w:t>
+      </w:r>
+      <w:proofErr w:type="spellStart"/>
+      <w:r>
+        <w:rPr>
+          <w:lang w:val="es-ES"/>
+        </w:rPr>
+        <w:t>bi</w:t>
+      </w:r>
+      <w:proofErr w:type="spellEnd"/>
+      <w:r>
+        <w:rPr>
+          <w:lang w:val="es-ES"/>
+        </w:rPr>
+        <w:t xml:space="preserve"> </w:t>
+      </w:r>
+      <w:proofErr w:type="spellStart"/>
+      <w:r>
+        <w:rPr>
+          <w:lang w:val="es-ES"/>
+        </w:rPr>
+        <w:t>to</w:t>
+      </w:r>
+      <w:proofErr w:type="spellEnd"/>
+      <w:r>
+        <w:rPr>
+          <w:lang w:val="es-ES"/>
+        </w:rPr>
+        <w:t xml:space="preserve"> raje </w:t>
+      </w:r>
+      <w:proofErr w:type="spellStart"/>
+      <w:r>
+        <w:rPr>
+          <w:lang w:val="es-ES"/>
+        </w:rPr>
+        <w:t>naredila</w:t>
+      </w:r>
+      <w:proofErr w:type="spellEnd"/>
+      <w:r>
+        <w:rPr>
+          <w:lang w:val="es-ES"/>
+        </w:rPr>
+        <w:t xml:space="preserve"> </w:t>
+      </w:r>
+      <w:proofErr w:type="spellStart"/>
+      <w:r>
+        <w:rPr>
+          <w:lang w:val="es-ES"/>
+        </w:rPr>
+        <w:t>na</w:t>
+      </w:r>
+      <w:proofErr w:type="spellEnd"/>
+      <w:r>
+        <w:rPr>
+          <w:lang w:val="es-ES"/>
+        </w:rPr>
+        <w:t xml:space="preserve"> </w:t>
+      </w:r>
+      <w:proofErr w:type="spellStart"/>
+      <w:r>
+        <w:rPr>
+          <w:lang w:val="es-ES"/>
+        </w:rPr>
+        <w:t>koncu</w:t>
+      </w:r>
+      <w:proofErr w:type="spellEnd"/>
+      <w:r>
+        <w:rPr>
+          <w:lang w:val="es-ES"/>
+        </w:rPr>
+        <w:t xml:space="preserve"> </w:t>
+      </w:r>
+      <w:proofErr w:type="spellStart"/>
+      <w:r>
+        <w:rPr>
+          <w:lang w:val="es-ES"/>
+        </w:rPr>
+        <w:t>ko</w:t>
+      </w:r>
+      <w:proofErr w:type="spellEnd"/>
+      <w:r>
+        <w:rPr>
+          <w:lang w:val="es-ES"/>
+        </w:rPr>
+        <w:t xml:space="preserve"> </w:t>
+      </w:r>
+      <w:proofErr w:type="spellStart"/>
+      <w:r>
+        <w:rPr>
+          <w:lang w:val="es-ES"/>
+        </w:rPr>
+        <w:t>bom</w:t>
+      </w:r>
+      <w:proofErr w:type="spellEnd"/>
+      <w:r>
+        <w:rPr>
+          <w:lang w:val="es-ES"/>
+        </w:rPr>
+        <w:t xml:space="preserve"> </w:t>
+      </w:r>
+      <w:proofErr w:type="spellStart"/>
+      <w:r>
+        <w:rPr>
+          <w:lang w:val="es-ES"/>
+        </w:rPr>
+        <w:t>združila</w:t>
+      </w:r>
+      <w:proofErr w:type="spellEnd"/>
+      <w:r>
+        <w:rPr>
+          <w:lang w:val="es-ES"/>
+        </w:rPr>
+        <w:t xml:space="preserve"> </w:t>
+      </w:r>
+      <w:proofErr w:type="spellStart"/>
+      <w:r>
+        <w:rPr>
+          <w:lang w:val="es-ES"/>
+        </w:rPr>
+        <w:t>da</w:t>
+      </w:r>
+      <w:r>
+        <w:rPr>
+          <w:lang w:val="es-ES"/>
+        </w:rPr>
+        <w:t>toteke</w:t>
+      </w:r>
+      <w:proofErr w:type="spellEnd"/>
+      <w:r>
+        <w:rPr>
+          <w:lang w:val="es-ES"/>
+        </w:rPr>
+        <w:t xml:space="preserve">, da se </w:t>
+      </w:r>
+      <w:proofErr w:type="spellStart"/>
+      <w:r>
+        <w:rPr>
+          <w:lang w:val="es-ES"/>
+        </w:rPr>
+        <w:t>vmes</w:t>
+      </w:r>
+      <w:proofErr w:type="spellEnd"/>
+      <w:r>
+        <w:rPr>
+          <w:lang w:val="es-ES"/>
+        </w:rPr>
+        <w:t xml:space="preserve"> </w:t>
+      </w:r>
+      <w:proofErr w:type="spellStart"/>
+      <w:r>
+        <w:rPr>
+          <w:lang w:val="es-ES"/>
+        </w:rPr>
+        <w:t>vse</w:t>
+      </w:r>
+      <w:proofErr w:type="spellEnd"/>
+      <w:r>
+        <w:rPr>
+          <w:lang w:val="es-ES"/>
+        </w:rPr>
+        <w:t xml:space="preserve"> </w:t>
+      </w:r>
+      <w:proofErr w:type="spellStart"/>
+      <w:r>
+        <w:rPr>
+          <w:lang w:val="es-ES"/>
+        </w:rPr>
+        <w:t>ne</w:t>
+      </w:r>
+      <w:proofErr w:type="spellEnd"/>
+      <w:r>
+        <w:rPr>
+          <w:lang w:val="es-ES"/>
+        </w:rPr>
+        <w:t xml:space="preserve"> </w:t>
+      </w:r>
+      <w:proofErr w:type="spellStart"/>
+      <w:r>
+        <w:rPr>
+          <w:lang w:val="es-ES"/>
+        </w:rPr>
+        <w:t>zmeša</w:t>
+      </w:r>
+      <w:proofErr w:type="spellEnd"/>
+      <w:r>
+        <w:rPr>
+          <w:lang w:val="es-ES"/>
+        </w:rPr>
+        <w:t>.</w:t>
+      </w:r>
+      <w:r>
+        <w:rPr>
+          <w:lang w:val="es-ES"/>
+        </w:rPr>
+        <w:t xml:space="preserve"> </w:t>
+      </w:r>
+      <w:r>
+        <w:rPr>
+          <w:lang w:val="en-GB"/>
+        </w:rPr>
+        <w:t xml:space="preserve">Tudi </w:t>
+      </w:r>
+      <w:proofErr w:type="spellStart"/>
+      <w:r>
+        <w:rPr>
+          <w:lang w:val="en-GB"/>
+        </w:rPr>
+        <w:t>vem</w:t>
+      </w:r>
+      <w:proofErr w:type="spellEnd"/>
+      <w:r>
+        <w:rPr>
+          <w:lang w:val="en-GB"/>
+        </w:rPr>
+        <w:t xml:space="preserve"> </w:t>
+      </w:r>
+      <w:proofErr w:type="spellStart"/>
+      <w:r>
+        <w:rPr>
+          <w:lang w:val="en-GB"/>
+        </w:rPr>
+        <w:t>katere</w:t>
+      </w:r>
+      <w:proofErr w:type="spellEnd"/>
+      <w:r>
+        <w:rPr>
+          <w:lang w:val="en-GB"/>
+        </w:rPr>
+        <w:t xml:space="preserve"> reference </w:t>
+      </w:r>
+      <w:proofErr w:type="spellStart"/>
+      <w:r>
+        <w:rPr>
+          <w:lang w:val="en-GB"/>
+        </w:rPr>
+        <w:t>spadajo</w:t>
+      </w:r>
+      <w:proofErr w:type="spellEnd"/>
+      <w:r>
+        <w:rPr>
+          <w:lang w:val="en-GB"/>
+        </w:rPr>
+        <w:t xml:space="preserve"> </w:t>
+      </w:r>
+      <w:proofErr w:type="spellStart"/>
+      <w:r>
+        <w:rPr>
+          <w:lang w:val="en-GB"/>
+        </w:rPr>
+        <w:t>kam</w:t>
+      </w:r>
+      <w:proofErr w:type="spellEnd"/>
+      <w:r>
+        <w:rPr>
+          <w:lang w:val="en-GB"/>
+        </w:rPr>
+        <w:t xml:space="preserve">. </w:t>
       </w:r>
     </w:p>
     <w:p>
@@ -156,7 +490,21 @@
         <w:rPr>
           <w:lang w:val="en-GB"/>
         </w:rPr>
-        <w:t>DNA was sequenced using V3-V4 region of the 16S rRNA gene as well as shotgun metagenomic sequencing. Using this data, we noticed a</w:t>
+        <w:t xml:space="preserve">DNA was sequenced using V3-V4 region of the </w:t>
+      </w:r>
+      <w:proofErr w:type="spellStart"/>
+      <w:r>
+        <w:rPr>
+          <w:lang w:val="en-GB"/>
+        </w:rPr>
+        <w:t>16S</w:t>
+      </w:r>
+      <w:proofErr w:type="spellEnd"/>
+      <w:r>
+        <w:rPr>
+          <w:lang w:val="en-GB"/>
+        </w:rPr>
+        <w:t xml:space="preserve"> rRNA gene as well as shotgun metagenomic sequencing. Using this data, we noticed a</w:t>
       </w:r>
       <w:r>
         <w:rPr>
@@ -431,7 +779,105 @@
           <w:lang w:val="en-GB"/>
         </w:rPr>
         <w:lastRenderedPageBreak/>
-        <w:t>We compared four different DNA isolation protocols: QIAamp PowerFecal Pro DNA Kit, QIAamp Fast DNA Stool Mini Kit (Qiagen, Germany), NucleoSpin Soil Mini Kit (Macherey-Nagel, Germany) and one in-house protocol based on DNeasy Blood&amp;Tissue kit (Qiagen, Germany)</w:t>
+        <w:t xml:space="preserve">We compared four different DNA isolation protocols: </w:t>
+      </w:r>
+      <w:proofErr w:type="spellStart"/>
+      <w:r>
+        <w:rPr>
+          <w:lang w:val="en-GB"/>
+        </w:rPr>
+        <w:t>QIAamp</w:t>
+      </w:r>
+      <w:proofErr w:type="spellEnd"/>
+      <w:r>
+        <w:rPr>
+          <w:lang w:val="en-GB"/>
+        </w:rPr>
+        <w:t xml:space="preserve"> </w:t>
+      </w:r>
+      <w:proofErr w:type="spellStart"/>
+      <w:r>
+        <w:rPr>
+          <w:lang w:val="en-GB"/>
+        </w:rPr>
+        <w:t>PowerFecal</w:t>
+      </w:r>
+      <w:proofErr w:type="spellEnd"/>
+      <w:r>
+        <w:rPr>
+          <w:lang w:val="en-GB"/>
+        </w:rPr>
+        <w:t xml:space="preserve"> Pro DNA Kit, </w:t>
+      </w:r>
+      <w:proofErr w:type="spellStart"/>
+      <w:r>
+        <w:rPr>
+          <w:lang w:val="en-GB"/>
+        </w:rPr>
+        <w:t>QIAamp</w:t>
+      </w:r>
+      <w:proofErr w:type="spellEnd"/>
+      <w:r>
+        <w:rPr>
+          <w:lang w:val="en-GB"/>
+        </w:rPr>
+        <w:t xml:space="preserve"> Fast DNA Stool Mini Kit (Qiagen, Germany), </w:t>
+      </w:r>
+      <w:proofErr w:type="spellStart"/>
+      <w:r>
+        <w:rPr>
+          <w:lang w:val="en-GB"/>
+        </w:rPr>
+        <w:t>NucleoSpin</w:t>
+      </w:r>
+      <w:proofErr w:type="spellEnd"/>
+      <w:r>
+        <w:rPr>
+          <w:lang w:val="en-GB"/>
+        </w:rPr>
+        <w:t xml:space="preserve"> Soil Mini Kit (</w:t>
+      </w:r>
+      <w:proofErr w:type="spellStart"/>
+      <w:r>
+        <w:rPr>
+          <w:lang w:val="en-GB"/>
+        </w:rPr>
+        <w:t>Macherey</w:t>
+      </w:r>
+      <w:proofErr w:type="spellEnd"/>
+      <w:r>
+        <w:rPr>
+          <w:lang w:val="en-GB"/>
+        </w:rPr>
+        <w:t xml:space="preserve">-Nagel, Germany) and one in-house protocol based on </w:t>
+      </w:r>
+      <w:proofErr w:type="spellStart"/>
+      <w:r>
+        <w:rPr>
+          <w:lang w:val="en-GB"/>
+        </w:rPr>
+        <w:t>DNeasy</w:t>
+      </w:r>
+      <w:proofErr w:type="spellEnd"/>
+      <w:r>
+        <w:rPr>
+          <w:lang w:val="en-GB"/>
+        </w:rPr>
+        <w:t xml:space="preserve"> </w:t>
+      </w:r>
+      <w:proofErr w:type="spellStart"/>
+      <w:r>
+        <w:rPr>
+          <w:lang w:val="en-GB"/>
+        </w:rPr>
+        <w:t>Blood&amp;Tissue</w:t>
+      </w:r>
+      <w:proofErr w:type="spellEnd"/>
+      <w:r>
+        <w:rPr>
+          <w:lang w:val="en-GB"/>
+        </w:rPr>
+        <w:t xml:space="preserve"> kit (Qiagen, Germany)</w:t>
       </w:r>
       <w:r>
         <w:rPr>
@@ -497,7 +943,35 @@
         <w:rPr>
           <w:lang w:val="en-GB"/>
         </w:rPr>
-        <w:t xml:space="preserve">The samples were handled according to the manufacturer’s instructions with the following modification: for FastDNA and DNeasy protocol additional mechanical lysis </w:t>
+        <w:t xml:space="preserve">The samples were handled according to the manufacturer’s instructions with the following modification: for </w:t>
+      </w:r>
+      <w:proofErr w:type="spellStart"/>
+      <w:r>
+        <w:rPr>
+          <w:lang w:val="en-GB"/>
+        </w:rPr>
+        <w:t>FastDNA</w:t>
+      </w:r>
+      <w:proofErr w:type="spellEnd"/>
+      <w:r>
+        <w:rPr>
+          <w:lang w:val="en-GB"/>
+        </w:rPr>
+        <w:t xml:space="preserve"> and </w:t>
+      </w:r>
+      <w:proofErr w:type="spellStart"/>
+      <w:r>
+        <w:rPr>
+          <w:lang w:val="en-GB"/>
+        </w:rPr>
+        <w:t>DNeasy</w:t>
+      </w:r>
+      <w:proofErr w:type="spellEnd"/>
+      <w:r>
+        <w:rPr>
+          <w:lang w:val="en-GB"/>
+        </w:rPr>
+        <w:t xml:space="preserve"> protocol additional mechanical lysis </w:t>
       </w:r>
       <w:r>
         <w:rPr>
@@ -521,7 +995,21 @@
         <w:rPr>
           <w:lang w:val="en-GB"/>
         </w:rPr>
-        <w:t xml:space="preserve"> on MagnaLyser for 30 s at 7000 rpm was used. Final elution of DNA </w:t>
+        <w:t xml:space="preserve"> on </w:t>
+      </w:r>
+      <w:proofErr w:type="spellStart"/>
+      <w:r>
+        <w:rPr>
+          <w:lang w:val="en-GB"/>
+        </w:rPr>
+        <w:t>MagnaLyser</w:t>
+      </w:r>
+      <w:proofErr w:type="spellEnd"/>
+      <w:r>
+        <w:rPr>
+          <w:lang w:val="en-GB"/>
+        </w:rPr>
+        <w:t xml:space="preserve"> for 30 s at 7000 rpm was used. Final elution of DNA </w:t>
       </w:r>
       <w:r>
         <w:rPr>
@@ -557,7 +1045,35 @@
         <w:rPr>
           <w:lang w:val="en-GB"/>
         </w:rPr>
-        <w:t xml:space="preserve"> water. DNA concentration was measured with Quant-iT™ PicoGreen™ dsDNA Assay and dsDNA Reagents (Invitrogen™, US). </w:t>
+        <w:t xml:space="preserve"> water. DNA concentration was measured with Quant-</w:t>
+      </w:r>
+      <w:proofErr w:type="spellStart"/>
+      <w:r>
+        <w:rPr>
+          <w:lang w:val="en-GB"/>
+        </w:rPr>
+        <w:t>iT</w:t>
+      </w:r>
+      <w:proofErr w:type="spellEnd"/>
+      <w:r>
+        <w:rPr>
+          <w:lang w:val="en-GB"/>
+        </w:rPr>
+        <w:t xml:space="preserve">™ </w:t>
+      </w:r>
+      <w:proofErr w:type="spellStart"/>
+      <w:r>
+        <w:rPr>
+          <w:lang w:val="en-GB"/>
+        </w:rPr>
+        <w:t>PicoGreen</w:t>
+      </w:r>
+      <w:proofErr w:type="spellEnd"/>
+      <w:r>
+        <w:rPr>
+          <w:lang w:val="en-GB"/>
+        </w:rPr>
+        <w:t xml:space="preserve">™ dsDNA Assay and dsDNA Reagents (Invitrogen™, US). </w:t>
       </w:r>
     </w:p>
     <w:p>
@@ -1138,7 +1654,21 @@
         <w:rPr>
           <w:lang w:val="en-GB"/>
         </w:rPr>
-        <w:t>brain-heart infusion (BHI, Biolife, Italy) with 0.1% L-cysteine (Merck, US</w:t>
+        <w:t xml:space="preserve">brain-heart infusion (BHI, </w:t>
+      </w:r>
+      <w:proofErr w:type="spellStart"/>
+      <w:r>
+        <w:rPr>
+          <w:lang w:val="en-GB"/>
+        </w:rPr>
+        <w:t>Biolife</w:t>
+      </w:r>
+      <w:proofErr w:type="spellEnd"/>
+      <w:r>
+        <w:rPr>
+          <w:lang w:val="en-GB"/>
+        </w:rPr>
+        <w:t>, Italy) with 0.1% L-cysteine (Merck, US</w:t>
       </w:r>
       <w:r>
         <w:rPr>
@@ -1150,7 +1680,21 @@
         <w:rPr>
           <w:lang w:val="en-GB"/>
         </w:rPr>
-        <w:t>) and 0.5% yeast extract (Biolife, Italy)</w:t>
+        <w:t>) and 0.5% yeast extract (</w:t>
+      </w:r>
+      <w:proofErr w:type="spellStart"/>
+      <w:r>
+        <w:rPr>
+          <w:lang w:val="en-GB"/>
+        </w:rPr>
+        <w:t>Biolife</w:t>
+      </w:r>
+      <w:proofErr w:type="spellEnd"/>
+      <w:r>
+        <w:rPr>
+          <w:lang w:val="en-GB"/>
+        </w:rPr>
+        <w:t>, Italy)</w:t>
       </w:r>
       <w:r>
         <w:rPr>
@@ -1186,7 +1730,21 @@
         <w:rPr>
           <w:lang w:val="en-GB"/>
         </w:rPr>
-        <w:t xml:space="preserve">Whitley A35, </w:t>
+        <w:t xml:space="preserve">Whitley </w:t>
+      </w:r>
+      <w:proofErr w:type="spellStart"/>
+      <w:r>
+        <w:rPr>
+          <w:lang w:val="en-GB"/>
+        </w:rPr>
+        <w:t>A35</w:t>
+      </w:r>
+      <w:proofErr w:type="spellEnd"/>
+      <w:r>
+        <w:rPr>
+          <w:lang w:val="en-GB"/>
+        </w:rPr>
+        <w:t xml:space="preserve">, </w:t>
       </w:r>
       <w:r>
         <w:rPr>
@@ -1406,7 +1964,63 @@
         <w:rPr>
           <w:lang w:val="en-GB"/>
         </w:rPr>
-        <w:t xml:space="preserve"> DNA was isolated using MasterPure™ Complete DNA and RNA Purification Kit (Lucigen, US) with a pre-step of bead-beating the sample in Cell Lysis Solution with 0,5 g of 0,5 mm silica beads. Bead-beating was performed on MagNA Lyser (Roche Diagnostics, Germany) for 70 s at 7000 rpm.</w:t>
+        <w:t xml:space="preserve"> DNA was isolated using </w:t>
+      </w:r>
+      <w:proofErr w:type="spellStart"/>
+      <w:r>
+        <w:rPr>
+          <w:lang w:val="en-GB"/>
+        </w:rPr>
+        <w:t>MasterPure</w:t>
+      </w:r>
+      <w:proofErr w:type="spellEnd"/>
+      <w:r>
+        <w:rPr>
+          <w:lang w:val="en-GB"/>
+        </w:rPr>
+        <w:t>™ Complete DNA and RNA Purification Kit (</w:t>
+      </w:r>
+      <w:proofErr w:type="spellStart"/>
+      <w:r>
+        <w:rPr>
+          <w:lang w:val="en-GB"/>
+        </w:rPr>
+        <w:t>Lucigen</w:t>
+      </w:r>
+      <w:proofErr w:type="spellEnd"/>
+      <w:r>
+        <w:rPr>
+          <w:lang w:val="en-GB"/>
+        </w:rPr>
+        <w:t xml:space="preserve">, US) with a pre-step of bead-beating the sample in Cell Lysis Solution with 0,5 g of 0,5 mm silica beads. Bead-beating was performed on </w:t>
+      </w:r>
+      <w:proofErr w:type="spellStart"/>
+      <w:r>
+        <w:rPr>
+          <w:lang w:val="en-GB"/>
+        </w:rPr>
+        <w:t>MagNA</w:t>
+      </w:r>
+      <w:proofErr w:type="spellEnd"/>
+      <w:r>
+        <w:rPr>
+          <w:lang w:val="en-GB"/>
+        </w:rPr>
+        <w:t xml:space="preserve"> </w:t>
+      </w:r>
+      <w:proofErr w:type="spellStart"/>
+      <w:r>
+        <w:rPr>
+          <w:lang w:val="en-GB"/>
+        </w:rPr>
+        <w:t>Lyser</w:t>
+      </w:r>
+      <w:proofErr w:type="spellEnd"/>
+      <w:r>
+        <w:rPr>
+          <w:lang w:val="en-GB"/>
+        </w:rPr>
+        <w:t xml:space="preserve"> (Roche Diagnostics, Germany) for 70 s at 7000 rpm.</w:t>
       </w:r>
     </w:p>
     <w:p>
@@ -2053,7 +2667,63 @@
         <w:rPr>
           <w:lang w:val="en-GB"/>
         </w:rPr>
-        <w:t>DNA was isolated using MasterPure™ Complete DNA and RNA Purification Kit (Lucigen, US) with a pre-step of bead-beating the sample in Cell Lysis Solution with 0,5 g of 0,5 mm silica beads. Bead-beating was performed on MagNA Lyser (Roche Diagnostics, Germany) for 70 s at 7000 rpm.</w:t>
+        <w:t xml:space="preserve">DNA was isolated using </w:t>
+      </w:r>
+      <w:proofErr w:type="spellStart"/>
+      <w:r>
+        <w:rPr>
+          <w:lang w:val="en-GB"/>
+        </w:rPr>
+        <w:t>MasterPure</w:t>
+      </w:r>
+      <w:proofErr w:type="spellEnd"/>
+      <w:r>
+        <w:rPr>
+          <w:lang w:val="en-GB"/>
+        </w:rPr>
+        <w:t>™ Complete DNA and RNA Purification Kit (</w:t>
+      </w:r>
+      <w:proofErr w:type="spellStart"/>
+      <w:r>
+        <w:rPr>
+          <w:lang w:val="en-GB"/>
+        </w:rPr>
+        <w:t>Lucigen</w:t>
+      </w:r>
+      <w:proofErr w:type="spellEnd"/>
+      <w:r>
+        <w:rPr>
+          <w:lang w:val="en-GB"/>
+        </w:rPr>
+        <w:t xml:space="preserve">, US) with a pre-step of bead-beating the sample in Cell Lysis Solution with 0,5 g of 0,5 mm silica beads. Bead-beating was performed on </w:t>
+      </w:r>
+      <w:proofErr w:type="spellStart"/>
+      <w:r>
+        <w:rPr>
+          <w:lang w:val="en-GB"/>
+        </w:rPr>
+        <w:t>MagNA</w:t>
+      </w:r>
+      <w:proofErr w:type="spellEnd"/>
+      <w:r>
+        <w:rPr>
+          <w:lang w:val="en-GB"/>
+        </w:rPr>
+        <w:t xml:space="preserve"> </w:t>
+      </w:r>
+      <w:proofErr w:type="spellStart"/>
+      <w:r>
+        <w:rPr>
+          <w:lang w:val="en-GB"/>
+        </w:rPr>
+        <w:t>Lyser</w:t>
+      </w:r>
+      <w:proofErr w:type="spellEnd"/>
+      <w:r>
+        <w:rPr>
+          <w:lang w:val="en-GB"/>
+        </w:rPr>
+        <w:t xml:space="preserve"> (Roche Diagnostics, Germany) for 70 s at 7000 rpm.</w:t>
       </w:r>
     </w:p>
     <w:p>
@@ -2124,7 +2794,21 @@
         <w:rPr>
           <w:lang w:val="en-GB"/>
         </w:rPr>
-        <w:t xml:space="preserve">DNA was isolated using the PowerFecal Kit (Qiagen, Germany), following the manufacturer’s instructions, </w:t>
+        <w:t xml:space="preserve">DNA was isolated using the </w:t>
+      </w:r>
+      <w:proofErr w:type="spellStart"/>
+      <w:r>
+        <w:rPr>
+          <w:lang w:val="en-GB"/>
+        </w:rPr>
+        <w:t>PowerFecal</w:t>
+      </w:r>
+      <w:proofErr w:type="spellEnd"/>
+      <w:r>
+        <w:rPr>
+          <w:lang w:val="en-GB"/>
+        </w:rPr>
+        <w:t xml:space="preserve"> Kit (Qiagen, Germany), following the manufacturer’s instructions, </w:t>
       </w:r>
       <w:r>
         <w:rPr>
@@ -2160,7 +2844,49 @@
         <w:rPr>
           <w:lang w:val="en-GB"/>
         </w:rPr>
-        <w:t xml:space="preserve"> DNA concentration was measured using the Quant-iT™ PicoGreen™ dsDNA Assay (Thermo Fisher Scientific, USA). </w:t>
+        <w:t xml:space="preserve"> DNA concentration was measured using the Quant-</w:t>
+      </w:r>
+      <w:proofErr w:type="spellStart"/>
+      <w:r>
+        <w:rPr>
+          <w:lang w:val="en-GB"/>
+        </w:rPr>
+        <w:t>iT</w:t>
+      </w:r>
+      <w:proofErr w:type="spellEnd"/>
+      <w:r>
+        <w:rPr>
+          <w:lang w:val="en-GB"/>
+        </w:rPr>
+        <w:t xml:space="preserve">™ </w:t>
+      </w:r>
+      <w:proofErr w:type="spellStart"/>
+      <w:r>
+        <w:rPr>
+          <w:lang w:val="en-GB"/>
+        </w:rPr>
+        <w:t>PicoGreen</w:t>
+      </w:r>
+      <w:proofErr w:type="spellEnd"/>
+      <w:r>
+        <w:rPr>
+          <w:lang w:val="en-GB"/>
+        </w:rPr>
+        <w:t>™ dsDNA Assay (</w:t>
+      </w:r>
+      <w:proofErr w:type="spellStart"/>
+      <w:r>
+        <w:rPr>
+          <w:lang w:val="en-GB"/>
+        </w:rPr>
+        <w:t>Thermo</w:t>
+      </w:r>
+      <w:proofErr w:type="spellEnd"/>
+      <w:r>
+        <w:rPr>
+          <w:lang w:val="en-GB"/>
+        </w:rPr>
+        <w:t xml:space="preserve"> Fisher Scientific, USA). </w:t>
       </w:r>
     </w:p>
     <w:p>
@@ -2355,7 +3081,35 @@
         <w:rPr>
           <w:lang w:val="en-GB"/>
         </w:rPr>
-        <w:t xml:space="preserve"> MasterPure Complete DNA and RNA Purification Protocol (LGC Bioserach Technologies, UK), with</w:t>
+        <w:t xml:space="preserve"> </w:t>
+      </w:r>
+      <w:proofErr w:type="spellStart"/>
+      <w:r>
+        <w:rPr>
+          <w:lang w:val="en-GB"/>
+        </w:rPr>
+        <w:t>MasterPure</w:t>
+      </w:r>
+      <w:proofErr w:type="spellEnd"/>
+      <w:r>
+        <w:rPr>
+          <w:lang w:val="en-GB"/>
+        </w:rPr>
+        <w:t xml:space="preserve"> Complete DNA and RNA Purification Protocol (LGC </w:t>
+      </w:r>
+      <w:proofErr w:type="spellStart"/>
+      <w:r>
+        <w:rPr>
+          <w:lang w:val="en-GB"/>
+        </w:rPr>
+        <w:t>Bioserach</w:t>
+      </w:r>
+      <w:proofErr w:type="spellEnd"/>
+      <w:r>
+        <w:rPr>
+          <w:lang w:val="en-GB"/>
+        </w:rPr>
+        <w:t xml:space="preserve"> Technologies, UK), with</w:t>
       </w:r>
       <w:r>
         <w:rPr>
@@ -2379,8 +3133,16 @@
         <w:rPr>
           <w:lang w:val="en-GB"/>
         </w:rPr>
-        <w:t>30 s at 7000 rpm, MagnaLyser</w:t>
-      </w:r>
+        <w:t xml:space="preserve">30 s at 7000 rpm, </w:t>
+      </w:r>
+      <w:proofErr w:type="spellStart"/>
+      <w:r>
+        <w:rPr>
+          <w:lang w:val="en-GB"/>
+        </w:rPr>
+        <w:t>MagnaLyser</w:t>
+      </w:r>
+      <w:proofErr w:type="spellEnd"/>
       <w:r>
         <w:rPr>
           <w:lang w:val="en-GB"/>
@@ -2451,7 +3213,49 @@
         <w:rPr>
           <w:lang w:val="en-GB"/>
         </w:rPr>
-        <w:t xml:space="preserve"> treated overnight with RNase (5 mg/ml). DNA concentration was measured using the Quant-iT™ PicoGreen™ dsDNA Assay and RNA concentration using the Qubit™ RNA High Sensitivity Assay Kit (both Thermo Fisher Scientific, USA). Fragmentation of DNA was </w:t>
+        <w:t xml:space="preserve"> treated overnight with RNase (5 mg/ml). DNA concentration was measured using the Quant-</w:t>
+      </w:r>
+      <w:proofErr w:type="spellStart"/>
+      <w:r>
+        <w:rPr>
+          <w:lang w:val="en-GB"/>
+        </w:rPr>
+        <w:t>iT</w:t>
+      </w:r>
+      <w:proofErr w:type="spellEnd"/>
+      <w:r>
+        <w:rPr>
+          <w:lang w:val="en-GB"/>
+        </w:rPr>
+        <w:t xml:space="preserve">™ </w:t>
+      </w:r>
+      <w:proofErr w:type="spellStart"/>
+      <w:r>
+        <w:rPr>
+          <w:lang w:val="en-GB"/>
+        </w:rPr>
+        <w:t>PicoGreen</w:t>
+      </w:r>
+      <w:proofErr w:type="spellEnd"/>
+      <w:r>
+        <w:rPr>
+          <w:lang w:val="en-GB"/>
+        </w:rPr>
+        <w:t xml:space="preserve">™ dsDNA Assay and RNA concentration using the Qubit™ RNA High Sensitivity Assay Kit (both </w:t>
+      </w:r>
+      <w:proofErr w:type="spellStart"/>
+      <w:r>
+        <w:rPr>
+          <w:lang w:val="en-GB"/>
+        </w:rPr>
+        <w:t>Thermo</w:t>
+      </w:r>
+      <w:proofErr w:type="spellEnd"/>
+      <w:r>
+        <w:rPr>
+          <w:lang w:val="en-GB"/>
+        </w:rPr>
+        <w:t xml:space="preserve"> Fisher Scientific, USA). Fragmentation of DNA was </w:t>
       </w:r>
       <w:r>
         <w:rPr>
@@ -2590,7 +3394,21 @@
         <w:rPr>
           <w:lang w:val="en-GB"/>
         </w:rPr>
-        <w:t xml:space="preserve"> isolated using a QIAamp DNA Mini kit (QIAGEN, Germany) using one 10 </w:t>
+        <w:t xml:space="preserve"> isolated using a </w:t>
+      </w:r>
+      <w:proofErr w:type="spellStart"/>
+      <w:r>
+        <w:rPr>
+          <w:lang w:val="en-GB"/>
+        </w:rPr>
+        <w:t>QIAamp</w:t>
+      </w:r>
+      <w:proofErr w:type="spellEnd"/>
+      <w:r>
+        <w:rPr>
+          <w:lang w:val="en-GB"/>
+        </w:rPr>
+        <w:t xml:space="preserve"> DNA Mini kit (QIAGEN, Germany) using one 10 </w:t>
       </w:r>
       <w:r>
         <w:rPr>
@@ -2646,7 +3464,49 @@
         <w:rPr>
           <w:lang w:val="en-GB"/>
         </w:rPr>
-        <w:t xml:space="preserve">. DNA concentration was measured with Quant-iT™ PicoGreen™ dsDNA Assay (Thermo Fisher Scientific, US) and stored at -20 °C. </w:t>
+        <w:t>. DNA concentration was measured with Quant-</w:t>
+      </w:r>
+      <w:proofErr w:type="spellStart"/>
+      <w:r>
+        <w:rPr>
+          <w:lang w:val="en-GB"/>
+        </w:rPr>
+        <w:t>iT</w:t>
+      </w:r>
+      <w:proofErr w:type="spellEnd"/>
+      <w:r>
+        <w:rPr>
+          <w:lang w:val="en-GB"/>
+        </w:rPr>
+        <w:t xml:space="preserve">™ </w:t>
+      </w:r>
+      <w:proofErr w:type="spellStart"/>
+      <w:r>
+        <w:rPr>
+          <w:lang w:val="en-GB"/>
+        </w:rPr>
+        <w:t>PicoGreen</w:t>
+      </w:r>
+      <w:proofErr w:type="spellEnd"/>
+      <w:r>
+        <w:rPr>
+          <w:lang w:val="en-GB"/>
+        </w:rPr>
+        <w:t>™ dsDNA Assay (</w:t>
+      </w:r>
+      <w:proofErr w:type="spellStart"/>
+      <w:r>
+        <w:rPr>
+          <w:lang w:val="en-GB"/>
+        </w:rPr>
+        <w:t>Thermo</w:t>
+      </w:r>
+      <w:proofErr w:type="spellEnd"/>
+      <w:r>
+        <w:rPr>
+          <w:lang w:val="en-GB"/>
+        </w:rPr>
+        <w:t xml:space="preserve"> Fisher Scientific, US) and stored at -20 °C. </w:t>
       </w:r>
     </w:p>
     <w:p>
@@ -2698,19 +3558,43 @@
         </w:rPr>
         <w:t xml:space="preserve"> </w:t>
       </w:r>
+      <w:proofErr w:type="spellStart"/>
       <w:r>
         <w:rPr>
           <w:i/>
           <w:iCs/>
           <w:lang w:val="en-GB"/>
         </w:rPr>
-        <w:t xml:space="preserve">Clostridioides difficile </w:t>
-      </w:r>
-      <w:r>
-        <w:rPr>
-          <w:lang w:val="en-GB"/>
-        </w:rPr>
-        <w:t>spores using the PowerFecal protocol</w:t>
+        <w:t>Clostridioides</w:t>
+      </w:r>
+      <w:proofErr w:type="spellEnd"/>
+      <w:r>
+        <w:rPr>
+          <w:i/>
+          <w:iCs/>
+          <w:lang w:val="en-GB"/>
+        </w:rPr>
+        <w:t xml:space="preserve"> difficile </w:t>
+      </w:r>
+      <w:r>
+        <w:rPr>
+          <w:lang w:val="en-GB"/>
+        </w:rPr>
+        <w:t xml:space="preserve">spores using the </w:t>
+      </w:r>
+      <w:proofErr w:type="spellStart"/>
+      <w:r>
+        <w:rPr>
+          <w:lang w:val="en-GB"/>
+        </w:rPr>
+        <w:t>PowerFecal</w:t>
+      </w:r>
+      <w:proofErr w:type="spellEnd"/>
+      <w:r>
+        <w:rPr>
+          <w:lang w:val="en-GB"/>
+        </w:rPr>
+        <w:t xml:space="preserve"> protocol</w:t>
       </w:r>
       <w:bookmarkEnd w:id="7"/>
     </w:p>
@@ -2720,19 +3604,43 @@
           <w:lang w:val="en-GB"/>
         </w:rPr>
       </w:pPr>
+      <w:proofErr w:type="spellStart"/>
       <w:r>
         <w:rPr>
           <w:i/>
           <w:iCs/>
           <w:lang w:val="en-GB"/>
         </w:rPr>
-        <w:t>Clostridioides difficile</w:t>
-      </w:r>
-      <w:r>
-        <w:rPr>
-          <w:lang w:val="en-GB"/>
-        </w:rPr>
-        <w:t xml:space="preserve"> (strain VPI10463) was cultured from spore stock solution and plated confluently on three Columbia agar plates with 5% added horse blood (COH) plates (Biomérieux, France). After five days of anaerobic incubation at 37 °C, spores and cells were harvested and washed five times with </w:t>
+        <w:t>Clostridioides</w:t>
+      </w:r>
+      <w:proofErr w:type="spellEnd"/>
+      <w:r>
+        <w:rPr>
+          <w:i/>
+          <w:iCs/>
+          <w:lang w:val="en-GB"/>
+        </w:rPr>
+        <w:t xml:space="preserve"> difficile</w:t>
+      </w:r>
+      <w:r>
+        <w:rPr>
+          <w:lang w:val="en-GB"/>
+        </w:rPr>
+        <w:t xml:space="preserve"> (strain VPI10463) was cultured from spore stock solution and plated confluently on three Columbia agar plates with 5% added horse blood (COH) plates (</w:t>
+      </w:r>
+      <w:proofErr w:type="spellStart"/>
+      <w:r>
+        <w:rPr>
+          <w:lang w:val="en-GB"/>
+        </w:rPr>
+        <w:t>Biomérieux</w:t>
+      </w:r>
+      <w:proofErr w:type="spellEnd"/>
+      <w:r>
+        <w:rPr>
+          <w:lang w:val="en-GB"/>
+        </w:rPr>
+        <w:t xml:space="preserve">, France). After five days of anaerobic incubation at 37 °C, spores and cells were harvested and washed five times with </w:t>
       </w:r>
       <w:r>
         <w:rPr>
@@ -2804,7 +3712,21 @@
         <w:rPr>
           <w:lang w:val="en-GB"/>
         </w:rPr>
-        <w:t xml:space="preserve">homogenized and aliquoted (~100 mg) into PowerFecal bead-beating tubes. DNA was isolated from stool samples and from </w:t>
+        <w:t xml:space="preserve">homogenized and aliquoted (~100 mg) into </w:t>
+      </w:r>
+      <w:proofErr w:type="spellStart"/>
+      <w:r>
+        <w:rPr>
+          <w:lang w:val="en-GB"/>
+        </w:rPr>
+        <w:t>PowerFecal</w:t>
+      </w:r>
+      <w:proofErr w:type="spellEnd"/>
+      <w:r>
+        <w:rPr>
+          <w:lang w:val="en-GB"/>
+        </w:rPr>
+        <w:t xml:space="preserve"> bead-beating tubes. DNA was isolated from stool samples and from </w:t>
       </w:r>
       <w:r>
         <w:rPr>
@@ -2822,7 +3744,21 @@
         <w:rPr>
           <w:lang w:val="en-GB"/>
         </w:rPr>
-        <w:t xml:space="preserve"> with PowerFecal Kit (Qiagen, Germany)</w:t>
+        <w:t xml:space="preserve"> with </w:t>
+      </w:r>
+      <w:proofErr w:type="spellStart"/>
+      <w:r>
+        <w:rPr>
+          <w:lang w:val="en-GB"/>
+        </w:rPr>
+        <w:t>PowerFecal</w:t>
+      </w:r>
+      <w:proofErr w:type="spellEnd"/>
+      <w:r>
+        <w:rPr>
+          <w:lang w:val="en-GB"/>
+        </w:rPr>
+        <w:t xml:space="preserve"> Kit (Qiagen, Germany)</w:t>
       </w:r>
       <w:r>
         <w:rPr>
@@ -2887,7 +3823,35 @@
         <w:rPr>
           <w:lang w:val="en-GB"/>
         </w:rPr>
-        <w:t xml:space="preserve">Droplet digital PCR (ddPCR) was performed using EvaGreen technology (Bio-Rad QX200) for the quantification of </w:t>
+        <w:t>Droplet digital PCR (</w:t>
+      </w:r>
+      <w:proofErr w:type="spellStart"/>
+      <w:r>
+        <w:rPr>
+          <w:lang w:val="en-GB"/>
+        </w:rPr>
+        <w:t>ddPCR</w:t>
+      </w:r>
+      <w:proofErr w:type="spellEnd"/>
+      <w:r>
+        <w:rPr>
+          <w:lang w:val="en-GB"/>
+        </w:rPr>
+        <w:t xml:space="preserve">) was performed using </w:t>
+      </w:r>
+      <w:proofErr w:type="spellStart"/>
+      <w:r>
+        <w:rPr>
+          <w:lang w:val="en-GB"/>
+        </w:rPr>
+        <w:t>EvaGreen</w:t>
+      </w:r>
+      <w:proofErr w:type="spellEnd"/>
+      <w:r>
+        <w:rPr>
+          <w:lang w:val="en-GB"/>
+        </w:rPr>
+        <w:t xml:space="preserve"> technology (Bio-Rad QX200) for the quantification of </w:t>
       </w:r>
       <w:r>
         <w:rPr>
@@ -2921,7 +3885,21 @@
         <w:rPr>
           <w:lang w:val="en-GB"/>
         </w:rPr>
-        <w:t xml:space="preserve">-specific primers targeting the 16S rRNA gene F(5’ CCATCCTGTACTGGCTCACCT-3’) and R(5’- TTGAGCGATTTACTTCGGTAAAGA-3’) </w:t>
+        <w:t xml:space="preserve">-specific primers targeting the </w:t>
+      </w:r>
+      <w:proofErr w:type="spellStart"/>
+      <w:r>
+        <w:rPr>
+          <w:lang w:val="en-GB"/>
+        </w:rPr>
+        <w:t>16S</w:t>
+      </w:r>
+      <w:proofErr w:type="spellEnd"/>
+      <w:r>
+        <w:rPr>
+          <w:lang w:val="en-GB"/>
+        </w:rPr>
+        <w:t xml:space="preserve"> rRNA gene F(5’ CCATCCTGTACTGGCTCACCT-3’) and R(5’- TTGAGCGATTTACTTCGGTAAAGA-3’) </w:t>
       </w:r>
       <w:r>
         <w:rPr>
@@ -2964,7 +3942,49 @@
         <w:rPr>
           <w:lang w:val="en-GB"/>
         </w:rPr>
-        <w:t xml:space="preserve">. The reaction volume was 25 µl, consisting of 2.5 µl of diluted DNA, 12.5 µl of 2x EvaGreen Supermix (Bio-Rad), 0.5 µl of each 10 µM primer, and 9 µl of </w:t>
+        <w:t xml:space="preserve">. The reaction volume was 25 µl, consisting of 2.5 µl of diluted DNA, 12.5 µl of </w:t>
+      </w:r>
+      <w:proofErr w:type="spellStart"/>
+      <w:r>
+        <w:rPr>
+          <w:lang w:val="en-GB"/>
+        </w:rPr>
+        <w:t>2x</w:t>
+      </w:r>
+      <w:proofErr w:type="spellEnd"/>
+      <w:r>
+        <w:rPr>
+          <w:lang w:val="en-GB"/>
+        </w:rPr>
+        <w:t xml:space="preserve"> </w:t>
+      </w:r>
+      <w:proofErr w:type="spellStart"/>
+      <w:r>
+        <w:rPr>
+          <w:lang w:val="en-GB"/>
+        </w:rPr>
+        <w:t>EvaGreen</w:t>
+      </w:r>
+      <w:proofErr w:type="spellEnd"/>
+      <w:r>
+        <w:rPr>
+          <w:lang w:val="en-GB"/>
+        </w:rPr>
+        <w:t xml:space="preserve"> </w:t>
+      </w:r>
+      <w:proofErr w:type="spellStart"/>
+      <w:r>
+        <w:rPr>
+          <w:lang w:val="en-GB"/>
+        </w:rPr>
+        <w:t>Supermix</w:t>
+      </w:r>
+      <w:proofErr w:type="spellEnd"/>
+      <w:r>
+        <w:rPr>
+          <w:lang w:val="en-GB"/>
+        </w:rPr>
+        <w:t xml:space="preserve"> (Bio-Rad), 0.5 µl of each 10 µM primer, and 9 µl of </w:t>
       </w:r>
       <w:r>
         <w:rPr>
@@ -2996,7 +4016,21 @@
         <w:rPr>
           <w:lang w:val="en-GB"/>
         </w:rPr>
-        <w:t xml:space="preserve"> 16S rRNA were enzyme activation at 95 °C for 5 minutes, followed by 40 cycles of denaturation at 95 °C for 30 seconds, annealing and elongation at 60 °C for 60 seconds, and signal stabilization at 4 °C for 5 minutes and 90 °C for 5 min. </w:t>
+        <w:t xml:space="preserve"> </w:t>
+      </w:r>
+      <w:proofErr w:type="spellStart"/>
+      <w:r>
+        <w:rPr>
+          <w:lang w:val="en-GB"/>
+        </w:rPr>
+        <w:t>16S</w:t>
+      </w:r>
+      <w:proofErr w:type="spellEnd"/>
+      <w:r>
+        <w:rPr>
+          <w:lang w:val="en-GB"/>
+        </w:rPr>
+        <w:t xml:space="preserve"> rRNA were enzyme activation at 95 °C for 5 minutes, followed by 40 cycles of denaturation at 95 °C for 30 seconds, annealing and elongation at 60 °C for 60 seconds, and signal stabilization at 4 °C for 5 minutes and 90 °C for 5 min. </w:t>
       </w:r>
     </w:p>
     <w:p>
@@ -3009,7 +4043,35 @@
         <w:rPr>
           <w:lang w:val="en-GB"/>
         </w:rPr>
-        <w:t xml:space="preserve">Absolute quantification was performed using QuantaSoft software (v7.4.1, Bio-Rad), with a minimum threshold of 10,000 droplets per sample. We calculated the copy number of target amplicon in each sample with Equation 1: </w:t>
+        <w:t xml:space="preserve">Absolute quantification was performed using </w:t>
+      </w:r>
+      <w:proofErr w:type="spellStart"/>
+      <w:r>
+        <w:rPr>
+          <w:lang w:val="en-GB"/>
+        </w:rPr>
+        <w:t>QuantaSoft</w:t>
+      </w:r>
+      <w:proofErr w:type="spellEnd"/>
+      <w:r>
+        <w:rPr>
+          <w:lang w:val="en-GB"/>
+        </w:rPr>
+        <w:t xml:space="preserve"> software (</w:t>
+      </w:r>
+      <w:proofErr w:type="spellStart"/>
+      <w:r>
+        <w:rPr>
+          <w:lang w:val="en-GB"/>
+        </w:rPr>
+        <w:t>v7.4.1</w:t>
+      </w:r>
+      <w:proofErr w:type="spellEnd"/>
+      <w:r>
+        <w:rPr>
+          <w:lang w:val="en-GB"/>
+        </w:rPr>
+        <w:t xml:space="preserve">, Bio-Rad), with a minimum threshold of 10,000 droplets per sample. We calculated the copy number of target amplicon in each sample with Equation 1: </w:t>
       </w:r>
     </w:p>
     <w:p>
@@ -3304,7 +4366,21 @@
         <w:rPr>
           <w:lang w:val="en-GB"/>
         </w:rPr>
-        <w:t xml:space="preserve"> 16S rRNA gene in the sample. </w:t>
+        <w:t xml:space="preserve"> </w:t>
+      </w:r>
+      <w:proofErr w:type="spellStart"/>
+      <w:r>
+        <w:rPr>
+          <w:lang w:val="en-GB"/>
+        </w:rPr>
+        <w:t>16S</w:t>
+      </w:r>
+      <w:proofErr w:type="spellEnd"/>
+      <w:r>
+        <w:rPr>
+          <w:lang w:val="en-GB"/>
+        </w:rPr>
+        <w:t xml:space="preserve"> rRNA gene in the sample. </w:t>
       </w:r>
     </w:p>
     <w:p>
@@ -3329,7 +4405,21 @@
         <w:rPr>
           <w:lang w:val="en-GB"/>
         </w:rPr>
-        <w:t xml:space="preserve">Absolute quantification of the 16S rRNA gene in bulk microbiota and ethanol treated samples using droplet digital PCR </w:t>
+        <w:t xml:space="preserve">Absolute quantification of the </w:t>
+      </w:r>
+      <w:proofErr w:type="spellStart"/>
+      <w:r>
+        <w:rPr>
+          <w:lang w:val="en-GB"/>
+        </w:rPr>
+        <w:t>16S</w:t>
+      </w:r>
+      <w:proofErr w:type="spellEnd"/>
+      <w:r>
+        <w:rPr>
+          <w:lang w:val="en-GB"/>
+        </w:rPr>
+        <w:t xml:space="preserve"> rRNA gene in bulk microbiota and ethanol treated samples using droplet digital PCR </w:t>
       </w:r>
     </w:p>
     <w:p>
@@ -3348,7 +4438,21 @@
         <w:rPr>
           <w:lang w:val="en-GB"/>
         </w:rPr>
-        <w:t xml:space="preserve"> PCR was performed using EvaGreen technology (Bio-Rad QX200) for the quantification of total bacterial load</w:t>
+        <w:t xml:space="preserve"> PCR was performed using </w:t>
+      </w:r>
+      <w:proofErr w:type="spellStart"/>
+      <w:r>
+        <w:rPr>
+          <w:lang w:val="en-GB"/>
+        </w:rPr>
+        <w:t>EvaGreen</w:t>
+      </w:r>
+      <w:proofErr w:type="spellEnd"/>
+      <w:r>
+        <w:rPr>
+          <w:lang w:val="en-GB"/>
+        </w:rPr>
+        <w:t xml:space="preserve"> technology (Bio-Rad QX200) for the quantification of total bacterial load</w:t>
       </w:r>
       <w:r>
         <w:rPr>
@@ -3360,7 +4464,21 @@
         <w:rPr>
           <w:lang w:val="en-GB"/>
         </w:rPr>
-        <w:t>. ddPCR was conducted on all samples</w:t>
+        <w:t xml:space="preserve">. </w:t>
+      </w:r>
+      <w:proofErr w:type="spellStart"/>
+      <w:r>
+        <w:rPr>
+          <w:lang w:val="en-GB"/>
+        </w:rPr>
+        <w:t>ddPCR</w:t>
+      </w:r>
+      <w:proofErr w:type="spellEnd"/>
+      <w:r>
+        <w:rPr>
+          <w:lang w:val="en-GB"/>
+        </w:rPr>
+        <w:t xml:space="preserve"> was conducted on all samples</w:t>
       </w:r>
       <w:r>
         <w:rPr>
@@ -3372,7 +4490,49 @@
         <w:rPr>
           <w:lang w:val="en-GB"/>
         </w:rPr>
-        <w:t>, using universal primers targeting the V3-V4 regions of the 16S rRNA gene 341F (5'CCTACGGGNGGCWGCAG-3') and 806R (5'-GACTACHVGGGTATCTAATCC-3') (Klindworth et al., 2013</w:t>
+        <w:t xml:space="preserve">, using universal primers targeting the V3-V4 regions of the </w:t>
+      </w:r>
+      <w:proofErr w:type="spellStart"/>
+      <w:r>
+        <w:rPr>
+          <w:lang w:val="en-GB"/>
+        </w:rPr>
+        <w:t>16S</w:t>
+      </w:r>
+      <w:proofErr w:type="spellEnd"/>
+      <w:r>
+        <w:rPr>
+          <w:lang w:val="en-GB"/>
+        </w:rPr>
+        <w:t xml:space="preserve"> rRNA gene </w:t>
+      </w:r>
+      <w:proofErr w:type="spellStart"/>
+      <w:r>
+        <w:rPr>
+          <w:lang w:val="en-GB"/>
+        </w:rPr>
+        <w:t>341F</w:t>
+      </w:r>
+      <w:proofErr w:type="spellEnd"/>
+      <w:r>
+        <w:rPr>
+          <w:lang w:val="en-GB"/>
+        </w:rPr>
+        <w:t xml:space="preserve"> (5'CCTACGGGNGGCWGCAG-3') and </w:t>
+      </w:r>
+      <w:proofErr w:type="spellStart"/>
+      <w:r>
+        <w:rPr>
+          <w:lang w:val="en-GB"/>
+        </w:rPr>
+        <w:t>806R</w:t>
+      </w:r>
+      <w:proofErr w:type="spellEnd"/>
+      <w:r>
+        <w:rPr>
+          <w:lang w:val="en-GB"/>
+        </w:rPr>
+        <w:t xml:space="preserve"> (5'-GACTACHVGGGTATCTAATCC-3') (Klindworth et al., 2013</w:t>
       </w:r>
       <w:r>
         <w:rPr>
@@ -3384,7 +4544,49 @@
         <w:rPr>
           <w:lang w:val="en-GB"/>
         </w:rPr>
-        <w:t xml:space="preserve"> The reaction volume was 25 µl, consisting of 2.5 µl of diluted DNA, 12.5 µl of 2x EvaGreen Supermix (Bio-Rad), 0.5 µl of each 10 µM primer (specific or universal), and 9 µl of </w:t>
+        <w:t xml:space="preserve"> The reaction volume was 25 µl, consisting of 2.5 µl of diluted DNA, 12.5 µl of </w:t>
+      </w:r>
+      <w:proofErr w:type="spellStart"/>
+      <w:r>
+        <w:rPr>
+          <w:lang w:val="en-GB"/>
+        </w:rPr>
+        <w:t>2x</w:t>
+      </w:r>
+      <w:proofErr w:type="spellEnd"/>
+      <w:r>
+        <w:rPr>
+          <w:lang w:val="en-GB"/>
+        </w:rPr>
+        <w:t xml:space="preserve"> </w:t>
+      </w:r>
+      <w:proofErr w:type="spellStart"/>
+      <w:r>
+        <w:rPr>
+          <w:lang w:val="en-GB"/>
+        </w:rPr>
+        <w:t>EvaGreen</w:t>
+      </w:r>
+      <w:proofErr w:type="spellEnd"/>
+      <w:r>
+        <w:rPr>
+          <w:lang w:val="en-GB"/>
+        </w:rPr>
+        <w:t xml:space="preserve"> </w:t>
+      </w:r>
+      <w:proofErr w:type="spellStart"/>
+      <w:r>
+        <w:rPr>
+          <w:lang w:val="en-GB"/>
+        </w:rPr>
+        <w:t>Supermix</w:t>
+      </w:r>
+      <w:proofErr w:type="spellEnd"/>
+      <w:r>
+        <w:rPr>
+          <w:lang w:val="en-GB"/>
+        </w:rPr>
+        <w:t xml:space="preserve"> (Bio-Rad), 0.5 µl of each 10 µM primer (specific or universal), and 9 µl of </w:t>
       </w:r>
       <w:r>
         <w:rPr>
@@ -3426,7 +4628,35 @@
         <w:rPr>
           <w:lang w:val="en-GB"/>
         </w:rPr>
-        <w:t xml:space="preserve">Absolute quantification was performed using QuantaSoft software (v7.4.1, Bio-Rad), with a minimum threshold of 10,000 droplets per sample. We calculated the copy number of </w:t>
+        <w:t xml:space="preserve">Absolute quantification was performed using </w:t>
+      </w:r>
+      <w:proofErr w:type="spellStart"/>
+      <w:r>
+        <w:rPr>
+          <w:lang w:val="en-GB"/>
+        </w:rPr>
+        <w:t>QuantaSoft</w:t>
+      </w:r>
+      <w:proofErr w:type="spellEnd"/>
+      <w:r>
+        <w:rPr>
+          <w:lang w:val="en-GB"/>
+        </w:rPr>
+        <w:t xml:space="preserve"> software (</w:t>
+      </w:r>
+      <w:proofErr w:type="spellStart"/>
+      <w:r>
+        <w:rPr>
+          <w:lang w:val="en-GB"/>
+        </w:rPr>
+        <w:t>v7.4.1</w:t>
+      </w:r>
+      <w:proofErr w:type="spellEnd"/>
+      <w:r>
+        <w:rPr>
+          <w:lang w:val="en-GB"/>
+        </w:rPr>
+        <w:t xml:space="preserve">, Bio-Rad), with a minimum threshold of 10,000 droplets per sample. We calculated the copy number of </w:t>
       </w:r>
       <w:r>
         <w:rPr>
@@ -3462,7 +4692,21 @@
         <w:rPr>
           <w:lang w:val="en-GB"/>
         </w:rPr>
-        <w:t>Copy number of the 16S rRNA gene was multiplied by relative abundance of each OT</w:t>
+        <w:t xml:space="preserve">Copy number of the </w:t>
+      </w:r>
+      <w:proofErr w:type="spellStart"/>
+      <w:r>
+        <w:rPr>
+          <w:lang w:val="en-GB"/>
+        </w:rPr>
+        <w:t>16S</w:t>
+      </w:r>
+      <w:proofErr w:type="spellEnd"/>
+      <w:r>
+        <w:rPr>
+          <w:lang w:val="en-GB"/>
+        </w:rPr>
+        <w:t xml:space="preserve"> rRNA gene was multiplied by relative abundance of each OT</w:t>
       </w:r>
       <w:r>
         <w:rPr>
@@ -3538,7 +4782,21 @@
         <w:rPr>
           <w:lang w:val="en-GB"/>
         </w:rPr>
-        <w:t xml:space="preserve"> sequencing of the 16S rRNA gene</w:t>
+        <w:t xml:space="preserve"> sequencing of the </w:t>
+      </w:r>
+      <w:proofErr w:type="spellStart"/>
+      <w:r>
+        <w:rPr>
+          <w:lang w:val="en-GB"/>
+        </w:rPr>
+        <w:t>16S</w:t>
+      </w:r>
+      <w:proofErr w:type="spellEnd"/>
+      <w:r>
+        <w:rPr>
+          <w:lang w:val="en-GB"/>
+        </w:rPr>
+        <w:t xml:space="preserve"> rRNA gene</w:t>
       </w:r>
       <w:bookmarkEnd w:id="8"/>
     </w:p>
@@ -3552,7 +4810,105 @@
         <w:rPr>
           <w:lang w:val="en-GB"/>
         </w:rPr>
-        <w:t>Bacterial community structure was determined by sequencing the V3-V4 region of the 16S rRNA gene using 341F and 806R (Klindworth et al., 2013). Library preparation followed 16S Metagenomic Sequencing Library Preparation protocol (Illumina, USA) with Q5® High-Fidelity DNA Polymerase (New England Biolabs, USA) or KAPA HiFi HotStart ReadyMix (Kapa Biosystems, Massachusetts, USA), where specified</w:t>
+        <w:t xml:space="preserve">Bacterial community structure was determined by sequencing the V3-V4 region of the </w:t>
+      </w:r>
+      <w:proofErr w:type="spellStart"/>
+      <w:r>
+        <w:rPr>
+          <w:lang w:val="en-GB"/>
+        </w:rPr>
+        <w:t>16S</w:t>
+      </w:r>
+      <w:proofErr w:type="spellEnd"/>
+      <w:r>
+        <w:rPr>
+          <w:lang w:val="en-GB"/>
+        </w:rPr>
+        <w:t xml:space="preserve"> rRNA gene using </w:t>
+      </w:r>
+      <w:proofErr w:type="spellStart"/>
+      <w:r>
+        <w:rPr>
+          <w:lang w:val="en-GB"/>
+        </w:rPr>
+        <w:t>341F</w:t>
+      </w:r>
+      <w:proofErr w:type="spellEnd"/>
+      <w:r>
+        <w:rPr>
+          <w:lang w:val="en-GB"/>
+        </w:rPr>
+        <w:t xml:space="preserve"> and </w:t>
+      </w:r>
+      <w:proofErr w:type="spellStart"/>
+      <w:r>
+        <w:rPr>
+          <w:lang w:val="en-GB"/>
+        </w:rPr>
+        <w:t>806R</w:t>
+      </w:r>
+      <w:proofErr w:type="spellEnd"/>
+      <w:r>
+        <w:rPr>
+          <w:lang w:val="en-GB"/>
+        </w:rPr>
+        <w:t xml:space="preserve"> (Klindworth et al., 2013). Library preparation followed </w:t>
+      </w:r>
+      <w:proofErr w:type="spellStart"/>
+      <w:r>
+        <w:rPr>
+          <w:lang w:val="en-GB"/>
+        </w:rPr>
+        <w:t>16S</w:t>
+      </w:r>
+      <w:proofErr w:type="spellEnd"/>
+      <w:r>
+        <w:rPr>
+          <w:lang w:val="en-GB"/>
+        </w:rPr>
+        <w:t xml:space="preserve"> Metagenomic Sequencing Library Preparation protocol (Illumina, USA) with </w:t>
+      </w:r>
+      <w:proofErr w:type="spellStart"/>
+      <w:r>
+        <w:rPr>
+          <w:lang w:val="en-GB"/>
+        </w:rPr>
+        <w:t>Q5</w:t>
+      </w:r>
+      <w:proofErr w:type="spellEnd"/>
+      <w:r>
+        <w:rPr>
+          <w:lang w:val="en-GB"/>
+        </w:rPr>
+        <w:t xml:space="preserve">® High-Fidelity DNA Polymerase (New England Biolabs, USA) or KAPA HiFi </w:t>
+      </w:r>
+      <w:proofErr w:type="spellStart"/>
+      <w:r>
+        <w:rPr>
+          <w:lang w:val="en-GB"/>
+        </w:rPr>
+        <w:t>HotStart</w:t>
+      </w:r>
+      <w:proofErr w:type="spellEnd"/>
+      <w:r>
+        <w:rPr>
+          <w:lang w:val="en-GB"/>
+        </w:rPr>
+        <w:t xml:space="preserve"> </w:t>
+      </w:r>
+      <w:proofErr w:type="spellStart"/>
+      <w:r>
+        <w:rPr>
+          <w:lang w:val="en-GB"/>
+        </w:rPr>
+        <w:t>ReadyMix</w:t>
+      </w:r>
+      <w:proofErr w:type="spellEnd"/>
+      <w:r>
+        <w:rPr>
+          <w:lang w:val="en-GB"/>
+        </w:rPr>
+        <w:t xml:space="preserve"> (Kapa Biosystems, Massachusetts, USA), where specified</w:t>
       </w:r>
       <w:r>
         <w:rPr>
@@ -3564,7 +4920,91 @@
         <w:rPr>
           <w:lang w:val="en-GB"/>
         </w:rPr>
-        <w:t>. Sequencing was performed on the Illumina’s NextSeq platform (2x300 cycles) or where otherwise specified on the Illumina MiSeq platform with MiSeq Reagent kit V3 (2x300 cycle)</w:t>
+        <w:t xml:space="preserve">. Sequencing was performed on the Illumina’s </w:t>
+      </w:r>
+      <w:proofErr w:type="spellStart"/>
+      <w:r>
+        <w:rPr>
+          <w:lang w:val="en-GB"/>
+        </w:rPr>
+        <w:t>NextSeq</w:t>
+      </w:r>
+      <w:proofErr w:type="spellEnd"/>
+      <w:r>
+        <w:rPr>
+          <w:lang w:val="en-GB"/>
+        </w:rPr>
+        <w:t xml:space="preserve"> platform (</w:t>
+      </w:r>
+      <w:proofErr w:type="spellStart"/>
+      <w:r>
+        <w:rPr>
+          <w:lang w:val="en-GB"/>
+        </w:rPr>
+        <w:t>2x300</w:t>
+      </w:r>
+      <w:proofErr w:type="spellEnd"/>
+      <w:r>
+        <w:rPr>
+          <w:lang w:val="en-GB"/>
+        </w:rPr>
+        <w:t xml:space="preserve"> cycles) or where otherwise specified on the Illumina </w:t>
+      </w:r>
+      <w:proofErr w:type="spellStart"/>
+      <w:r>
+        <w:rPr>
+          <w:lang w:val="en-GB"/>
+        </w:rPr>
+        <w:t>MiSeq</w:t>
+      </w:r>
+      <w:proofErr w:type="spellEnd"/>
+      <w:r>
+        <w:rPr>
+          <w:lang w:val="en-GB"/>
+        </w:rPr>
+        <w:t xml:space="preserve"> platform with </w:t>
+      </w:r>
+      <w:proofErr w:type="spellStart"/>
+      <w:r>
+        <w:rPr>
+          <w:lang w:val="en-GB"/>
+        </w:rPr>
+        <w:t>MiSeq</w:t>
+      </w:r>
+      <w:proofErr w:type="spellEnd"/>
+      <w:r>
+        <w:rPr>
+          <w:lang w:val="en-GB"/>
+        </w:rPr>
+        <w:t xml:space="preserve"> Reagent kit </w:t>
+      </w:r>
+      <w:proofErr w:type="spellStart"/>
+      <w:r>
+        <w:rPr>
+          <w:lang w:val="en-GB"/>
+        </w:rPr>
+        <w:t>V3</w:t>
+      </w:r>
+      <w:proofErr w:type="spellEnd"/>
+      <w:r>
+        <w:rPr>
+          <w:lang w:val="en-GB"/>
+        </w:rPr>
+        <w:t xml:space="preserve"> (</w:t>
+      </w:r>
+      <w:proofErr w:type="spellStart"/>
+      <w:r>
+        <w:rPr>
+          <w:lang w:val="en-GB"/>
+        </w:rPr>
+        <w:t>2x300</w:t>
+      </w:r>
+      <w:proofErr w:type="spellEnd"/>
+      <w:r>
+        <w:rPr>
+          <w:lang w:val="en-GB"/>
+        </w:rPr>
+        <w:t xml:space="preserve"> cycle)</w:t>
       </w:r>
       <w:r>
         <w:rPr>
@@ -3629,7 +5069,21 @@
         <w:rPr>
           <w:lang w:val="en-GB"/>
         </w:rPr>
-        <w:t xml:space="preserve"> BGI DNBSEQ sequencing platform (at BGI, Hong Kong). Initial steps involved enzymatic tagmentation to fragment DNA (for microbiota samples, while for sporobiota the </w:t>
+        <w:t xml:space="preserve"> BGI DNBSEQ sequencing platform (at BGI, Hong Kong). Initial steps involved enzymatic </w:t>
+      </w:r>
+      <w:proofErr w:type="spellStart"/>
+      <w:r>
+        <w:rPr>
+          <w:lang w:val="en-GB"/>
+        </w:rPr>
+        <w:t>tagmentation</w:t>
+      </w:r>
+      <w:proofErr w:type="spellEnd"/>
+      <w:r>
+        <w:rPr>
+          <w:lang w:val="en-GB"/>
+        </w:rPr>
+        <w:t xml:space="preserve"> to fragment DNA (for microbiota samples, while for sporobiota the </w:t>
       </w:r>
       <w:r>
         <w:rPr>
@@ -3641,7 +5095,63 @@
         <w:rPr>
           <w:lang w:val="en-GB"/>
         </w:rPr>
-        <w:t xml:space="preserve"> was not necessary as the DNA was already fragmented), followed by selection of fragments sized between 200 and 400 base pairs using MGIEasy DNA Clean Beads (MGI). Subsequently, 3’ ends underwent repair through adenylation, with adapters ligated to the DNA fragments. Amplification of DNA fragments occurred via PCR, followed by purification using MGIEasy DNA Clean Beads (MGI). Cleaned PCR products were denatured, then circularized using a splint oligo sequence. The resulting single-strand circular DNA (ssCir DNA) was formatted as the final library. Any non-circularized DNA was digested, and library concentration was assessed, with libraries above 1 ng/µl selected for sequencing. Each library was further amplified using Phi29 DNA polymerase to generate DNA nanoballs (DNBs), each containing over 300 copies of a single molecular entity. These DNBs were loaded onto a patterned nanoarray, and paired end reads of 150 bases were generated. </w:t>
+        <w:t xml:space="preserve"> was not necessary as the DNA was already fragmented), followed by selection of fragments sized between 200 and 400 base pairs using </w:t>
+      </w:r>
+      <w:proofErr w:type="spellStart"/>
+      <w:r>
+        <w:rPr>
+          <w:lang w:val="en-GB"/>
+        </w:rPr>
+        <w:t>MGIEasy</w:t>
+      </w:r>
+      <w:proofErr w:type="spellEnd"/>
+      <w:r>
+        <w:rPr>
+          <w:lang w:val="en-GB"/>
+        </w:rPr>
+        <w:t xml:space="preserve"> DNA Clean Beads (MGI). Subsequently, 3’ ends underwent repair through adenylation, with adapters ligated to the DNA fragments. Amplification of DNA fragments occurred via PCR, followed by purification using </w:t>
+      </w:r>
+      <w:proofErr w:type="spellStart"/>
+      <w:r>
+        <w:rPr>
+          <w:lang w:val="en-GB"/>
+        </w:rPr>
+        <w:t>MGIEasy</w:t>
+      </w:r>
+      <w:proofErr w:type="spellEnd"/>
+      <w:r>
+        <w:rPr>
+          <w:lang w:val="en-GB"/>
+        </w:rPr>
+        <w:t xml:space="preserve"> DNA Clean Beads (MGI). Cleaned PCR products were denatured, then circularized using a splint oligo sequence. The resulting single-strand circular DNA (</w:t>
+      </w:r>
+      <w:proofErr w:type="spellStart"/>
+      <w:r>
+        <w:rPr>
+          <w:lang w:val="en-GB"/>
+        </w:rPr>
+        <w:t>ssCir</w:t>
+      </w:r>
+      <w:proofErr w:type="spellEnd"/>
+      <w:r>
+        <w:rPr>
+          <w:lang w:val="en-GB"/>
+        </w:rPr>
+        <w:t xml:space="preserve"> DNA) was formatted as the final library. Any non-circularized DNA was digested, and library concentration was assessed, with libraries above 1 ng/µl selected for sequencing. Each library was further amplified using </w:t>
+      </w:r>
+      <w:proofErr w:type="spellStart"/>
+      <w:r>
+        <w:rPr>
+          <w:lang w:val="en-GB"/>
+        </w:rPr>
+        <w:t>Phi29</w:t>
+      </w:r>
+      <w:proofErr w:type="spellEnd"/>
+      <w:r>
+        <w:rPr>
+          <w:lang w:val="en-GB"/>
+        </w:rPr>
+        <w:t xml:space="preserve"> DNA polymerase to generate DNA nanoballs (DNBs), each containing over 300 copies of a single molecular entity. These DNBs were loaded onto a patterned nanoarray, and paired end reads of 150 bases were generated. </w:t>
       </w:r>
     </w:p>
     <w:p>
@@ -3654,7 +5164,35 @@
         <w:rPr>
           <w:lang w:val="en-GB"/>
         </w:rPr>
-        <w:t>Raw metagenomic reads were filtered and trimmed with program SOAPnuke (Y. Chen et al., 2018). First reads containing 10% of uncertain bases (N bases), adapter sequences or low-quality bases (Q &lt; 20) were removed, next we removed all reads that were more than 90% like host (in the reference genome GRCh38.p14) were removed</w:t>
+        <w:t xml:space="preserve">Raw metagenomic reads were filtered and trimmed with program </w:t>
+      </w:r>
+      <w:proofErr w:type="spellStart"/>
+      <w:r>
+        <w:rPr>
+          <w:lang w:val="en-GB"/>
+        </w:rPr>
+        <w:t>SOAPnuke</w:t>
+      </w:r>
+      <w:proofErr w:type="spellEnd"/>
+      <w:r>
+        <w:rPr>
+          <w:lang w:val="en-GB"/>
+        </w:rPr>
+        <w:t xml:space="preserve"> (Y. Chen et al., 2018). First reads containing 10% of uncertain bases (N bases), adapter sequences or low-quality bases (Q &lt; 20) were removed, next we removed all reads that were more than 90% like host (in the reference genome </w:t>
+      </w:r>
+      <w:proofErr w:type="spellStart"/>
+      <w:r>
+        <w:rPr>
+          <w:lang w:val="en-GB"/>
+        </w:rPr>
+        <w:t>GRCh38.p14</w:t>
+      </w:r>
+      <w:proofErr w:type="spellEnd"/>
+      <w:r>
+        <w:rPr>
+          <w:lang w:val="en-GB"/>
+        </w:rPr>
+        <w:t>) were removed</w:t>
       </w:r>
       <w:r>
         <w:rPr>
@@ -3740,14 +5278,36 @@
         <w:rPr>
           <w:lang w:val="en-GB"/>
         </w:rPr>
-        <w:t xml:space="preserve">libraries were prepared using the NEBNext Ultra II FS DNA Library Prep Kit for Illumina (New England Biolabs, UK) and subjected to 2 x 150 bp paired-end sequencing on the </w:t>
-      </w:r>
+        <w:t xml:space="preserve">libraries were prepared using the </w:t>
+      </w:r>
+      <w:proofErr w:type="spellStart"/>
+      <w:r>
+        <w:rPr>
+          <w:lang w:val="en-GB"/>
+        </w:rPr>
+        <w:t>NEBNext</w:t>
+      </w:r>
+      <w:proofErr w:type="spellEnd"/>
+      <w:r>
+        <w:rPr>
+          <w:lang w:val="en-GB"/>
+        </w:rPr>
+        <w:t xml:space="preserve"> Ultra II FS DNA Library Prep Kit for Illumina (New England Biolabs, UK) and subjected to 2 x 150 bp paired-end sequencing on the </w:t>
+      </w:r>
+      <w:proofErr w:type="spellStart"/>
       <w:r>
         <w:rPr>
           <w:lang w:val="en-GB"/>
         </w:rPr>
         <w:lastRenderedPageBreak/>
-        <w:t>NextSeq2000 platform (Illumina, USA). Selected isolates</w:t>
+        <w:t>NextSeq2000</w:t>
+      </w:r>
+      <w:proofErr w:type="spellEnd"/>
+      <w:r>
+        <w:rPr>
+          <w:lang w:val="en-GB"/>
+        </w:rPr>
+        <w:t xml:space="preserve"> platform (Illumina, USA). Selected isolates</w:t>
       </w:r>
       <w:r>
         <w:rPr>
@@ -3761,12 +5321,14 @@
         </w:rPr>
         <w:t xml:space="preserve"> with the highest number of reads and best assembly were also sequenced on the </w:t>
       </w:r>
+      <w:proofErr w:type="spellStart"/>
       <w:r>
         <w:rPr>
           <w:lang w:val="en-GB"/>
         </w:rPr>
         <w:t>MinION</w:t>
       </w:r>
+      <w:proofErr w:type="spellEnd"/>
       <w:r>
         <w:rPr>
           <w:lang w:val="en-GB"/>
@@ -3777,7 +5339,21 @@
         <w:rPr>
           <w:lang w:val="en-GB"/>
         </w:rPr>
-        <w:t xml:space="preserve"> and sequenced on R9.4 flow-cells, one genome per flow-cell. </w:t>
+        <w:t xml:space="preserve"> and sequenced on </w:t>
+      </w:r>
+      <w:proofErr w:type="spellStart"/>
+      <w:r>
+        <w:rPr>
+          <w:lang w:val="en-GB"/>
+        </w:rPr>
+        <w:t>R9.4</w:t>
+      </w:r>
+      <w:proofErr w:type="spellEnd"/>
+      <w:r>
+        <w:rPr>
+          <w:lang w:val="en-GB"/>
+        </w:rPr>
+        <w:t xml:space="preserve"> flow-cells, one genome per flow-cell. </w:t>
       </w:r>
     </w:p>
     <w:p>
@@ -3894,7 +5470,63 @@
         <w:rPr>
           <w:lang w:val="en-GB"/>
         </w:rPr>
-        <w:t>Sequenced reads were processed and binned in mothur (v.1.48.0) (Schloss et al., 2009), according to the MiSeq standard operating procedure for Illumina paired-end reads. Reads were processed using the following criteria: reads were not allowed any ambiguous bases and the maximum homopolymer length was set to 8 base pairs (bp); reads were aligned against the Silva reference alignment (Release 128); chimeras were identified using the UCHIME algorithm; the classification of reads was performed using the RDP training set (v.9) with 0.80 bootstrap threshold value; sequences were clustered into operational taxonomic units (OTUs) at the 97% similarity cut-off. After quality filtering, depending on the depth of coverage OTUs with less than x-% of total number of reads were removed (</w:t>
+        <w:t xml:space="preserve">Sequenced reads were processed and binned in </w:t>
+      </w:r>
+      <w:proofErr w:type="spellStart"/>
+      <w:r>
+        <w:rPr>
+          <w:lang w:val="en-GB"/>
+        </w:rPr>
+        <w:t>mothur</w:t>
+      </w:r>
+      <w:proofErr w:type="spellEnd"/>
+      <w:r>
+        <w:rPr>
+          <w:lang w:val="en-GB"/>
+        </w:rPr>
+        <w:t xml:space="preserve"> (</w:t>
+      </w:r>
+      <w:proofErr w:type="spellStart"/>
+      <w:r>
+        <w:rPr>
+          <w:lang w:val="en-GB"/>
+        </w:rPr>
+        <w:t>v.1.48.0</w:t>
+      </w:r>
+      <w:proofErr w:type="spellEnd"/>
+      <w:r>
+        <w:rPr>
+          <w:lang w:val="en-GB"/>
+        </w:rPr>
+        <w:t xml:space="preserve">) (Schloss et al., 2009), according to the </w:t>
+      </w:r>
+      <w:proofErr w:type="spellStart"/>
+      <w:r>
+        <w:rPr>
+          <w:lang w:val="en-GB"/>
+        </w:rPr>
+        <w:t>MiSeq</w:t>
+      </w:r>
+      <w:proofErr w:type="spellEnd"/>
+      <w:r>
+        <w:rPr>
+          <w:lang w:val="en-GB"/>
+        </w:rPr>
+        <w:t xml:space="preserve"> standard operating procedure for Illumina paired-end reads. Reads were processed using the following criteria: reads were not allowed any ambiguous bases and the maximum homopolymer length was set to 8 base pairs (bp); reads were aligned against the Silva reference alignment (Release 128); chimeras were identified using the UCHIME algorithm; the classification of reads was performed using the RDP training set (</w:t>
+      </w:r>
+      <w:proofErr w:type="spellStart"/>
+      <w:r>
+        <w:rPr>
+          <w:lang w:val="en-GB"/>
+        </w:rPr>
+        <w:t>v.9</w:t>
+      </w:r>
+      <w:proofErr w:type="spellEnd"/>
+      <w:r>
+        <w:rPr>
+          <w:lang w:val="en-GB"/>
+        </w:rPr>
+        <w:t>) with 0.80 bootstrap threshold value; sequences were clustered into operational taxonomic units (OTUs) at the 97% similarity cut-off. After quality filtering, depending on the depth of coverage OTUs with less than x-% of total number of reads were removed (</w:t>
       </w:r>
       <w:r>
         <w:rPr>
@@ -3918,14 +5550,36 @@
         <w:rPr>
           <w:lang w:val="en-GB"/>
         </w:rPr>
-        <w:t xml:space="preserve">), with rrarefy (R ‘vegan’ package). Samples with less reads than the minimum chosen were removed from the analysis (Table 2). </w:t>
-      </w:r>
-      <w:r>
-        <w:rPr>
-          <w:lang w:val="en-GB"/>
-        </w:rPr>
-        <w:t>The following analysis and graphical representation were done in R (version 4.1.1), using packages: ‘tidyr</w:t>
-      </w:r>
+        <w:t xml:space="preserve">), with </w:t>
+      </w:r>
+      <w:proofErr w:type="spellStart"/>
+      <w:r>
+        <w:rPr>
+          <w:lang w:val="en-GB"/>
+        </w:rPr>
+        <w:t>rrarefy</w:t>
+      </w:r>
+      <w:proofErr w:type="spellEnd"/>
+      <w:r>
+        <w:rPr>
+          <w:lang w:val="en-GB"/>
+        </w:rPr>
+        <w:t xml:space="preserve"> (R ‘vegan’ package). Samples with less reads than the minimum chosen were removed from the analysis (Table 2). </w:t>
+      </w:r>
+      <w:r>
+        <w:rPr>
+          <w:lang w:val="en-GB"/>
+        </w:rPr>
+        <w:t>The following analysis and graphical representation were done in R (version 4.1.1), using packages: ‘</w:t>
+      </w:r>
+      <w:proofErr w:type="spellStart"/>
+      <w:r>
+        <w:rPr>
+          <w:lang w:val="en-GB"/>
+        </w:rPr>
+        <w:t>tidyr</w:t>
+      </w:r>
+      <w:proofErr w:type="spellEnd"/>
       <w:r>
         <w:rPr>
           <w:lang w:val="en-GB"/>
@@ -3936,7 +5590,105 @@
         <w:rPr>
           <w:lang w:val="en-GB"/>
         </w:rPr>
-        <w:t>, ‘readr’, ‘strigr’, ‘tibble’, ‘dyplr’, ‘ggpubr’, ‘ggplot2’, ‘stringr’, ‘vegan</w:t>
+        <w:t>, ‘</w:t>
+      </w:r>
+      <w:proofErr w:type="spellStart"/>
+      <w:r>
+        <w:rPr>
+          <w:lang w:val="en-GB"/>
+        </w:rPr>
+        <w:t>readr</w:t>
+      </w:r>
+      <w:proofErr w:type="spellEnd"/>
+      <w:r>
+        <w:rPr>
+          <w:lang w:val="en-GB"/>
+        </w:rPr>
+        <w:t>’, ‘</w:t>
+      </w:r>
+      <w:proofErr w:type="spellStart"/>
+      <w:r>
+        <w:rPr>
+          <w:lang w:val="en-GB"/>
+        </w:rPr>
+        <w:t>strigr</w:t>
+      </w:r>
+      <w:proofErr w:type="spellEnd"/>
+      <w:r>
+        <w:rPr>
+          <w:lang w:val="en-GB"/>
+        </w:rPr>
+        <w:t>’, ‘</w:t>
+      </w:r>
+      <w:proofErr w:type="spellStart"/>
+      <w:r>
+        <w:rPr>
+          <w:lang w:val="en-GB"/>
+        </w:rPr>
+        <w:t>tibble</w:t>
+      </w:r>
+      <w:proofErr w:type="spellEnd"/>
+      <w:r>
+        <w:rPr>
+          <w:lang w:val="en-GB"/>
+        </w:rPr>
+        <w:t>’, ‘</w:t>
+      </w:r>
+      <w:proofErr w:type="spellStart"/>
+      <w:r>
+        <w:rPr>
+          <w:lang w:val="en-GB"/>
+        </w:rPr>
+        <w:t>dyplr</w:t>
+      </w:r>
+      <w:proofErr w:type="spellEnd"/>
+      <w:r>
+        <w:rPr>
+          <w:lang w:val="en-GB"/>
+        </w:rPr>
+        <w:t>’, ‘</w:t>
+      </w:r>
+      <w:proofErr w:type="spellStart"/>
+      <w:r>
+        <w:rPr>
+          <w:lang w:val="en-GB"/>
+        </w:rPr>
+        <w:t>ggpubr</w:t>
+      </w:r>
+      <w:proofErr w:type="spellEnd"/>
+      <w:r>
+        <w:rPr>
+          <w:lang w:val="en-GB"/>
+        </w:rPr>
+        <w:t>’, ‘</w:t>
+      </w:r>
+      <w:proofErr w:type="spellStart"/>
+      <w:r>
+        <w:rPr>
+          <w:lang w:val="en-GB"/>
+        </w:rPr>
+        <w:t>ggplot2</w:t>
+      </w:r>
+      <w:proofErr w:type="spellEnd"/>
+      <w:r>
+        <w:rPr>
+          <w:lang w:val="en-GB"/>
+        </w:rPr>
+        <w:t>’, ‘</w:t>
+      </w:r>
+      <w:proofErr w:type="spellStart"/>
+      <w:r>
+        <w:rPr>
+          <w:lang w:val="en-GB"/>
+        </w:rPr>
+        <w:t>stringr</w:t>
+      </w:r>
+      <w:proofErr w:type="spellEnd"/>
+      <w:r>
+        <w:rPr>
+          <w:lang w:val="en-GB"/>
+        </w:rPr>
+        <w:t>’, ‘vegan</w:t>
       </w:r>
       <w:r>
         <w:rPr>
@@ -4382,6 +6134,108 @@
     </w:p>
     <w:p>
       <w:pPr>
+        <w:rPr>
+          <w:rFonts w:cs="Times New Roman"/>
+          <w:lang w:val="en-GB"/>
+        </w:rPr>
+      </w:pPr>
+    </w:p>
+    <w:p>
+      <w:pPr>
+        <w:rPr>
+          <w:rFonts w:cs="Times New Roman"/>
+          <w:lang w:val="en-GB"/>
+        </w:rPr>
+      </w:pPr>
+      <w:r>
+        <w:rPr>
+          <w:rFonts w:cs="Times New Roman"/>
+          <w:lang w:val="en-GB"/>
+        </w:rPr>
+        <w:t xml:space="preserve">As our sequences were obtained from samples with 2 different isolation protocols (microbiota with </w:t>
+      </w:r>
+      <w:proofErr w:type="spellStart"/>
+      <w:r>
+        <w:rPr>
+          <w:rFonts w:cs="Times New Roman"/>
+          <w:lang w:val="en-GB"/>
+        </w:rPr>
+        <w:t>PowerFecal</w:t>
+      </w:r>
+      <w:proofErr w:type="spellEnd"/>
+      <w:r>
+        <w:rPr>
+          <w:rFonts w:cs="Times New Roman"/>
+          <w:lang w:val="en-GB"/>
+        </w:rPr>
+        <w:t xml:space="preserve"> Pro and ethanol resistant fraction with a more manual isolation protocol </w:t>
+      </w:r>
+      <w:proofErr w:type="spellStart"/>
+      <w:r>
+        <w:rPr>
+          <w:rFonts w:cs="Times New Roman"/>
+          <w:lang w:val="en-GB"/>
+        </w:rPr>
+        <w:t>MasterPure</w:t>
+      </w:r>
+      <w:proofErr w:type="spellEnd"/>
+      <w:r>
+        <w:rPr>
+          <w:rFonts w:cs="Times New Roman"/>
+          <w:lang w:val="en-GB"/>
+        </w:rPr>
+        <w:t xml:space="preserve">) we </w:t>
+      </w:r>
+      <w:proofErr w:type="spellStart"/>
+      <w:r>
+        <w:rPr>
+          <w:rFonts w:cs="Times New Roman"/>
+          <w:lang w:val="en-GB"/>
+        </w:rPr>
+        <w:t>can not</w:t>
+      </w:r>
+      <w:proofErr w:type="spellEnd"/>
+      <w:r>
+        <w:rPr>
+          <w:rFonts w:cs="Times New Roman"/>
+          <w:lang w:val="en-GB"/>
+        </w:rPr>
+        <w:t xml:space="preserve"> compare the two in the same space. </w:t>
+      </w:r>
+      <w:r>
+        <w:rPr>
+          <w:rFonts w:cs="Times New Roman"/>
+          <w:lang w:val="en-GB"/>
+        </w:rPr>
+        <w:t xml:space="preserve">Thus determination of </w:t>
+      </w:r>
+      <w:proofErr w:type="spellStart"/>
+      <w:r>
+        <w:rPr>
+          <w:rFonts w:cs="Times New Roman"/>
+          <w:lang w:val="en-GB"/>
+        </w:rPr>
+        <w:t>ethanl</w:t>
+      </w:r>
+      <w:proofErr w:type="spellEnd"/>
+      <w:r>
+        <w:rPr>
+          <w:rFonts w:cs="Times New Roman"/>
+          <w:lang w:val="en-GB"/>
+        </w:rPr>
+        <w:t xml:space="preserve">-resistant and ethanol non-resistant is necessary. </w:t>
+      </w:r>
+    </w:p>
+    <w:p>
+      <w:pPr>
+        <w:pStyle w:val="Naslov2"/>
+        <w:rPr>
+          <w:lang w:val="en-GB"/>
+        </w:rPr>
+      </w:pPr>
+    </w:p>
+    <w:p>
+      <w:pPr>
         <w:pStyle w:val="Naslov3"/>
         <w:numPr>
           <w:ilvl w:val="3"/>
@@ -4501,7 +6355,14 @@
         <w:rPr>
           <w:lang w:val="en-GB"/>
         </w:rPr>
-        <w:t xml:space="preserve">Community diversity of the ethanol-resistant and ethanol non-resistant community was calculated using the ‘vegan’ package in R. For alpha diversity we used Shannon index, that measures both the richness of a sample as well as evenness. While between sample diversity was assessed using Bray-Curtis dissimilarity and Jaccard distance, </w:t>
+        <w:t xml:space="preserve">Community diversity of the ethanol-resistant and ethanol non-resistant community was calculated using the ‘vegan’ package in R. For alpha diversity we used Shannon index, that measures both the richness of a sample as well as evenness. While between sample diversity was assessed using Bray-Curtis dissimilarity </w:t>
+      </w:r>
+      <w:r>
+        <w:rPr>
+          <w:lang w:val="en-GB"/>
+        </w:rPr>
+        <w:lastRenderedPageBreak/>
+        <w:t xml:space="preserve">and Jaccard distance, </w:t>
       </w:r>
       <w:r>
         <w:rPr>
@@ -4526,6 +6387,53 @@
           <w:lang w:val="en-GB"/>
         </w:rPr>
         <w:t xml:space="preserve">Composition of ethanol-resistant and ethanol non-resistant communities was analysed with differences in relative abundance, persistence and number of OTUs belonging to one or the other community. </w:t>
+      </w:r>
+    </w:p>
+    <w:p>
+      <w:pPr>
+        <w:rPr>
+          <w:rFonts w:cs="Times New Roman"/>
+          <w:lang w:val="en-GB"/>
+        </w:rPr>
+      </w:pPr>
+      <w:r>
+        <w:rPr>
+          <w:rFonts w:cs="Times New Roman"/>
+          <w:lang w:val="en-GB"/>
+        </w:rPr>
+        <w:t xml:space="preserve">Beta diversity is the ratio between the regional and local species diversity. In other words, it measures the distance or dissimilarity between each sample pair. While Bray-Curtis and weighted </w:t>
+      </w:r>
+      <w:proofErr w:type="spellStart"/>
+      <w:r>
+        <w:rPr>
+          <w:rFonts w:cs="Times New Roman"/>
+          <w:lang w:val="en-GB"/>
+        </w:rPr>
+        <w:t>UniFrac</w:t>
+      </w:r>
+      <w:proofErr w:type="spellEnd"/>
+      <w:r>
+        <w:rPr>
+          <w:rFonts w:cs="Times New Roman"/>
+          <w:lang w:val="en-GB"/>
+        </w:rPr>
+        <w:t xml:space="preserve"> take account for relative abundance, Jaccard and unweighted </w:t>
+      </w:r>
+      <w:proofErr w:type="spellStart"/>
+      <w:r>
+        <w:rPr>
+          <w:rFonts w:cs="Times New Roman"/>
+          <w:lang w:val="en-GB"/>
+        </w:rPr>
+        <w:t>UniFrac</w:t>
+      </w:r>
+      <w:proofErr w:type="spellEnd"/>
+      <w:r>
+        <w:rPr>
+          <w:rFonts w:cs="Times New Roman"/>
+          <w:lang w:val="en-GB"/>
+        </w:rPr>
+        <w:t xml:space="preserve"> calculation is based on presence or absence of an OTU/sequence. </w:t>
       </w:r>
     </w:p>
     <w:p>
@@ -4550,7 +6458,6 @@
         <w:rPr>
           <w:lang w:val="en-GB"/>
         </w:rPr>
-        <w:lastRenderedPageBreak/>
         <w:t>Sporulation frequency calculation and analysis of host, time, and OTU-specific influences</w:t>
       </w:r>
     </w:p>
@@ -4581,6 +6488,7 @@
         </w:rPr>
         <w:t>, and 2) detection in ≥80% of bulk microbiota and ≥80% ethanol-treated samples (to ensure robust temporal coverage). For each eligible OTU (</w:t>
       </w:r>
+      <w:proofErr w:type="spellStart"/>
       <w:r>
         <w:rPr>
           <w:i/>
@@ -4589,6 +6497,7 @@
         </w:rPr>
         <w:t>i</w:t>
       </w:r>
+      <w:proofErr w:type="spellEnd"/>
       <w:r>
         <w:rPr>
           <w:lang w:val="en-GB"/>
@@ -4609,6 +6518,7 @@
         </w:rPr>
         <w:t>ethanol treated sample (</w:t>
       </w:r>
+      <w:proofErr w:type="spellStart"/>
       <w:r>
         <w:rPr>
           <w:i/>
@@ -4626,6 +6536,7 @@
         </w:rPr>
         <w:t>i</w:t>
       </w:r>
+      <w:proofErr w:type="spellEnd"/>
       <w:r>
         <w:rPr>
           <w:lang w:val="en-GB"/>
@@ -4655,6 +6566,7 @@
         </w:rPr>
         <w:t xml:space="preserve">), i.e., sporulation frequency = </w:t>
       </w:r>
+      <w:proofErr w:type="spellStart"/>
       <w:r>
         <w:rPr>
           <w:i/>
@@ -4672,6 +6584,7 @@
         </w:rPr>
         <w:t>i</w:t>
       </w:r>
+      <w:proofErr w:type="spellEnd"/>
       <w:r>
         <w:rPr>
           <w:i/>
@@ -4740,6 +6653,7 @@
         <w:rPr>
           <w:lang w:val="en-GB"/>
         </w:rPr>
+        <w:lastRenderedPageBreak/>
         <w:t xml:space="preserve"> </w:t>
       </w:r>
       <w:r>
@@ -4814,8 +6728,23 @@
         <w:rPr>
           <w:lang w:val="en-GB"/>
         </w:rPr>
-        <w:t>Microbial composition was determined with MetaPhlAn (</w:t>
-      </w:r>
+        <w:t xml:space="preserve">Microbial composition was determined with </w:t>
+      </w:r>
+      <w:proofErr w:type="spellStart"/>
+      <w:r>
+        <w:rPr>
+          <w:lang w:val="en-GB"/>
+        </w:rPr>
+        <w:t>MetaPhlAn</w:t>
+      </w:r>
+      <w:proofErr w:type="spellEnd"/>
+      <w:r>
+        <w:rPr>
+          <w:lang w:val="en-GB"/>
+        </w:rPr>
+        <w:t xml:space="preserve"> (</w:t>
+      </w:r>
+      <w:proofErr w:type="spellStart"/>
       <w:r>
         <w:rPr>
           <w:lang w:val="en-GB"/>
@@ -4826,7 +6755,28 @@
         <w:rPr>
           <w:lang w:val="en-GB"/>
         </w:rPr>
-        <w:t>4.2.2, database vJan25_202503)</w:t>
+        <w:t>4.2.2</w:t>
+      </w:r>
+      <w:proofErr w:type="spellEnd"/>
+      <w:r>
+        <w:rPr>
+          <w:lang w:val="en-GB"/>
+        </w:rPr>
+        <w:t xml:space="preserve">, database </w:t>
+      </w:r>
+      <w:proofErr w:type="spellStart"/>
+      <w:r>
+        <w:rPr>
+          <w:lang w:val="en-GB"/>
+        </w:rPr>
+        <w:t>vJan25_202503</w:t>
+      </w:r>
+      <w:proofErr w:type="spellEnd"/>
+      <w:r>
+        <w:rPr>
+          <w:lang w:val="en-GB"/>
+        </w:rPr>
+        <w:t>)</w:t>
       </w:r>
       <w:r>
         <w:rPr>
@@ -4934,7 +6884,21 @@
         <w:rPr>
           <w:lang w:val="en-GB"/>
         </w:rPr>
-        <w:t xml:space="preserve">level data (See chapter ampSeq – diversity). </w:t>
+        <w:t xml:space="preserve">level data (See chapter </w:t>
+      </w:r>
+      <w:proofErr w:type="spellStart"/>
+      <w:r>
+        <w:rPr>
+          <w:lang w:val="en-GB"/>
+        </w:rPr>
+        <w:t>ampSeq</w:t>
+      </w:r>
+      <w:proofErr w:type="spellEnd"/>
+      <w:r>
+        <w:rPr>
+          <w:lang w:val="en-GB"/>
+        </w:rPr>
+        <w:t xml:space="preserve"> – diversity). </w:t>
       </w:r>
     </w:p>
     <w:p>
@@ -4966,14 +6930,7 @@
         <w:rPr>
           <w:lang w:val="en-GB"/>
         </w:rPr>
-        <w:t xml:space="preserve">analysis of viral community in the shotgun </w:t>
-      </w:r>
-      <w:r>
-        <w:rPr>
-          <w:lang w:val="en-GB"/>
-        </w:rPr>
-        <w:lastRenderedPageBreak/>
-        <w:t xml:space="preserve">metagenomic </w:t>
+        <w:t xml:space="preserve">analysis of viral community in the shotgun metagenomic </w:t>
       </w:r>
       <w:r>
         <w:rPr>
@@ -4991,7 +6948,21 @@
         <w:rPr>
           <w:lang w:val="en-GB"/>
         </w:rPr>
-        <w:t xml:space="preserve">e used geNomad </w:t>
+        <w:t xml:space="preserve">e used </w:t>
+      </w:r>
+      <w:proofErr w:type="spellStart"/>
+      <w:r>
+        <w:rPr>
+          <w:lang w:val="en-GB"/>
+        </w:rPr>
+        <w:t>geNomad</w:t>
+      </w:r>
+      <w:proofErr w:type="spellEnd"/>
+      <w:r>
+        <w:rPr>
+          <w:lang w:val="en-GB"/>
+        </w:rPr>
+        <w:t xml:space="preserve"> </w:t>
       </w:r>
       <w:r>
         <w:rPr>
@@ -5028,7 +6999,21 @@
         <w:rPr>
           <w:lang w:val="en-GB"/>
         </w:rPr>
-        <w:t>. geNomad is a tool that combine</w:t>
+        <w:t xml:space="preserve">. </w:t>
+      </w:r>
+      <w:proofErr w:type="spellStart"/>
+      <w:r>
+        <w:rPr>
+          <w:lang w:val="en-GB"/>
+        </w:rPr>
+        <w:t>geNomad</w:t>
+      </w:r>
+      <w:proofErr w:type="spellEnd"/>
+      <w:r>
+        <w:rPr>
+          <w:lang w:val="en-GB"/>
+        </w:rPr>
+        <w:t xml:space="preserve"> is a tool that combine</w:t>
       </w:r>
       <w:r>
         <w:rPr>
@@ -5202,7 +7187,35 @@
         <w:rPr>
           <w:lang w:val="en-GB"/>
         </w:rPr>
-        <w:t xml:space="preserve"> (e-value &lt; 1e-5 and identity &gt; 30%). If a genome had more than 33 genes present with one of them also being the spo0A gene, species was classified as spore-forming.</w:t>
+        <w:t xml:space="preserve"> (e-value &lt; </w:t>
+      </w:r>
+      <w:proofErr w:type="spellStart"/>
+      <w:r>
+        <w:rPr>
+          <w:lang w:val="en-GB"/>
+        </w:rPr>
+        <w:t>1e</w:t>
+      </w:r>
+      <w:proofErr w:type="spellEnd"/>
+      <w:r>
+        <w:rPr>
+          <w:lang w:val="en-GB"/>
+        </w:rPr>
+        <w:t xml:space="preserve">-5 and identity &gt; 30%). If a genome had more than 33 genes present with one of them also being the </w:t>
+      </w:r>
+      <w:proofErr w:type="spellStart"/>
+      <w:r>
+        <w:rPr>
+          <w:lang w:val="en-GB"/>
+        </w:rPr>
+        <w:t>spo0A</w:t>
+      </w:r>
+      <w:proofErr w:type="spellEnd"/>
+      <w:r>
+        <w:rPr>
+          <w:lang w:val="en-GB"/>
+        </w:rPr>
+        <w:t xml:space="preserve"> gene, species was classified as spore-forming.</w:t>
       </w:r>
       <w:r>
         <w:rPr>
@@ -5311,6 +7324,7 @@
         <w:rPr>
           <w:lang w:val="en-GB"/>
         </w:rPr>
+        <w:lastRenderedPageBreak/>
         <w:t>Antibiotic resistance gene monitoring</w:t>
       </w:r>
     </w:p>
@@ -5331,7 +7345,21 @@
         <w:rPr>
           <w:lang w:val="en-GB"/>
         </w:rPr>
-        <w:t xml:space="preserve">e used AMRfinder </w:t>
+        <w:t xml:space="preserve">e used </w:t>
+      </w:r>
+      <w:proofErr w:type="spellStart"/>
+      <w:r>
+        <w:rPr>
+          <w:lang w:val="en-GB"/>
+        </w:rPr>
+        <w:t>AMRfinder</w:t>
+      </w:r>
+      <w:proofErr w:type="spellEnd"/>
+      <w:r>
+        <w:rPr>
+          <w:lang w:val="en-GB"/>
+        </w:rPr>
+        <w:t xml:space="preserve"> </w:t>
       </w:r>
       <w:r>
         <w:rPr>
@@ -5429,8 +7457,17 @@
           <w:rFonts w:cs="Times New Roman"/>
           <w:lang w:val="en-GB"/>
         </w:rPr>
-        <w:t xml:space="preserve"> AMRfinder.R</w:t>
-      </w:r>
+        <w:t xml:space="preserve"> </w:t>
+      </w:r>
+      <w:proofErr w:type="spellStart"/>
+      <w:r>
+        <w:rPr>
+          <w:rFonts w:cs="Times New Roman"/>
+          <w:lang w:val="en-GB"/>
+        </w:rPr>
+        <w:t>AMRfinder.R</w:t>
+      </w:r>
+      <w:proofErr w:type="spellEnd"/>
       <w:r>
         <w:rPr>
           <w:rFonts w:cs="Times New Roman"/>
@@ -5478,15 +7515,23 @@
           <w:color w:val="70AD47" w:themeColor="accent6"/>
           <w:lang w:val="en-GB"/>
         </w:rPr>
-        <w:t xml:space="preserve">Later analysis will include calculations of retention/transition times of different microorganisms in the human gut and correlation of increase/decrease or absence/presence with changes in the individual’s life. We realize that our analysis will be limited to DNA bacteriophages and DNA eukaryotic viruses as we are only isolating DNA, but not RNA. To compare intra-population genetic diversity across metagenome </w:t>
-      </w:r>
+        <w:t xml:space="preserve">Later analysis will include calculations of retention/transition times of different microorganisms in the human gut and correlation of increase/decrease or absence/presence with changes in the individual’s life. We realize that our analysis will be limited to DNA bacteriophages and DNA eukaryotic viruses as we are only isolating DNA, but not RNA. To compare intra-population genetic diversity across metagenome assembled genomes and compare microbial populations in a </w:t>
+      </w:r>
+      <w:proofErr w:type="spellStart"/>
       <w:r>
         <w:rPr>
           <w:color w:val="70AD47" w:themeColor="accent6"/>
           <w:lang w:val="en-GB"/>
         </w:rPr>
-        <w:lastRenderedPageBreak/>
-        <w:t xml:space="preserve">assembled genomes and compare microbial populations in a microdiversity-aware manner we will use PSTRAIN! </w:t>
+        <w:t>microdiversity</w:t>
+      </w:r>
+      <w:proofErr w:type="spellEnd"/>
+      <w:r>
+        <w:rPr>
+          <w:color w:val="70AD47" w:themeColor="accent6"/>
+          <w:lang w:val="en-GB"/>
+        </w:rPr>
+        <w:t xml:space="preserve">-aware manner we will use PSTRAIN! </w:t>
       </w:r>
     </w:p>
     <w:p>
@@ -5628,7 +7673,35 @@
         <w:rPr>
           <w:lang w:val="en-GB"/>
         </w:rPr>
-        <w:t xml:space="preserve">were plated on oxygen reduced Wilkins-Chalgren Anaerobe agar – WCA (Thermo Fisher Scientific, USA) with addition of bile acids </w:t>
+        <w:t>were plated on oxygen reduced Wilkins-</w:t>
+      </w:r>
+      <w:proofErr w:type="spellStart"/>
+      <w:r>
+        <w:rPr>
+          <w:lang w:val="en-GB"/>
+        </w:rPr>
+        <w:t>Chalgren</w:t>
+      </w:r>
+      <w:proofErr w:type="spellEnd"/>
+      <w:r>
+        <w:rPr>
+          <w:lang w:val="en-GB"/>
+        </w:rPr>
+        <w:t xml:space="preserve"> Anaerobe agar – WCA (</w:t>
+      </w:r>
+      <w:proofErr w:type="spellStart"/>
+      <w:r>
+        <w:rPr>
+          <w:lang w:val="en-GB"/>
+        </w:rPr>
+        <w:t>Thermo</w:t>
+      </w:r>
+      <w:proofErr w:type="spellEnd"/>
+      <w:r>
+        <w:rPr>
+          <w:lang w:val="en-GB"/>
+        </w:rPr>
+        <w:t xml:space="preserve"> Fisher Scientific, USA) with addition of bile acids </w:t>
       </w:r>
       <w:r>
         <w:rPr>
@@ -5652,7 +7725,21 @@
         <w:rPr>
           <w:lang w:val="en-GB"/>
         </w:rPr>
-        <w:t>Merck, USA), for 3 days at 37 °C in s Whitley A35 anaerobic Workstation (Don, Whitley Scientific, UK)</w:t>
+        <w:t xml:space="preserve">Merck, USA), for 3 days at 37 °C in s Whitley </w:t>
+      </w:r>
+      <w:proofErr w:type="spellStart"/>
+      <w:r>
+        <w:rPr>
+          <w:lang w:val="en-GB"/>
+        </w:rPr>
+        <w:t>A35</w:t>
+      </w:r>
+      <w:proofErr w:type="spellEnd"/>
+      <w:r>
+        <w:rPr>
+          <w:lang w:val="en-GB"/>
+        </w:rPr>
+        <w:t xml:space="preserve"> anaerobic Workstation (Don, Whitley Scientific, UK)</w:t>
       </w:r>
       <w:r>
         <w:rPr>
@@ -5712,7 +7799,35 @@
         <w:rPr>
           <w:lang w:val="en-GB"/>
         </w:rPr>
-        <w:t>(magisterij Urška Dobovišek). After 3 days ~70 colonies were inoculated on fresh WCAB</w:t>
+        <w:t>(</w:t>
+      </w:r>
+      <w:proofErr w:type="spellStart"/>
+      <w:r>
+        <w:rPr>
+          <w:lang w:val="en-GB"/>
+        </w:rPr>
+        <w:t>magisterij</w:t>
+      </w:r>
+      <w:proofErr w:type="spellEnd"/>
+      <w:r>
+        <w:rPr>
+          <w:lang w:val="en-GB"/>
+        </w:rPr>
+        <w:t xml:space="preserve"> Urška </w:t>
+      </w:r>
+      <w:proofErr w:type="spellStart"/>
+      <w:r>
+        <w:rPr>
+          <w:lang w:val="en-GB"/>
+        </w:rPr>
+        <w:t>Dobovišek</w:t>
+      </w:r>
+      <w:proofErr w:type="spellEnd"/>
+      <w:r>
+        <w:rPr>
+          <w:lang w:val="en-GB"/>
+        </w:rPr>
+        <w:t>). After 3 days ~70 colonies were inoculated on fresh WCAB</w:t>
       </w:r>
       <w:r>
         <w:rPr>
@@ -5782,8 +7897,18 @@
           <w:iCs/>
           <w:lang w:val="en-GB"/>
         </w:rPr>
-        <w:t>C. saudiense</w:t>
-      </w:r>
+        <w:t xml:space="preserve">C. </w:t>
+      </w:r>
+      <w:proofErr w:type="spellStart"/>
+      <w:r>
+        <w:rPr>
+          <w:i/>
+          <w:iCs/>
+          <w:lang w:val="en-GB"/>
+        </w:rPr>
+        <w:t>saudiense</w:t>
+      </w:r>
+      <w:proofErr w:type="spellEnd"/>
       <w:r>
         <w:rPr>
           <w:lang w:val="en-GB"/>
@@ -5943,13 +8068,55 @@
         <w:rPr>
           <w:lang w:val="en-GB"/>
         </w:rPr>
-        <w:t xml:space="preserve">were assessed for quality with fastqc (Babraham Bioinformatics - FastQC A Quality Control Tool for High Throughput Sequence Data, n.d.) and </w:t>
-      </w:r>
-      <w:r>
-        <w:rPr>
-          <w:lang w:val="en-GB"/>
-        </w:rPr>
-        <w:t>trimmed with Trimmomatic version 0.39 (Bolger et al., 2014), using the following settings:</w:t>
+        <w:t xml:space="preserve">were assessed for quality with </w:t>
+      </w:r>
+      <w:proofErr w:type="spellStart"/>
+      <w:r>
+        <w:rPr>
+          <w:lang w:val="en-GB"/>
+        </w:rPr>
+        <w:t>fastqc</w:t>
+      </w:r>
+      <w:proofErr w:type="spellEnd"/>
+      <w:r>
+        <w:rPr>
+          <w:lang w:val="en-GB"/>
+        </w:rPr>
+        <w:t xml:space="preserve"> (Babraham Bioinformatics - </w:t>
+      </w:r>
+      <w:proofErr w:type="spellStart"/>
+      <w:r>
+        <w:rPr>
+          <w:lang w:val="en-GB"/>
+        </w:rPr>
+        <w:t>FastQC</w:t>
+      </w:r>
+      <w:proofErr w:type="spellEnd"/>
+      <w:r>
+        <w:rPr>
+          <w:lang w:val="en-GB"/>
+        </w:rPr>
+        <w:t xml:space="preserve"> A Quality Control Tool for High Throughput Sequence Data, n.d.) and </w:t>
+      </w:r>
+      <w:r>
+        <w:rPr>
+          <w:lang w:val="en-GB"/>
+        </w:rPr>
+        <w:t xml:space="preserve">trimmed with </w:t>
+      </w:r>
+      <w:proofErr w:type="spellStart"/>
+      <w:r>
+        <w:rPr>
+          <w:lang w:val="en-GB"/>
+        </w:rPr>
+        <w:t>Trimmomatic</w:t>
+      </w:r>
+      <w:proofErr w:type="spellEnd"/>
+      <w:r>
+        <w:rPr>
+          <w:lang w:val="en-GB"/>
+        </w:rPr>
+        <w:t xml:space="preserve"> version 0.39 (Bolger et al., 2014), using the following settings:</w:t>
       </w:r>
       <w:r>
         <w:rPr>
@@ -5957,11 +8124,47 @@
         </w:rPr>
         <w:t xml:space="preserve"> </w:t>
       </w:r>
-      <w:r>
-        <w:rPr>
-          <w:lang w:val="en-GB"/>
-        </w:rPr>
-        <w:t xml:space="preserve">ILLUMINACLIP:NEBPE-PE.fa:2:30:10, LEADING:10, TRAILING:10, SLIDINGWINDOW:4:20, MINLEN:40. The trimmed reads were assembled de novo into contigs using SPAdes version 3.13.0 (Prjibelski et al., 2020) with the -careful option, while retaining all other settings at their default values. </w:t>
+      <w:proofErr w:type="spellStart"/>
+      <w:r>
+        <w:rPr>
+          <w:lang w:val="en-GB"/>
+        </w:rPr>
+        <w:t>ILLUMINACLIP:NEBPE-PE.fa:2:30:10</w:t>
+      </w:r>
+      <w:proofErr w:type="spellEnd"/>
+      <w:r>
+        <w:rPr>
+          <w:lang w:val="en-GB"/>
+        </w:rPr>
+        <w:t xml:space="preserve">, LEADING:10, TRAILING:10, SLIDINGWINDOW:4:20, MINLEN:40. The trimmed reads were assembled de novo into contigs using </w:t>
+      </w:r>
+      <w:proofErr w:type="spellStart"/>
+      <w:r>
+        <w:rPr>
+          <w:lang w:val="en-GB"/>
+        </w:rPr>
+        <w:t>SPAdes</w:t>
+      </w:r>
+      <w:proofErr w:type="spellEnd"/>
+      <w:r>
+        <w:rPr>
+          <w:lang w:val="en-GB"/>
+        </w:rPr>
+        <w:t xml:space="preserve"> version 3.13.0 (</w:t>
+      </w:r>
+      <w:proofErr w:type="spellStart"/>
+      <w:r>
+        <w:rPr>
+          <w:lang w:val="en-GB"/>
+        </w:rPr>
+        <w:t>Prjibelski</w:t>
+      </w:r>
+      <w:proofErr w:type="spellEnd"/>
+      <w:r>
+        <w:rPr>
+          <w:lang w:val="en-GB"/>
+        </w:rPr>
+        <w:t xml:space="preserve"> et al., 2020) with the -careful option, while retaining all other settings at their default values. </w:t>
       </w:r>
       <w:r>
         <w:rPr>
@@ -5975,13 +8178,37 @@
           <w:iCs/>
           <w:lang w:val="en-GB"/>
         </w:rPr>
-        <w:t>Clostridium saudiense</w:t>
-      </w:r>
-      <w:r>
-        <w:rPr>
-          <w:lang w:val="en-GB"/>
-        </w:rPr>
-        <w:t xml:space="preserve"> JCC (REF) using bowtie2 (REF). </w:t>
+        <w:t xml:space="preserve">Clostridium </w:t>
+      </w:r>
+      <w:proofErr w:type="spellStart"/>
+      <w:r>
+        <w:rPr>
+          <w:i/>
+          <w:iCs/>
+          <w:lang w:val="en-GB"/>
+        </w:rPr>
+        <w:t>saudiense</w:t>
+      </w:r>
+      <w:proofErr w:type="spellEnd"/>
+      <w:r>
+        <w:rPr>
+          <w:lang w:val="en-GB"/>
+        </w:rPr>
+        <w:t xml:space="preserve"> JCC (REF) using </w:t>
+      </w:r>
+      <w:proofErr w:type="spellStart"/>
+      <w:r>
+        <w:rPr>
+          <w:lang w:val="en-GB"/>
+        </w:rPr>
+        <w:t>bowtie2</w:t>
+      </w:r>
+      <w:proofErr w:type="spellEnd"/>
+      <w:r>
+        <w:rPr>
+          <w:lang w:val="en-GB"/>
+        </w:rPr>
+        <w:t xml:space="preserve"> (REF). </w:t>
       </w:r>
       <w:r>
         <w:rPr>
@@ -6031,14 +8258,44 @@
         <w:rPr>
           <w:lang w:val="en-GB"/>
         </w:rPr>
-        <w:t>We assessed the completeness and contamination of each genome using samtools and pangenome was constructed in Anvi’o</w:t>
-      </w:r>
-      <w:r>
-        <w:rPr>
-          <w:lang w:val="en-GB"/>
-        </w:rPr>
-        <w:t xml:space="preserve"> v8</w:t>
-      </w:r>
+        <w:t xml:space="preserve">We assessed the completeness and contamination of each genome using </w:t>
+      </w:r>
+      <w:proofErr w:type="spellStart"/>
+      <w:r>
+        <w:rPr>
+          <w:lang w:val="en-GB"/>
+        </w:rPr>
+        <w:t>samtools</w:t>
+      </w:r>
+      <w:proofErr w:type="spellEnd"/>
+      <w:r>
+        <w:rPr>
+          <w:lang w:val="en-GB"/>
+        </w:rPr>
+        <w:t xml:space="preserve"> and pangenome was constructed in </w:t>
+      </w:r>
+      <w:proofErr w:type="spellStart"/>
+      <w:r>
+        <w:rPr>
+          <w:lang w:val="en-GB"/>
+        </w:rPr>
+        <w:t>Anvi’o</w:t>
+      </w:r>
+      <w:proofErr w:type="spellEnd"/>
+      <w:r>
+        <w:rPr>
+          <w:lang w:val="en-GB"/>
+        </w:rPr>
+        <w:t xml:space="preserve"> </w:t>
+      </w:r>
+      <w:proofErr w:type="spellStart"/>
+      <w:r>
+        <w:rPr>
+          <w:lang w:val="en-GB"/>
+        </w:rPr>
+        <w:t>v8</w:t>
+      </w:r>
+      <w:proofErr w:type="spellEnd"/>
       <w:r>
         <w:rPr>
           <w:lang w:val="en-GB"/>
@@ -6067,7 +8324,21 @@
         <w:rPr>
           <w:lang w:val="en-GB"/>
         </w:rPr>
-        <w:t xml:space="preserve">We identified tRNAs and COG functions, for which we ran the functional enrichment analysis between different strain groups (anvi-functional-enrichment). </w:t>
+        <w:t>We identified tRNAs and COG functions, for which we ran the functional enrichment analysis between different strain groups (</w:t>
+      </w:r>
+      <w:proofErr w:type="spellStart"/>
+      <w:r>
+        <w:rPr>
+          <w:lang w:val="en-GB"/>
+        </w:rPr>
+        <w:t>anvi</w:t>
+      </w:r>
+      <w:proofErr w:type="spellEnd"/>
+      <w:r>
+        <w:rPr>
+          <w:lang w:val="en-GB"/>
+        </w:rPr>
+        <w:t xml:space="preserve">-functional-enrichment). </w:t>
       </w:r>
     </w:p>
     <w:p>
@@ -6076,18 +8347,28 @@
           <w:lang w:val="en-GB"/>
         </w:rPr>
       </w:pPr>
+      <w:proofErr w:type="spellStart"/>
       <w:r>
         <w:rPr>
           <w:lang w:val="en-GB"/>
         </w:rPr>
         <w:t>pyANI</w:t>
       </w:r>
-      <w:r>
-        <w:rPr>
-          <w:lang w:val="en-GB"/>
-        </w:rPr>
-        <w:t xml:space="preserve"> within Anvi’o</w:t>
-      </w:r>
+      <w:proofErr w:type="spellEnd"/>
+      <w:r>
+        <w:rPr>
+          <w:lang w:val="en-GB"/>
+        </w:rPr>
+        <w:t xml:space="preserve"> within </w:t>
+      </w:r>
+      <w:proofErr w:type="spellStart"/>
+      <w:r>
+        <w:rPr>
+          <w:lang w:val="en-GB"/>
+        </w:rPr>
+        <w:t>Anvi’o</w:t>
+      </w:r>
+      <w:proofErr w:type="spellEnd"/>
       <w:r>
         <w:rPr>
           <w:lang w:val="en-GB"/>
@@ -6122,7 +8403,21 @@
         <w:rPr>
           <w:lang w:val="en-GB"/>
         </w:rPr>
-        <w:t xml:space="preserve">. Based on ANI score we removed 2 genomes; one was another species (H005_94, </w:t>
+        <w:t>. Based on ANI score we removed 2 genomes; one was another species (</w:t>
+      </w:r>
+      <w:proofErr w:type="spellStart"/>
+      <w:r>
+        <w:rPr>
+          <w:lang w:val="en-GB"/>
+        </w:rPr>
+        <w:t>H005_94</w:t>
+      </w:r>
+      <w:proofErr w:type="spellEnd"/>
+      <w:r>
+        <w:rPr>
+          <w:lang w:val="en-GB"/>
+        </w:rPr>
+        <w:t xml:space="preserve">, </w:t>
       </w:r>
       <w:r>
         <w:rPr>
@@ -6130,21 +8425,37 @@
           <w:iCs/>
           <w:lang w:val="en-GB"/>
         </w:rPr>
-        <w:t>Clostridium paraputrificium</w:t>
-      </w:r>
-      <w:r>
-        <w:rPr>
-          <w:lang w:val="en-GB"/>
-        </w:rPr>
-        <w:t xml:space="preserve">) and another was a mixture of two species (H005_126; </w:t>
-      </w:r>
+        <w:t xml:space="preserve">Clostridium </w:t>
+      </w:r>
+      <w:proofErr w:type="spellStart"/>
       <w:r>
         <w:rPr>
           <w:i/>
           <w:iCs/>
           <w:lang w:val="en-GB"/>
         </w:rPr>
-        <w:t xml:space="preserve">C. </w:t>
+        <w:t>paraputrificium</w:t>
+      </w:r>
+      <w:proofErr w:type="spellEnd"/>
+      <w:r>
+        <w:rPr>
+          <w:lang w:val="en-GB"/>
+        </w:rPr>
+        <w:t>) and another was a mixture of two species (</w:t>
+      </w:r>
+      <w:proofErr w:type="spellStart"/>
+      <w:r>
+        <w:rPr>
+          <w:lang w:val="en-GB"/>
+        </w:rPr>
+        <w:t>H005_126</w:t>
+      </w:r>
+      <w:proofErr w:type="spellEnd"/>
+      <w:r>
+        <w:rPr>
+          <w:lang w:val="en-GB"/>
+        </w:rPr>
+        <w:t xml:space="preserve">; </w:t>
       </w:r>
       <w:r>
         <w:rPr>
@@ -6152,6 +8463,14 @@
           <w:iCs/>
           <w:lang w:val="en-GB"/>
         </w:rPr>
+        <w:t xml:space="preserve">C. </w:t>
+      </w:r>
+      <w:r>
+        <w:rPr>
+          <w:i/>
+          <w:iCs/>
+          <w:lang w:val="en-GB"/>
+        </w:rPr>
         <w:lastRenderedPageBreak/>
         <w:t>saudiense</w:t>
       </w:r>
@@ -6167,8 +8486,18 @@
           <w:iCs/>
           <w:lang w:val="en-GB"/>
         </w:rPr>
-        <w:t>C. paraputrificium</w:t>
-      </w:r>
+        <w:t xml:space="preserve">C. </w:t>
+      </w:r>
+      <w:proofErr w:type="spellStart"/>
+      <w:r>
+        <w:rPr>
+          <w:i/>
+          <w:iCs/>
+          <w:lang w:val="en-GB"/>
+        </w:rPr>
+        <w:t>paraputrificium</w:t>
+      </w:r>
+      <w:proofErr w:type="spellEnd"/>
       <w:r>
         <w:rPr>
           <w:lang w:val="en-GB"/>
@@ -6250,11 +8579,19 @@
         </w:rPr>
         <w:t xml:space="preserve">e used snippy </w:t>
       </w:r>
-      <w:r>
-        <w:rPr>
-          <w:lang w:val="en-GB"/>
-        </w:rPr>
-        <w:t xml:space="preserve">v4.6.0 </w:t>
+      <w:proofErr w:type="spellStart"/>
+      <w:r>
+        <w:rPr>
+          <w:lang w:val="en-GB"/>
+        </w:rPr>
+        <w:t>v4.6.0</w:t>
+      </w:r>
+      <w:proofErr w:type="spellEnd"/>
+      <w:r>
+        <w:rPr>
+          <w:lang w:val="en-GB"/>
+        </w:rPr>
+        <w:t xml:space="preserve"> </w:t>
       </w:r>
       <w:r>
         <w:rPr>
@@ -6326,8 +8663,16 @@
         <w:rPr>
           <w:lang w:val="en-GB"/>
         </w:rPr>
-        <w:t xml:space="preserve"> v3.4.1</w:t>
-      </w:r>
+        <w:t xml:space="preserve"> </w:t>
+      </w:r>
+      <w:proofErr w:type="spellStart"/>
+      <w:r>
+        <w:rPr>
+          <w:lang w:val="en-GB"/>
+        </w:rPr>
+        <w:t>v3.4.1</w:t>
+      </w:r>
+      <w:proofErr w:type="spellEnd"/>
       <w:r>
         <w:rPr>
           <w:lang w:val="en-GB"/>
@@ -6368,7 +8713,21 @@
         <w:rPr>
           <w:lang w:val="en-GB"/>
         </w:rPr>
-        <w:t xml:space="preserve"> v12.</w:t>
+        <w:t xml:space="preserve"> </w:t>
+      </w:r>
+      <w:proofErr w:type="spellStart"/>
+      <w:r>
+        <w:rPr>
+          <w:lang w:val="en-GB"/>
+        </w:rPr>
+        <w:t>v12</w:t>
+      </w:r>
+      <w:proofErr w:type="spellEnd"/>
+      <w:r>
+        <w:rPr>
+          <w:lang w:val="en-GB"/>
+        </w:rPr>
+        <w:t>.</w:t>
       </w:r>
       <w:r>
         <w:rPr>
@@ -6427,7 +8786,103 @@
           <w:color w:val="70AD47" w:themeColor="accent6"/>
           <w:lang w:val="en-GB"/>
         </w:rPr>
-        <w:t>For long-read sequencing data, we used NanoFilt 2.8.0 (De Coster et al., 2018) to filter long-read sequences based on a Q score above 10 and a read length of at least 5000 bases. Hybrid assembly of Illumina and Nanopore reads was performed using Unicycler v0.5.1 (Wick et al., 2017). Phylogenetic trees, data, and networks were visualized using iTOL 7 (Letunic and Bork, 2007), R 4.4.1 (R Core Team, 2023) and Cytoscape 3.10.1 (Shannon et al., 2003).</w:t>
+        <w:t xml:space="preserve">For long-read sequencing data, we used </w:t>
+      </w:r>
+      <w:proofErr w:type="spellStart"/>
+      <w:r>
+        <w:rPr>
+          <w:color w:val="70AD47" w:themeColor="accent6"/>
+          <w:lang w:val="en-GB"/>
+        </w:rPr>
+        <w:t>NanoFilt</w:t>
+      </w:r>
+      <w:proofErr w:type="spellEnd"/>
+      <w:r>
+        <w:rPr>
+          <w:color w:val="70AD47" w:themeColor="accent6"/>
+          <w:lang w:val="en-GB"/>
+        </w:rPr>
+        <w:t xml:space="preserve"> 2.8.0 (De Coster et al., 2018) to filter long-read sequences based on a Q score above 10 and a read length of at least 5000 bases. Hybrid assembly of Illumina and Nanopore reads was performed using </w:t>
+      </w:r>
+      <w:proofErr w:type="spellStart"/>
+      <w:r>
+        <w:rPr>
+          <w:color w:val="70AD47" w:themeColor="accent6"/>
+          <w:lang w:val="en-GB"/>
+        </w:rPr>
+        <w:t>Unicycler</w:t>
+      </w:r>
+      <w:proofErr w:type="spellEnd"/>
+      <w:r>
+        <w:rPr>
+          <w:color w:val="70AD47" w:themeColor="accent6"/>
+          <w:lang w:val="en-GB"/>
+        </w:rPr>
+        <w:t xml:space="preserve"> </w:t>
+      </w:r>
+      <w:proofErr w:type="spellStart"/>
+      <w:r>
+        <w:rPr>
+          <w:color w:val="70AD47" w:themeColor="accent6"/>
+          <w:lang w:val="en-GB"/>
+        </w:rPr>
+        <w:t>v0.5.1</w:t>
+      </w:r>
+      <w:proofErr w:type="spellEnd"/>
+      <w:r>
+        <w:rPr>
+          <w:color w:val="70AD47" w:themeColor="accent6"/>
+          <w:lang w:val="en-GB"/>
+        </w:rPr>
+        <w:t xml:space="preserve"> (Wick et al., 2017). Phylogenetic trees, data, and networks were visualized using </w:t>
+      </w:r>
+      <w:proofErr w:type="spellStart"/>
+      <w:r>
+        <w:rPr>
+          <w:color w:val="70AD47" w:themeColor="accent6"/>
+          <w:lang w:val="en-GB"/>
+        </w:rPr>
+        <w:t>iTOL</w:t>
+      </w:r>
+      <w:proofErr w:type="spellEnd"/>
+      <w:r>
+        <w:rPr>
+          <w:color w:val="70AD47" w:themeColor="accent6"/>
+          <w:lang w:val="en-GB"/>
+        </w:rPr>
+        <w:t xml:space="preserve"> 7 (</w:t>
+      </w:r>
+      <w:proofErr w:type="spellStart"/>
+      <w:r>
+        <w:rPr>
+          <w:color w:val="70AD47" w:themeColor="accent6"/>
+          <w:lang w:val="en-GB"/>
+        </w:rPr>
+        <w:t>Letunic</w:t>
+      </w:r>
+      <w:proofErr w:type="spellEnd"/>
+      <w:r>
+        <w:rPr>
+          <w:color w:val="70AD47" w:themeColor="accent6"/>
+          <w:lang w:val="en-GB"/>
+        </w:rPr>
+        <w:t xml:space="preserve"> and Bork, 2007), R 4.4.1 (R Core Team, 2023) and </w:t>
+      </w:r>
+      <w:proofErr w:type="spellStart"/>
+      <w:r>
+        <w:rPr>
+          <w:color w:val="70AD47" w:themeColor="accent6"/>
+          <w:lang w:val="en-GB"/>
+        </w:rPr>
+        <w:t>Cytoscape</w:t>
+      </w:r>
+      <w:proofErr w:type="spellEnd"/>
+      <w:r>
+        <w:rPr>
+          <w:color w:val="70AD47" w:themeColor="accent6"/>
+          <w:lang w:val="en-GB"/>
+        </w:rPr>
+        <w:t xml:space="preserve"> 3.10.1 (Shannon et al., 2003).</w:t>
       </w:r>
       <w:r>
         <w:rPr>
@@ -6502,14 +8957,30 @@
         <w:rPr>
           <w:lang w:val="en-GB"/>
         </w:rPr>
-        <w:t>We used a pipeline PStrain</w:t>
-      </w:r>
-      <w:r>
-        <w:rPr>
-          <w:lang w:val="en-GB"/>
-        </w:rPr>
-        <w:t xml:space="preserve"> v1.0.3</w:t>
-      </w:r>
+        <w:t xml:space="preserve">We used a pipeline </w:t>
+      </w:r>
+      <w:proofErr w:type="spellStart"/>
+      <w:r>
+        <w:rPr>
+          <w:lang w:val="en-GB"/>
+        </w:rPr>
+        <w:t>PStrain</w:t>
+      </w:r>
+      <w:proofErr w:type="spellEnd"/>
+      <w:r>
+        <w:rPr>
+          <w:lang w:val="en-GB"/>
+        </w:rPr>
+        <w:t xml:space="preserve"> </w:t>
+      </w:r>
+      <w:proofErr w:type="spellStart"/>
+      <w:r>
+        <w:rPr>
+          <w:lang w:val="en-GB"/>
+        </w:rPr>
+        <w:t>v1.0.3</w:t>
+      </w:r>
+      <w:proofErr w:type="spellEnd"/>
       <w:r>
         <w:rPr>
           <w:lang w:val="en-GB"/>
@@ -6594,7 +9065,21 @@
         <w:rPr>
           <w:lang w:val="en-GB"/>
         </w:rPr>
-        <w:t>. PStrain is an optimization algorithm that profiles microbial strains from shotgun metagenomic sequencing data by iteratively inferring strain genotypes and abundances based on single nucleotide variant (SNV) frequency patterns. It uses both first-order</w:t>
+        <w:t xml:space="preserve">. </w:t>
+      </w:r>
+      <w:proofErr w:type="spellStart"/>
+      <w:r>
+        <w:rPr>
+          <w:lang w:val="en-GB"/>
+        </w:rPr>
+        <w:t>PStrain</w:t>
+      </w:r>
+      <w:proofErr w:type="spellEnd"/>
+      <w:r>
+        <w:rPr>
+          <w:lang w:val="en-GB"/>
+        </w:rPr>
+        <w:t xml:space="preserve"> is an optimization algorithm that profiles microbial strains from shotgun metagenomic sequencing data by iteratively inferring strain genotypes and abundances based on single nucleotide variant (SNV) frequency patterns. It uses both first-order</w:t>
       </w:r>
       <w:r>
         <w:rPr>
@@ -6618,8 +9103,23 @@
         <w:rPr>
           <w:lang w:val="en-GB"/>
         </w:rPr>
-        <w:t xml:space="preserve">genotype frequencies across marker genes from MetaPhlAn </w:t>
-      </w:r>
+        <w:t xml:space="preserve">genotype frequencies across marker genes from </w:t>
+      </w:r>
+      <w:proofErr w:type="spellStart"/>
+      <w:r>
+        <w:rPr>
+          <w:lang w:val="en-GB"/>
+        </w:rPr>
+        <w:t>MetaPhlAn</w:t>
+      </w:r>
+      <w:proofErr w:type="spellEnd"/>
+      <w:r>
+        <w:rPr>
+          <w:lang w:val="en-GB"/>
+        </w:rPr>
+        <w:t xml:space="preserve"> </w:t>
+      </w:r>
+      <w:proofErr w:type="spellStart"/>
       <w:r>
         <w:rPr>
           <w:lang w:val="en-GB"/>
@@ -6638,6 +9138,7 @@
         </w:rPr>
         <w:t>.2.2</w:t>
       </w:r>
+      <w:proofErr w:type="spellEnd"/>
       <w:r>
         <w:rPr>
           <w:lang w:val="en-GB"/>
@@ -6661,7 +9162,21 @@
         <w:rPr>
           <w:lang w:val="en-GB"/>
         </w:rPr>
-        <w:t xml:space="preserve">To combine shotgun metagenomic data with whole-genome data, we concatenated reads from all isolates of one time point and ran them alongside metagenomic samples in PStrain pipeline. </w:t>
+        <w:t xml:space="preserve">To combine shotgun metagenomic data with whole-genome data, we concatenated reads from all isolates of one time point and ran them alongside metagenomic samples in </w:t>
+      </w:r>
+      <w:proofErr w:type="spellStart"/>
+      <w:r>
+        <w:rPr>
+          <w:lang w:val="en-GB"/>
+        </w:rPr>
+        <w:t>PStrain</w:t>
+      </w:r>
+      <w:proofErr w:type="spellEnd"/>
+      <w:r>
+        <w:rPr>
+          <w:lang w:val="en-GB"/>
+        </w:rPr>
+        <w:t xml:space="preserve"> pipeline. </w:t>
       </w:r>
       <w:r>
         <w:rPr>
@@ -6691,7 +9206,21 @@
         <w:rPr>
           <w:lang w:val="en-GB"/>
         </w:rPr>
-        <w:t>(Script PStrain.R)</w:t>
+        <w:t xml:space="preserve">(Script </w:t>
+      </w:r>
+      <w:proofErr w:type="spellStart"/>
+      <w:r>
+        <w:rPr>
+          <w:lang w:val="en-GB"/>
+        </w:rPr>
+        <w:t>PStrain.R</w:t>
+      </w:r>
+      <w:proofErr w:type="spellEnd"/>
+      <w:r>
+        <w:rPr>
+          <w:lang w:val="en-GB"/>
+        </w:rPr>
+        <w:t>)</w:t>
       </w:r>
       <w:r>
         <w:rPr>
@@ -6883,13 +9412,23 @@
                 <w:lang w:val="en-GB" w:eastAsia="sl-SI"/>
               </w:rPr>
             </w:pPr>
+            <w:proofErr w:type="spellStart"/>
             <w:r>
               <w:rPr>
                 <w:sz w:val="20"/>
                 <w:szCs w:val="20"/>
                 <w:lang w:val="en-GB" w:eastAsia="sl-SI"/>
               </w:rPr>
-              <w:t xml:space="preserve">QIAamp Fast DNA Stool Mini Kit </w:t>
+              <w:t>QIAamp</w:t>
+            </w:r>
+            <w:proofErr w:type="spellEnd"/>
+            <w:r>
+              <w:rPr>
+                <w:sz w:val="20"/>
+                <w:szCs w:val="20"/>
+                <w:lang w:val="en-GB" w:eastAsia="sl-SI"/>
+              </w:rPr>
+              <w:t xml:space="preserve"> Fast DNA Stool Mini Kit </w:t>
             </w:r>
           </w:p>
         </w:tc>
@@ -6919,7 +9458,25 @@
                 <w:szCs w:val="20"/>
                 <w:lang w:val="en-GB" w:eastAsia="sl-SI"/>
               </w:rPr>
-              <w:t xml:space="preserve"> NucleoSpin Soil Mini Kit</w:t>
+              <w:t xml:space="preserve"> </w:t>
+            </w:r>
+            <w:proofErr w:type="spellStart"/>
+            <w:r>
+              <w:rPr>
+                <w:sz w:val="20"/>
+                <w:szCs w:val="20"/>
+                <w:lang w:val="en-GB" w:eastAsia="sl-SI"/>
+              </w:rPr>
+              <w:t>NucleoSpin</w:t>
+            </w:r>
+            <w:proofErr w:type="spellEnd"/>
+            <w:r>
+              <w:rPr>
+                <w:sz w:val="20"/>
+                <w:szCs w:val="20"/>
+                <w:lang w:val="en-GB" w:eastAsia="sl-SI"/>
+              </w:rPr>
+              <w:t xml:space="preserve"> Soil Mini Kit</w:t>
             </w:r>
           </w:p>
         </w:tc>
@@ -6943,13 +9500,41 @@
                 <w:lang w:val="en-GB" w:eastAsia="sl-SI"/>
               </w:rPr>
             </w:pPr>
+            <w:proofErr w:type="spellStart"/>
             <w:r>
               <w:rPr>
                 <w:sz w:val="20"/>
                 <w:szCs w:val="20"/>
                 <w:lang w:val="en-GB" w:eastAsia="sl-SI"/>
               </w:rPr>
-              <w:t xml:space="preserve">QIAamp PowerFecal Pro DNA Kit </w:t>
+              <w:t>QIAamp</w:t>
+            </w:r>
+            <w:proofErr w:type="spellEnd"/>
+            <w:r>
+              <w:rPr>
+                <w:sz w:val="20"/>
+                <w:szCs w:val="20"/>
+                <w:lang w:val="en-GB" w:eastAsia="sl-SI"/>
+              </w:rPr>
+              <w:t xml:space="preserve"> </w:t>
+            </w:r>
+            <w:proofErr w:type="spellStart"/>
+            <w:r>
+              <w:rPr>
+                <w:sz w:val="20"/>
+                <w:szCs w:val="20"/>
+                <w:lang w:val="en-GB" w:eastAsia="sl-SI"/>
+              </w:rPr>
+              <w:t>PowerFecal</w:t>
+            </w:r>
+            <w:proofErr w:type="spellEnd"/>
+            <w:r>
+              <w:rPr>
+                <w:sz w:val="20"/>
+                <w:szCs w:val="20"/>
+                <w:lang w:val="en-GB" w:eastAsia="sl-SI"/>
+              </w:rPr>
+              <w:t xml:space="preserve"> Pro DNA Kit </w:t>
             </w:r>
           </w:p>
         </w:tc>
@@ -6989,7 +9574,25 @@
                 <w:szCs w:val="20"/>
                 <w:lang w:val="en-GB" w:eastAsia="sl-SI"/>
               </w:rPr>
-              <w:t xml:space="preserve"> protocol based on DNeasy Blood and Tissue Kit </w:t>
+              <w:t xml:space="preserve"> protocol based on </w:t>
+            </w:r>
+            <w:proofErr w:type="spellStart"/>
+            <w:r>
+              <w:rPr>
+                <w:sz w:val="20"/>
+                <w:szCs w:val="20"/>
+                <w:lang w:val="en-GB" w:eastAsia="sl-SI"/>
+              </w:rPr>
+              <w:t>DNeasy</w:t>
+            </w:r>
+            <w:proofErr w:type="spellEnd"/>
+            <w:r>
+              <w:rPr>
+                <w:sz w:val="20"/>
+                <w:szCs w:val="20"/>
+                <w:lang w:val="en-GB" w:eastAsia="sl-SI"/>
+              </w:rPr>
+              <w:t xml:space="preserve"> Blood and Tissue Kit </w:t>
             </w:r>
           </w:p>
         </w:tc>
@@ -7082,13 +9685,23 @@
                 <w:lang w:val="en-GB" w:eastAsia="sl-SI"/>
               </w:rPr>
             </w:pPr>
+            <w:proofErr w:type="spellStart"/>
             <w:r>
               <w:rPr>
                 <w:sz w:val="20"/>
                 <w:szCs w:val="20"/>
                 <w:lang w:val="en-GB" w:eastAsia="sl-SI"/>
               </w:rPr>
-              <w:t>Macherey-Nagel</w:t>
+              <w:t>Macherey</w:t>
+            </w:r>
+            <w:proofErr w:type="spellEnd"/>
+            <w:r>
+              <w:rPr>
+                <w:sz w:val="20"/>
+                <w:szCs w:val="20"/>
+                <w:lang w:val="en-GB" w:eastAsia="sl-SI"/>
+              </w:rPr>
+              <w:t>-Nagel</w:t>
             </w:r>
           </w:p>
         </w:tc>
@@ -7217,8 +9830,90 @@
                 <w:szCs w:val="20"/>
                 <w:lang w:val="en-GB" w:eastAsia="sl-SI"/>
               </w:rPr>
-              <w:t>Mechanical (bead-beating using MagnaLyser; 7000rpm, 70s) &amp; heating the lysate at 95°C for 5min</w:t>
-            </w:r>
+              <w:t xml:space="preserve">Mechanical (bead-beating using </w:t>
+            </w:r>
+            <w:proofErr w:type="spellStart"/>
+            <w:r>
+              <w:rPr>
+                <w:sz w:val="20"/>
+                <w:szCs w:val="20"/>
+                <w:lang w:val="en-GB" w:eastAsia="sl-SI"/>
+              </w:rPr>
+              <w:t>MagnaLyser</w:t>
+            </w:r>
+            <w:proofErr w:type="spellEnd"/>
+            <w:r>
+              <w:rPr>
+                <w:sz w:val="20"/>
+                <w:szCs w:val="20"/>
+                <w:lang w:val="en-GB" w:eastAsia="sl-SI"/>
+              </w:rPr>
+              <w:t xml:space="preserve">; </w:t>
+            </w:r>
+            <w:proofErr w:type="spellStart"/>
+            <w:r>
+              <w:rPr>
+                <w:sz w:val="20"/>
+                <w:szCs w:val="20"/>
+                <w:lang w:val="en-GB" w:eastAsia="sl-SI"/>
+              </w:rPr>
+              <w:t>7000rpm</w:t>
+            </w:r>
+            <w:proofErr w:type="spellEnd"/>
+            <w:r>
+              <w:rPr>
+                <w:sz w:val="20"/>
+                <w:szCs w:val="20"/>
+                <w:lang w:val="en-GB" w:eastAsia="sl-SI"/>
+              </w:rPr>
+              <w:t xml:space="preserve">, </w:t>
+            </w:r>
+            <w:proofErr w:type="spellStart"/>
+            <w:r>
+              <w:rPr>
+                <w:sz w:val="20"/>
+                <w:szCs w:val="20"/>
+                <w:lang w:val="en-GB" w:eastAsia="sl-SI"/>
+              </w:rPr>
+              <w:t>70s</w:t>
+            </w:r>
+            <w:proofErr w:type="spellEnd"/>
+            <w:r>
+              <w:rPr>
+                <w:sz w:val="20"/>
+                <w:szCs w:val="20"/>
+                <w:lang w:val="en-GB" w:eastAsia="sl-SI"/>
+              </w:rPr>
+              <w:t xml:space="preserve">) &amp; heating the lysate at </w:t>
+            </w:r>
+            <w:proofErr w:type="spellStart"/>
+            <w:r>
+              <w:rPr>
+                <w:sz w:val="20"/>
+                <w:szCs w:val="20"/>
+                <w:lang w:val="en-GB" w:eastAsia="sl-SI"/>
+              </w:rPr>
+              <w:t>95°C</w:t>
+            </w:r>
+            <w:proofErr w:type="spellEnd"/>
+            <w:r>
+              <w:rPr>
+                <w:sz w:val="20"/>
+                <w:szCs w:val="20"/>
+                <w:lang w:val="en-GB" w:eastAsia="sl-SI"/>
+              </w:rPr>
+              <w:t xml:space="preserve"> for </w:t>
+            </w:r>
+            <w:proofErr w:type="spellStart"/>
+            <w:r>
+              <w:rPr>
+                <w:sz w:val="20"/>
+                <w:szCs w:val="20"/>
+                <w:lang w:val="en-GB" w:eastAsia="sl-SI"/>
+              </w:rPr>
+              <w:t>5min</w:t>
+            </w:r>
+            <w:proofErr w:type="spellEnd"/>
           </w:p>
         </w:tc>
         <w:tc>
@@ -7247,7 +9942,43 @@
                 <w:szCs w:val="20"/>
                 <w:lang w:val="en-GB" w:eastAsia="sl-SI"/>
               </w:rPr>
-              <w:t>Mechanical (bead-beating by vortexing; max speed, 5min)</w:t>
+              <w:t xml:space="preserve">Mechanical (bead-beating by </w:t>
+            </w:r>
+            <w:proofErr w:type="spellStart"/>
+            <w:r>
+              <w:rPr>
+                <w:sz w:val="20"/>
+                <w:szCs w:val="20"/>
+                <w:lang w:val="en-GB" w:eastAsia="sl-SI"/>
+              </w:rPr>
+              <w:t>vortexing</w:t>
+            </w:r>
+            <w:proofErr w:type="spellEnd"/>
+            <w:r>
+              <w:rPr>
+                <w:sz w:val="20"/>
+                <w:szCs w:val="20"/>
+                <w:lang w:val="en-GB" w:eastAsia="sl-SI"/>
+              </w:rPr>
+              <w:t xml:space="preserve">; max speed, </w:t>
+            </w:r>
+            <w:proofErr w:type="spellStart"/>
+            <w:r>
+              <w:rPr>
+                <w:sz w:val="20"/>
+                <w:szCs w:val="20"/>
+                <w:lang w:val="en-GB" w:eastAsia="sl-SI"/>
+              </w:rPr>
+              <w:t>5min</w:t>
+            </w:r>
+            <w:proofErr w:type="spellEnd"/>
+            <w:r>
+              <w:rPr>
+                <w:sz w:val="20"/>
+                <w:szCs w:val="20"/>
+                <w:lang w:val="en-GB" w:eastAsia="sl-SI"/>
+              </w:rPr>
+              <w:t>)</w:t>
             </w:r>
           </w:p>
         </w:tc>
@@ -7277,7 +10008,43 @@
                 <w:szCs w:val="20"/>
                 <w:lang w:val="en-GB" w:eastAsia="sl-SI"/>
               </w:rPr>
-              <w:t>Chemical (CD1 solution) &amp; Mechanical (bead-beating by vortexing; max speed, 10min)</w:t>
+              <w:t xml:space="preserve">Chemical (CD1 solution) &amp; Mechanical (bead-beating by </w:t>
+            </w:r>
+            <w:proofErr w:type="spellStart"/>
+            <w:r>
+              <w:rPr>
+                <w:sz w:val="20"/>
+                <w:szCs w:val="20"/>
+                <w:lang w:val="en-GB" w:eastAsia="sl-SI"/>
+              </w:rPr>
+              <w:t>vortexing</w:t>
+            </w:r>
+            <w:proofErr w:type="spellEnd"/>
+            <w:r>
+              <w:rPr>
+                <w:sz w:val="20"/>
+                <w:szCs w:val="20"/>
+                <w:lang w:val="en-GB" w:eastAsia="sl-SI"/>
+              </w:rPr>
+              <w:t xml:space="preserve">; max speed, </w:t>
+            </w:r>
+            <w:proofErr w:type="spellStart"/>
+            <w:r>
+              <w:rPr>
+                <w:sz w:val="20"/>
+                <w:szCs w:val="20"/>
+                <w:lang w:val="en-GB" w:eastAsia="sl-SI"/>
+              </w:rPr>
+              <w:t>10min</w:t>
+            </w:r>
+            <w:proofErr w:type="spellEnd"/>
+            <w:r>
+              <w:rPr>
+                <w:sz w:val="20"/>
+                <w:szCs w:val="20"/>
+                <w:lang w:val="en-GB" w:eastAsia="sl-SI"/>
+              </w:rPr>
+              <w:t>)</w:t>
             </w:r>
           </w:p>
         </w:tc>
@@ -7307,7 +10074,43 @@
                 <w:szCs w:val="20"/>
                 <w:lang w:val="en-GB" w:eastAsia="sl-SI"/>
               </w:rPr>
-              <w:t>Chemical (ATL buffer) &amp; Mechanical (bead-beating by MagnaLyser; 7000 rpm 70s)</w:t>
+              <w:t xml:space="preserve">Chemical (ATL buffer) &amp; Mechanical (bead-beating by </w:t>
+            </w:r>
+            <w:proofErr w:type="spellStart"/>
+            <w:r>
+              <w:rPr>
+                <w:sz w:val="20"/>
+                <w:szCs w:val="20"/>
+                <w:lang w:val="en-GB" w:eastAsia="sl-SI"/>
+              </w:rPr>
+              <w:t>MagnaLyser</w:t>
+            </w:r>
+            <w:proofErr w:type="spellEnd"/>
+            <w:r>
+              <w:rPr>
+                <w:sz w:val="20"/>
+                <w:szCs w:val="20"/>
+                <w:lang w:val="en-GB" w:eastAsia="sl-SI"/>
+              </w:rPr>
+              <w:t xml:space="preserve">; 7000 rpm </w:t>
+            </w:r>
+            <w:proofErr w:type="spellStart"/>
+            <w:r>
+              <w:rPr>
+                <w:sz w:val="20"/>
+                <w:szCs w:val="20"/>
+                <w:lang w:val="en-GB" w:eastAsia="sl-SI"/>
+              </w:rPr>
+              <w:t>70s</w:t>
+            </w:r>
+            <w:proofErr w:type="spellEnd"/>
+            <w:r>
+              <w:rPr>
+                <w:sz w:val="20"/>
+                <w:szCs w:val="20"/>
+                <w:lang w:val="en-GB" w:eastAsia="sl-SI"/>
+              </w:rPr>
+              <w:t>)</w:t>
             </w:r>
           </w:p>
         </w:tc>
@@ -7376,7 +10179,97 @@
                 <w:szCs w:val="20"/>
                 <w:lang w:val="en-GB" w:eastAsia="sl-SI"/>
               </w:rPr>
-              <w:t>2,0 ml nuclease-free tubes (Starstedt, DE) with 0.1 mm (0.25g) and 0.5 mm (0.25g) silica beads (Biospec Products, US) containing Inhibitex buffer</w:t>
+              <w:t>2,0 ml nuclease-free tubes (</w:t>
+            </w:r>
+            <w:proofErr w:type="spellStart"/>
+            <w:r>
+              <w:rPr>
+                <w:sz w:val="20"/>
+                <w:szCs w:val="20"/>
+                <w:lang w:val="en-GB" w:eastAsia="sl-SI"/>
+              </w:rPr>
+              <w:t>Starstedt</w:t>
+            </w:r>
+            <w:proofErr w:type="spellEnd"/>
+            <w:r>
+              <w:rPr>
+                <w:sz w:val="20"/>
+                <w:szCs w:val="20"/>
+                <w:lang w:val="en-GB" w:eastAsia="sl-SI"/>
+              </w:rPr>
+              <w:t>, DE) with 0.1 mm (</w:t>
+            </w:r>
+            <w:proofErr w:type="spellStart"/>
+            <w:r>
+              <w:rPr>
+                <w:sz w:val="20"/>
+                <w:szCs w:val="20"/>
+                <w:lang w:val="en-GB" w:eastAsia="sl-SI"/>
+              </w:rPr>
+              <w:t>0.25g</w:t>
+            </w:r>
+            <w:proofErr w:type="spellEnd"/>
+            <w:r>
+              <w:rPr>
+                <w:sz w:val="20"/>
+                <w:szCs w:val="20"/>
+                <w:lang w:val="en-GB" w:eastAsia="sl-SI"/>
+              </w:rPr>
+              <w:t>) and 0.5 mm (</w:t>
+            </w:r>
+            <w:proofErr w:type="spellStart"/>
+            <w:r>
+              <w:rPr>
+                <w:sz w:val="20"/>
+                <w:szCs w:val="20"/>
+                <w:lang w:val="en-GB" w:eastAsia="sl-SI"/>
+              </w:rPr>
+              <w:t>0.25g</w:t>
+            </w:r>
+            <w:proofErr w:type="spellEnd"/>
+            <w:r>
+              <w:rPr>
+                <w:sz w:val="20"/>
+                <w:szCs w:val="20"/>
+                <w:lang w:val="en-GB" w:eastAsia="sl-SI"/>
+              </w:rPr>
+              <w:t>) silica beads (</w:t>
+            </w:r>
+            <w:proofErr w:type="spellStart"/>
+            <w:r>
+              <w:rPr>
+                <w:sz w:val="20"/>
+                <w:szCs w:val="20"/>
+                <w:lang w:val="en-GB" w:eastAsia="sl-SI"/>
+              </w:rPr>
+              <w:t>Biospec</w:t>
+            </w:r>
+            <w:proofErr w:type="spellEnd"/>
+            <w:r>
+              <w:rPr>
+                <w:sz w:val="20"/>
+                <w:szCs w:val="20"/>
+                <w:lang w:val="en-GB" w:eastAsia="sl-SI"/>
+              </w:rPr>
+              <w:t xml:space="preserve"> Products, US) containing </w:t>
+            </w:r>
+            <w:proofErr w:type="spellStart"/>
+            <w:r>
+              <w:rPr>
+                <w:sz w:val="20"/>
+                <w:szCs w:val="20"/>
+                <w:lang w:val="en-GB" w:eastAsia="sl-SI"/>
+              </w:rPr>
+              <w:t>Inhibitex</w:t>
+            </w:r>
+            <w:proofErr w:type="spellEnd"/>
+            <w:r>
+              <w:rPr>
+                <w:sz w:val="20"/>
+                <w:szCs w:val="20"/>
+                <w:lang w:val="en-GB" w:eastAsia="sl-SI"/>
+              </w:rPr>
+              <w:t xml:space="preserve"> buffer</w:t>
             </w:r>
           </w:p>
         </w:tc>
@@ -7400,13 +10293,23 @@
                 <w:lang w:val="en-GB" w:eastAsia="sl-SI"/>
               </w:rPr>
             </w:pPr>
+            <w:proofErr w:type="spellStart"/>
             <w:r>
               <w:rPr>
                 <w:sz w:val="20"/>
                 <w:szCs w:val="20"/>
                 <w:lang w:val="en-GB" w:eastAsia="sl-SI"/>
               </w:rPr>
-              <w:t xml:space="preserve">NucleoSpin Bead Tube Type A containing SL2 lysis buffer </w:t>
+              <w:t>NucleoSpin</w:t>
+            </w:r>
+            <w:proofErr w:type="spellEnd"/>
+            <w:r>
+              <w:rPr>
+                <w:sz w:val="20"/>
+                <w:szCs w:val="20"/>
+                <w:lang w:val="en-GB" w:eastAsia="sl-SI"/>
+              </w:rPr>
+              <w:t xml:space="preserve"> Bead Tube Type A containing SL2 lysis buffer </w:t>
             </w:r>
           </w:p>
         </w:tc>
@@ -7430,13 +10333,77 @@
                 <w:lang w:val="en-GB" w:eastAsia="sl-SI"/>
               </w:rPr>
             </w:pPr>
+            <w:proofErr w:type="spellStart"/>
             <w:r>
               <w:rPr>
                 <w:sz w:val="20"/>
                 <w:szCs w:val="20"/>
                 <w:lang w:val="en-GB" w:eastAsia="sl-SI"/>
               </w:rPr>
-              <w:t xml:space="preserve">PowerBead Pro Tubes (2ml) containing PowerBead and C1 solution </w:t>
+              <w:t>PowerBead</w:t>
+            </w:r>
+            <w:proofErr w:type="spellEnd"/>
+            <w:r>
+              <w:rPr>
+                <w:sz w:val="20"/>
+                <w:szCs w:val="20"/>
+                <w:lang w:val="en-GB" w:eastAsia="sl-SI"/>
+              </w:rPr>
+              <w:t xml:space="preserve"> Pro Tubes (</w:t>
+            </w:r>
+            <w:proofErr w:type="spellStart"/>
+            <w:r>
+              <w:rPr>
+                <w:sz w:val="20"/>
+                <w:szCs w:val="20"/>
+                <w:lang w:val="en-GB" w:eastAsia="sl-SI"/>
+              </w:rPr>
+              <w:t>2ml</w:t>
+            </w:r>
+            <w:proofErr w:type="spellEnd"/>
+            <w:r>
+              <w:rPr>
+                <w:sz w:val="20"/>
+                <w:szCs w:val="20"/>
+                <w:lang w:val="en-GB" w:eastAsia="sl-SI"/>
+              </w:rPr>
+              <w:t xml:space="preserve">) containing </w:t>
+            </w:r>
+            <w:proofErr w:type="spellStart"/>
+            <w:r>
+              <w:rPr>
+                <w:sz w:val="20"/>
+                <w:szCs w:val="20"/>
+                <w:lang w:val="en-GB" w:eastAsia="sl-SI"/>
+              </w:rPr>
+              <w:t>PowerBead</w:t>
+            </w:r>
+            <w:proofErr w:type="spellEnd"/>
+            <w:r>
+              <w:rPr>
+                <w:sz w:val="20"/>
+                <w:szCs w:val="20"/>
+                <w:lang w:val="en-GB" w:eastAsia="sl-SI"/>
+              </w:rPr>
+              <w:t xml:space="preserve"> and </w:t>
+            </w:r>
+            <w:proofErr w:type="spellStart"/>
+            <w:r>
+              <w:rPr>
+                <w:sz w:val="20"/>
+                <w:szCs w:val="20"/>
+                <w:lang w:val="en-GB" w:eastAsia="sl-SI"/>
+              </w:rPr>
+              <w:t>C1</w:t>
+            </w:r>
+            <w:proofErr w:type="spellEnd"/>
+            <w:r>
+              <w:rPr>
+                <w:sz w:val="20"/>
+                <w:szCs w:val="20"/>
+                <w:lang w:val="en-GB" w:eastAsia="sl-SI"/>
+              </w:rPr>
+              <w:t xml:space="preserve"> solution </w:t>
             </w:r>
           </w:p>
         </w:tc>
@@ -7466,7 +10433,79 @@
                 <w:szCs w:val="20"/>
                 <w:lang w:val="en-GB" w:eastAsia="sl-SI"/>
               </w:rPr>
-              <w:t>2,0 ml nuclease-free tubes (Starstedt, DE) with 0.1 mm (0.25g) and 0.5 mm (0.25g) silica beads (Biospec Products, US) and ATL buffer</w:t>
+              <w:t>2,0 ml nuclease-free tubes (</w:t>
+            </w:r>
+            <w:proofErr w:type="spellStart"/>
+            <w:r>
+              <w:rPr>
+                <w:sz w:val="20"/>
+                <w:szCs w:val="20"/>
+                <w:lang w:val="en-GB" w:eastAsia="sl-SI"/>
+              </w:rPr>
+              <w:t>Starstedt</w:t>
+            </w:r>
+            <w:proofErr w:type="spellEnd"/>
+            <w:r>
+              <w:rPr>
+                <w:sz w:val="20"/>
+                <w:szCs w:val="20"/>
+                <w:lang w:val="en-GB" w:eastAsia="sl-SI"/>
+              </w:rPr>
+              <w:t>, DE) with 0.1 mm (</w:t>
+            </w:r>
+            <w:proofErr w:type="spellStart"/>
+            <w:r>
+              <w:rPr>
+                <w:sz w:val="20"/>
+                <w:szCs w:val="20"/>
+                <w:lang w:val="en-GB" w:eastAsia="sl-SI"/>
+              </w:rPr>
+              <w:t>0.25g</w:t>
+            </w:r>
+            <w:proofErr w:type="spellEnd"/>
+            <w:r>
+              <w:rPr>
+                <w:sz w:val="20"/>
+                <w:szCs w:val="20"/>
+                <w:lang w:val="en-GB" w:eastAsia="sl-SI"/>
+              </w:rPr>
+              <w:t>) and 0.5 mm (</w:t>
+            </w:r>
+            <w:proofErr w:type="spellStart"/>
+            <w:r>
+              <w:rPr>
+                <w:sz w:val="20"/>
+                <w:szCs w:val="20"/>
+                <w:lang w:val="en-GB" w:eastAsia="sl-SI"/>
+              </w:rPr>
+              <w:t>0.25g</w:t>
+            </w:r>
+            <w:proofErr w:type="spellEnd"/>
+            <w:r>
+              <w:rPr>
+                <w:sz w:val="20"/>
+                <w:szCs w:val="20"/>
+                <w:lang w:val="en-GB" w:eastAsia="sl-SI"/>
+              </w:rPr>
+              <w:t>) silica beads (</w:t>
+            </w:r>
+            <w:proofErr w:type="spellStart"/>
+            <w:r>
+              <w:rPr>
+                <w:sz w:val="20"/>
+                <w:szCs w:val="20"/>
+                <w:lang w:val="en-GB" w:eastAsia="sl-SI"/>
+              </w:rPr>
+              <w:t>Biospec</w:t>
+            </w:r>
+            <w:proofErr w:type="spellEnd"/>
+            <w:r>
+              <w:rPr>
+                <w:sz w:val="20"/>
+                <w:szCs w:val="20"/>
+                <w:lang w:val="en-GB" w:eastAsia="sl-SI"/>
+              </w:rPr>
+              <w:t xml:space="preserve"> Products, US) and ATL buffer</w:t>
             </w:r>
           </w:p>
         </w:tc>
@@ -7909,6 +10948,7 @@
                 <w:lang w:val="en-GB" w:eastAsia="sl-SI"/>
               </w:rPr>
             </w:pPr>
+            <w:proofErr w:type="spellStart"/>
             <w:r>
               <w:rPr>
                 <w:rFonts w:eastAsia="Times New Roman" w:cs="Times New Roman"/>
@@ -7919,6 +10959,7 @@
               </w:rPr>
               <w:t>MiSeq</w:t>
             </w:r>
+            <w:proofErr w:type="spellEnd"/>
           </w:p>
         </w:tc>
         <w:tc>
@@ -7945,6 +10986,7 @@
                 <w:lang w:val="en-GB" w:eastAsia="sl-SI"/>
               </w:rPr>
             </w:pPr>
+            <w:proofErr w:type="spellStart"/>
             <w:r>
               <w:rPr>
                 <w:rFonts w:eastAsia="Times New Roman" w:cs="Times New Roman"/>
@@ -7955,6 +10997,7 @@
               </w:rPr>
               <w:t>MiSeq</w:t>
             </w:r>
+            <w:proofErr w:type="spellEnd"/>
           </w:p>
         </w:tc>
         <w:tc>
@@ -7981,6 +11024,7 @@
                 <w:lang w:val="en-GB" w:eastAsia="sl-SI"/>
               </w:rPr>
             </w:pPr>
+            <w:proofErr w:type="spellStart"/>
             <w:r>
               <w:rPr>
                 <w:rFonts w:eastAsia="Times New Roman" w:cs="Times New Roman"/>
@@ -7991,6 +11035,7 @@
               </w:rPr>
               <w:t>NextSeq</w:t>
             </w:r>
+            <w:proofErr w:type="spellEnd"/>
           </w:p>
         </w:tc>
         <w:tc>
@@ -8054,6 +11099,7 @@
                 <w:lang w:val="en-GB" w:eastAsia="sl-SI"/>
               </w:rPr>
             </w:pPr>
+            <w:proofErr w:type="spellStart"/>
             <w:r>
               <w:rPr>
                 <w:rFonts w:eastAsia="Times New Roman" w:cs="Times New Roman"/>
@@ -8064,6 +11110,7 @@
               </w:rPr>
               <w:t>DNBSeq</w:t>
             </w:r>
+            <w:proofErr w:type="spellEnd"/>
           </w:p>
         </w:tc>
       </w:tr>
@@ -8144,7 +11191,29 @@
                 <w:szCs w:val="20"/>
                 <w:lang w:val="en-GB" w:eastAsia="sl-SI"/>
               </w:rPr>
-              <w:t>Amplicon (V3-V4 region of the 16S rRNA gene)</w:t>
+              <w:t xml:space="preserve">Amplicon (V3-V4 region of the </w:t>
+            </w:r>
+            <w:proofErr w:type="spellStart"/>
+            <w:r>
+              <w:rPr>
+                <w:rFonts w:eastAsia="Times New Roman" w:cs="Times New Roman"/>
+                <w:color w:val="000000"/>
+                <w:sz w:val="20"/>
+                <w:szCs w:val="20"/>
+                <w:lang w:val="en-GB" w:eastAsia="sl-SI"/>
+              </w:rPr>
+              <w:t>16S</w:t>
+            </w:r>
+            <w:proofErr w:type="spellEnd"/>
+            <w:r>
+              <w:rPr>
+                <w:rFonts w:eastAsia="Times New Roman" w:cs="Times New Roman"/>
+                <w:color w:val="000000"/>
+                <w:sz w:val="20"/>
+                <w:szCs w:val="20"/>
+                <w:lang w:val="en-GB" w:eastAsia="sl-SI"/>
+              </w:rPr>
+              <w:t xml:space="preserve"> rRNA gene)</w:t>
             </w:r>
           </w:p>
         </w:tc>
@@ -8333,8 +11402,20 @@
                 <w:szCs w:val="20"/>
                 <w:lang w:val="en-GB" w:eastAsia="sl-SI"/>
               </w:rPr>
-              <w:t>KAPA HiFI</w:t>
-            </w:r>
+              <w:t xml:space="preserve">KAPA </w:t>
+            </w:r>
+            <w:proofErr w:type="spellStart"/>
+            <w:r>
+              <w:rPr>
+                <w:rFonts w:eastAsia="Times New Roman" w:cs="Times New Roman"/>
+                <w:color w:val="000000"/>
+                <w:sz w:val="20"/>
+                <w:szCs w:val="20"/>
+                <w:lang w:val="en-GB" w:eastAsia="sl-SI"/>
+              </w:rPr>
+              <w:t>HiFI</w:t>
+            </w:r>
+            <w:proofErr w:type="spellEnd"/>
           </w:p>
         </w:tc>
         <w:tc>
@@ -8361,6 +11442,7 @@
                 <w:lang w:val="en-GB" w:eastAsia="sl-SI"/>
               </w:rPr>
             </w:pPr>
+            <w:proofErr w:type="spellStart"/>
             <w:r>
               <w:rPr>
                 <w:rFonts w:eastAsia="Times New Roman" w:cs="Times New Roman"/>
@@ -8369,7 +11451,18 @@
                 <w:szCs w:val="20"/>
                 <w:lang w:val="en-GB" w:eastAsia="sl-SI"/>
               </w:rPr>
-              <w:t xml:space="preserve">Q5 </w:t>
+              <w:t>Q5</w:t>
+            </w:r>
+            <w:proofErr w:type="spellEnd"/>
+            <w:r>
+              <w:rPr>
+                <w:rFonts w:eastAsia="Times New Roman" w:cs="Times New Roman"/>
+                <w:color w:val="000000"/>
+                <w:sz w:val="20"/>
+                <w:szCs w:val="20"/>
+                <w:lang w:val="en-GB" w:eastAsia="sl-SI"/>
+              </w:rPr>
+              <w:t xml:space="preserve"> </w:t>
             </w:r>
           </w:p>
         </w:tc>
@@ -8397,6 +11490,7 @@
                 <w:lang w:val="en-GB" w:eastAsia="sl-SI"/>
               </w:rPr>
             </w:pPr>
+            <w:proofErr w:type="spellStart"/>
             <w:r>
               <w:rPr>
                 <w:rFonts w:eastAsia="Times New Roman" w:cs="Times New Roman"/>
@@ -8407,6 +11501,7 @@
               </w:rPr>
               <w:t>Q5</w:t>
             </w:r>
+            <w:proofErr w:type="spellEnd"/>
           </w:p>
         </w:tc>
         <w:tc>
@@ -8469,6 +11564,7 @@
                 <w:lang w:val="en-GB" w:eastAsia="sl-SI"/>
               </w:rPr>
             </w:pPr>
+            <w:proofErr w:type="spellStart"/>
             <w:r>
               <w:rPr>
                 <w:rFonts w:eastAsia="Times New Roman" w:cs="Times New Roman"/>
@@ -8479,6 +11575,7 @@
               </w:rPr>
               <w:t>Phi29</w:t>
             </w:r>
+            <w:proofErr w:type="spellEnd"/>
           </w:p>
         </w:tc>
         <w:tc>
@@ -9528,6 +12625,7 @@
                 <w:lang w:val="en-GB" w:eastAsia="sl-SI"/>
               </w:rPr>
             </w:pPr>
+            <w:proofErr w:type="spellStart"/>
             <w:r>
               <w:rPr>
                 <w:rFonts w:eastAsia="Times New Roman" w:cs="Times New Roman"/>
@@ -9536,8 +12634,31 @@
                 <w:szCs w:val="20"/>
                 <w:lang w:val="en-GB" w:eastAsia="sl-SI"/>
               </w:rPr>
-              <w:t>4e7 / 5e7</w:t>
-            </w:r>
+              <w:t>4e7</w:t>
+            </w:r>
+            <w:proofErr w:type="spellEnd"/>
+            <w:r>
+              <w:rPr>
+                <w:rFonts w:eastAsia="Times New Roman" w:cs="Times New Roman"/>
+                <w:color w:val="000000"/>
+                <w:sz w:val="20"/>
+                <w:szCs w:val="20"/>
+                <w:lang w:val="en-GB" w:eastAsia="sl-SI"/>
+              </w:rPr>
+              <w:t xml:space="preserve"> / </w:t>
+            </w:r>
+            <w:proofErr w:type="spellStart"/>
+            <w:r>
+              <w:rPr>
+                <w:rFonts w:eastAsia="Times New Roman" w:cs="Times New Roman"/>
+                <w:color w:val="000000"/>
+                <w:sz w:val="20"/>
+                <w:szCs w:val="20"/>
+                <w:lang w:val="en-GB" w:eastAsia="sl-SI"/>
+              </w:rPr>
+              <w:t>5e7</w:t>
+            </w:r>
+            <w:proofErr w:type="spellEnd"/>
           </w:p>
         </w:tc>
         <w:tc>
@@ -9565,6 +12686,7 @@
                 <w:lang w:val="en-GB" w:eastAsia="sl-SI"/>
               </w:rPr>
             </w:pPr>
+            <w:proofErr w:type="spellStart"/>
             <w:r>
               <w:rPr>
                 <w:rFonts w:eastAsia="Times New Roman" w:cs="Times New Roman"/>
@@ -9573,8 +12695,31 @@
                 <w:szCs w:val="20"/>
                 <w:lang w:val="en-GB" w:eastAsia="sl-SI"/>
               </w:rPr>
-              <w:t>5e6 / 1e8</w:t>
-            </w:r>
+              <w:t>5e6</w:t>
+            </w:r>
+            <w:proofErr w:type="spellEnd"/>
+            <w:r>
+              <w:rPr>
+                <w:rFonts w:eastAsia="Times New Roman" w:cs="Times New Roman"/>
+                <w:color w:val="000000"/>
+                <w:sz w:val="20"/>
+                <w:szCs w:val="20"/>
+                <w:lang w:val="en-GB" w:eastAsia="sl-SI"/>
+              </w:rPr>
+              <w:t xml:space="preserve"> / </w:t>
+            </w:r>
+            <w:proofErr w:type="spellStart"/>
+            <w:r>
+              <w:rPr>
+                <w:rFonts w:eastAsia="Times New Roman" w:cs="Times New Roman"/>
+                <w:color w:val="000000"/>
+                <w:sz w:val="20"/>
+                <w:szCs w:val="20"/>
+                <w:lang w:val="en-GB" w:eastAsia="sl-SI"/>
+              </w:rPr>
+              <w:t>1e8</w:t>
+            </w:r>
+            <w:proofErr w:type="spellEnd"/>
           </w:p>
         </w:tc>
       </w:tr>
@@ -10972,6 +14117,7 @@
                 <w:lang w:val="en-GB" w:eastAsia="en-GB"/>
               </w:rPr>
             </w:pPr>
+            <w:proofErr w:type="spellStart"/>
             <w:r>
               <w:rPr>
                 <w:rFonts w:eastAsia="Times New Roman" w:cs="Times New Roman"/>
@@ -10982,6 +14128,7 @@
               </w:rPr>
               <w:t>spoVV</w:t>
             </w:r>
+            <w:proofErr w:type="spellEnd"/>
           </w:p>
         </w:tc>
         <w:tc>
@@ -11137,6 +14284,7 @@
                 <w:lang w:val="en-GB" w:eastAsia="en-GB"/>
               </w:rPr>
             </w:pPr>
+            <w:proofErr w:type="spellStart"/>
             <w:r>
               <w:rPr>
                 <w:rFonts w:eastAsia="Times New Roman" w:cs="Times New Roman"/>
@@ -11147,6 +14295,7 @@
               </w:rPr>
               <w:t>spoIVFB</w:t>
             </w:r>
+            <w:proofErr w:type="spellEnd"/>
           </w:p>
         </w:tc>
         <w:tc>
@@ -11302,6 +14451,7 @@
                 <w:lang w:val="en-GB" w:eastAsia="en-GB"/>
               </w:rPr>
             </w:pPr>
+            <w:proofErr w:type="spellStart"/>
             <w:r>
               <w:rPr>
                 <w:rFonts w:eastAsia="Times New Roman" w:cs="Times New Roman"/>
@@ -11312,6 +14462,7 @@
               </w:rPr>
               <w:t>walR</w:t>
             </w:r>
+            <w:proofErr w:type="spellEnd"/>
           </w:p>
         </w:tc>
         <w:tc>
@@ -11467,6 +14618,7 @@
                 <w:lang w:val="en-GB" w:eastAsia="en-GB"/>
               </w:rPr>
             </w:pPr>
+            <w:proofErr w:type="spellStart"/>
             <w:r>
               <w:rPr>
                 <w:rFonts w:eastAsia="Times New Roman" w:cs="Times New Roman"/>
@@ -11477,6 +14629,7 @@
               </w:rPr>
               <w:t>murR</w:t>
             </w:r>
+            <w:proofErr w:type="spellEnd"/>
           </w:p>
         </w:tc>
         <w:tc>
@@ -11632,6 +14785,7 @@
                 <w:lang w:val="en-GB" w:eastAsia="en-GB"/>
               </w:rPr>
             </w:pPr>
+            <w:proofErr w:type="spellStart"/>
             <w:r>
               <w:rPr>
                 <w:rFonts w:eastAsia="Times New Roman" w:cs="Times New Roman"/>
@@ -11642,6 +14796,7 @@
               </w:rPr>
               <w:t>ykvI</w:t>
             </w:r>
+            <w:proofErr w:type="spellEnd"/>
           </w:p>
         </w:tc>
         <w:tc>
@@ -11797,6 +14952,7 @@
                 <w:lang w:val="en-GB" w:eastAsia="en-GB"/>
               </w:rPr>
             </w:pPr>
+            <w:proofErr w:type="spellStart"/>
             <w:r>
               <w:rPr>
                 <w:rFonts w:eastAsia="Times New Roman" w:cs="Times New Roman"/>
@@ -11807,6 +14963,7 @@
               </w:rPr>
               <w:t>ylxY</w:t>
             </w:r>
+            <w:proofErr w:type="spellEnd"/>
           </w:p>
         </w:tc>
         <w:tc>
@@ -11876,6 +15033,7 @@
                 <w:lang w:val="en-GB" w:eastAsia="en-GB"/>
               </w:rPr>
             </w:pPr>
+            <w:proofErr w:type="spellStart"/>
             <w:r>
               <w:rPr>
                 <w:rFonts w:eastAsia="Times New Roman" w:cs="Times New Roman"/>
@@ -11886,7 +15044,20 @@
                 <w:szCs w:val="20"/>
                 <w:lang w:val="en-GB" w:eastAsia="en-GB"/>
               </w:rPr>
-              <w:t>Clostridioides difficile</w:t>
+              <w:t>Clostridioides</w:t>
+            </w:r>
+            <w:proofErr w:type="spellEnd"/>
+            <w:r>
+              <w:rPr>
+                <w:rFonts w:eastAsia="Times New Roman" w:cs="Times New Roman"/>
+                <w:i/>
+                <w:iCs/>
+                <w:color w:val="000000"/>
+                <w:sz w:val="20"/>
+                <w:szCs w:val="20"/>
+                <w:lang w:val="en-GB" w:eastAsia="en-GB"/>
+              </w:rPr>
+              <w:t xml:space="preserve"> difficile</w:t>
             </w:r>
             <w:r>
               <w:rPr>
@@ -11962,6 +15133,7 @@
                 <w:lang w:val="en-GB" w:eastAsia="en-GB"/>
               </w:rPr>
             </w:pPr>
+            <w:proofErr w:type="spellStart"/>
             <w:r>
               <w:rPr>
                 <w:rFonts w:eastAsia="Times New Roman" w:cs="Times New Roman"/>
@@ -11972,6 +15144,7 @@
               </w:rPr>
               <w:t>spmB</w:t>
             </w:r>
+            <w:proofErr w:type="spellEnd"/>
           </w:p>
         </w:tc>
         <w:tc>
@@ -12041,6 +15214,7 @@
                 <w:lang w:val="en-GB" w:eastAsia="en-GB"/>
               </w:rPr>
             </w:pPr>
+            <w:proofErr w:type="spellStart"/>
             <w:r>
               <w:rPr>
                 <w:rFonts w:eastAsia="Times New Roman" w:cs="Times New Roman"/>
@@ -12051,7 +15225,20 @@
                 <w:szCs w:val="20"/>
                 <w:lang w:val="en-GB" w:eastAsia="en-GB"/>
               </w:rPr>
-              <w:t>Clostridioides difficile</w:t>
+              <w:t>Clostridioides</w:t>
+            </w:r>
+            <w:proofErr w:type="spellEnd"/>
+            <w:r>
+              <w:rPr>
+                <w:rFonts w:eastAsia="Times New Roman" w:cs="Times New Roman"/>
+                <w:i/>
+                <w:iCs/>
+                <w:color w:val="000000"/>
+                <w:sz w:val="20"/>
+                <w:szCs w:val="20"/>
+                <w:lang w:val="en-GB" w:eastAsia="en-GB"/>
+              </w:rPr>
+              <w:t xml:space="preserve"> difficile</w:t>
             </w:r>
             <w:r>
               <w:rPr>
@@ -12127,6 +15314,7 @@
                 <w:lang w:val="en-GB" w:eastAsia="en-GB"/>
               </w:rPr>
             </w:pPr>
+            <w:proofErr w:type="spellStart"/>
             <w:r>
               <w:rPr>
                 <w:rFonts w:eastAsia="Times New Roman" w:cs="Times New Roman"/>
@@ -12137,6 +15325,7 @@
               </w:rPr>
               <w:t>spmA</w:t>
             </w:r>
+            <w:proofErr w:type="spellEnd"/>
           </w:p>
         </w:tc>
         <w:tc>
@@ -12206,6 +15395,7 @@
                 <w:lang w:val="en-GB" w:eastAsia="en-GB"/>
               </w:rPr>
             </w:pPr>
+            <w:proofErr w:type="spellStart"/>
             <w:r>
               <w:rPr>
                 <w:rFonts w:eastAsia="Times New Roman" w:cs="Times New Roman"/>
@@ -12216,7 +15406,20 @@
                 <w:szCs w:val="20"/>
                 <w:lang w:val="en-GB" w:eastAsia="en-GB"/>
               </w:rPr>
-              <w:t>Clostridioides difficile</w:t>
+              <w:t>Clostridioides</w:t>
+            </w:r>
+            <w:proofErr w:type="spellEnd"/>
+            <w:r>
+              <w:rPr>
+                <w:rFonts w:eastAsia="Times New Roman" w:cs="Times New Roman"/>
+                <w:i/>
+                <w:iCs/>
+                <w:color w:val="000000"/>
+                <w:sz w:val="20"/>
+                <w:szCs w:val="20"/>
+                <w:lang w:val="en-GB" w:eastAsia="en-GB"/>
+              </w:rPr>
+              <w:t xml:space="preserve"> difficile</w:t>
             </w:r>
             <w:r>
               <w:rPr>
@@ -12292,6 +15495,7 @@
                 <w:lang w:val="en-GB" w:eastAsia="en-GB"/>
               </w:rPr>
             </w:pPr>
+            <w:proofErr w:type="spellStart"/>
             <w:r>
               <w:rPr>
                 <w:rFonts w:eastAsia="Times New Roman" w:cs="Times New Roman"/>
@@ -12302,6 +15506,7 @@
               </w:rPr>
               <w:t>noc</w:t>
             </w:r>
+            <w:proofErr w:type="spellEnd"/>
           </w:p>
         </w:tc>
         <w:tc>
@@ -12371,6 +15576,7 @@
                 <w:lang w:val="en-GB" w:eastAsia="en-GB"/>
               </w:rPr>
             </w:pPr>
+            <w:proofErr w:type="spellStart"/>
             <w:r>
               <w:rPr>
                 <w:rFonts w:eastAsia="Times New Roman" w:cs="Times New Roman"/>
@@ -12381,7 +15587,20 @@
                 <w:szCs w:val="20"/>
                 <w:lang w:val="en-GB" w:eastAsia="en-GB"/>
               </w:rPr>
-              <w:t>Clostridioides difficile</w:t>
+              <w:t>Clostridioides</w:t>
+            </w:r>
+            <w:proofErr w:type="spellEnd"/>
+            <w:r>
+              <w:rPr>
+                <w:rFonts w:eastAsia="Times New Roman" w:cs="Times New Roman"/>
+                <w:i/>
+                <w:iCs/>
+                <w:color w:val="000000"/>
+                <w:sz w:val="20"/>
+                <w:szCs w:val="20"/>
+                <w:lang w:val="en-GB" w:eastAsia="en-GB"/>
+              </w:rPr>
+              <w:t xml:space="preserve"> difficile</w:t>
             </w:r>
             <w:r>
               <w:rPr>
@@ -12536,6 +15755,7 @@
                 <w:lang w:val="en-GB" w:eastAsia="en-GB"/>
               </w:rPr>
             </w:pPr>
+            <w:proofErr w:type="spellStart"/>
             <w:r>
               <w:rPr>
                 <w:rFonts w:eastAsia="Times New Roman" w:cs="Times New Roman"/>
@@ -12546,7 +15766,20 @@
                 <w:szCs w:val="20"/>
                 <w:lang w:val="en-GB" w:eastAsia="en-GB"/>
               </w:rPr>
-              <w:t>Clostridioides difficile</w:t>
+              <w:t>Clostridioides</w:t>
+            </w:r>
+            <w:proofErr w:type="spellEnd"/>
+            <w:r>
+              <w:rPr>
+                <w:rFonts w:eastAsia="Times New Roman" w:cs="Times New Roman"/>
+                <w:i/>
+                <w:iCs/>
+                <w:color w:val="000000"/>
+                <w:sz w:val="20"/>
+                <w:szCs w:val="20"/>
+                <w:lang w:val="en-GB" w:eastAsia="en-GB"/>
+              </w:rPr>
+              <w:t xml:space="preserve"> difficile</w:t>
             </w:r>
             <w:r>
               <w:rPr>
@@ -12622,6 +15855,7 @@
                 <w:lang w:val="en-GB" w:eastAsia="en-GB"/>
               </w:rPr>
             </w:pPr>
+            <w:proofErr w:type="spellStart"/>
             <w:r>
               <w:rPr>
                 <w:rFonts w:eastAsia="Times New Roman" w:cs="Times New Roman"/>
@@ -12632,6 +15866,7 @@
               </w:rPr>
               <w:t>spoVT</w:t>
             </w:r>
+            <w:proofErr w:type="spellEnd"/>
           </w:p>
         </w:tc>
         <w:tc>
@@ -12701,6 +15936,7 @@
                 <w:lang w:val="en-GB" w:eastAsia="en-GB"/>
               </w:rPr>
             </w:pPr>
+            <w:proofErr w:type="spellStart"/>
             <w:r>
               <w:rPr>
                 <w:rFonts w:eastAsia="Times New Roman" w:cs="Times New Roman"/>
@@ -12711,7 +15947,20 @@
                 <w:szCs w:val="20"/>
                 <w:lang w:val="en-GB" w:eastAsia="en-GB"/>
               </w:rPr>
-              <w:t>Clostridioides difficile</w:t>
+              <w:t>Clostridioides</w:t>
+            </w:r>
+            <w:proofErr w:type="spellEnd"/>
+            <w:r>
+              <w:rPr>
+                <w:rFonts w:eastAsia="Times New Roman" w:cs="Times New Roman"/>
+                <w:i/>
+                <w:iCs/>
+                <w:color w:val="000000"/>
+                <w:sz w:val="20"/>
+                <w:szCs w:val="20"/>
+                <w:lang w:val="en-GB" w:eastAsia="en-GB"/>
+              </w:rPr>
+              <w:t xml:space="preserve"> difficile</w:t>
             </w:r>
             <w:r>
               <w:rPr>
@@ -12787,6 +16036,7 @@
                 <w:lang w:val="en-GB" w:eastAsia="en-GB"/>
               </w:rPr>
             </w:pPr>
+            <w:proofErr w:type="spellStart"/>
             <w:r>
               <w:rPr>
                 <w:rFonts w:eastAsia="Times New Roman" w:cs="Times New Roman"/>
@@ -12797,6 +16047,7 @@
               </w:rPr>
               <w:t>spoIVA</w:t>
             </w:r>
+            <w:proofErr w:type="spellEnd"/>
           </w:p>
         </w:tc>
         <w:tc>
@@ -12866,6 +16117,7 @@
                 <w:lang w:val="en-GB" w:eastAsia="en-GB"/>
               </w:rPr>
             </w:pPr>
+            <w:proofErr w:type="spellStart"/>
             <w:r>
               <w:rPr>
                 <w:rFonts w:eastAsia="Times New Roman" w:cs="Times New Roman"/>
@@ -12876,7 +16128,20 @@
                 <w:szCs w:val="20"/>
                 <w:lang w:val="en-GB" w:eastAsia="en-GB"/>
               </w:rPr>
-              <w:t>Clostridioides difficile</w:t>
+              <w:t>Clostridioides</w:t>
+            </w:r>
+            <w:proofErr w:type="spellEnd"/>
+            <w:r>
+              <w:rPr>
+                <w:rFonts w:eastAsia="Times New Roman" w:cs="Times New Roman"/>
+                <w:i/>
+                <w:iCs/>
+                <w:color w:val="000000"/>
+                <w:sz w:val="20"/>
+                <w:szCs w:val="20"/>
+                <w:lang w:val="en-GB" w:eastAsia="en-GB"/>
+              </w:rPr>
+              <w:t xml:space="preserve"> difficile</w:t>
             </w:r>
             <w:r>
               <w:rPr>
@@ -12952,6 +16217,7 @@
                 <w:lang w:val="en-GB" w:eastAsia="en-GB"/>
               </w:rPr>
             </w:pPr>
+            <w:proofErr w:type="spellStart"/>
             <w:r>
               <w:rPr>
                 <w:rFonts w:eastAsia="Times New Roman" w:cs="Times New Roman"/>
@@ -12962,6 +16228,7 @@
               </w:rPr>
               <w:t>dpsA</w:t>
             </w:r>
+            <w:proofErr w:type="spellEnd"/>
           </w:p>
         </w:tc>
         <w:tc>
@@ -13031,6 +16298,7 @@
                 <w:lang w:val="en-GB" w:eastAsia="en-GB"/>
               </w:rPr>
             </w:pPr>
+            <w:proofErr w:type="spellStart"/>
             <w:r>
               <w:rPr>
                 <w:rFonts w:eastAsia="Times New Roman" w:cs="Times New Roman"/>
@@ -13041,7 +16309,20 @@
                 <w:szCs w:val="20"/>
                 <w:lang w:val="en-GB" w:eastAsia="en-GB"/>
               </w:rPr>
-              <w:t>Clostridioides difficile</w:t>
+              <w:t>Clostridioides</w:t>
+            </w:r>
+            <w:proofErr w:type="spellEnd"/>
+            <w:r>
+              <w:rPr>
+                <w:rFonts w:eastAsia="Times New Roman" w:cs="Times New Roman"/>
+                <w:i/>
+                <w:iCs/>
+                <w:color w:val="000000"/>
+                <w:sz w:val="20"/>
+                <w:szCs w:val="20"/>
+                <w:lang w:val="en-GB" w:eastAsia="en-GB"/>
+              </w:rPr>
+              <w:t xml:space="preserve"> difficile</w:t>
             </w:r>
             <w:r>
               <w:rPr>
@@ -13117,6 +16398,7 @@
                 <w:lang w:val="en-GB" w:eastAsia="en-GB"/>
               </w:rPr>
             </w:pPr>
+            <w:proofErr w:type="spellStart"/>
             <w:r>
               <w:rPr>
                 <w:rFonts w:eastAsia="Times New Roman" w:cs="Times New Roman"/>
@@ -13127,6 +16409,7 @@
               </w:rPr>
               <w:t>cotCB</w:t>
             </w:r>
+            <w:proofErr w:type="spellEnd"/>
           </w:p>
         </w:tc>
         <w:tc>
@@ -13196,6 +16479,7 @@
                 <w:lang w:val="en-GB" w:eastAsia="en-GB"/>
               </w:rPr>
             </w:pPr>
+            <w:proofErr w:type="spellStart"/>
             <w:r>
               <w:rPr>
                 <w:rFonts w:eastAsia="Times New Roman" w:cs="Times New Roman"/>
@@ -13206,7 +16490,20 @@
                 <w:szCs w:val="20"/>
                 <w:lang w:val="en-GB" w:eastAsia="en-GB"/>
               </w:rPr>
-              <w:t>Clostridioides difficile</w:t>
+              <w:t>Clostridioides</w:t>
+            </w:r>
+            <w:proofErr w:type="spellEnd"/>
+            <w:r>
+              <w:rPr>
+                <w:rFonts w:eastAsia="Times New Roman" w:cs="Times New Roman"/>
+                <w:i/>
+                <w:iCs/>
+                <w:color w:val="000000"/>
+                <w:sz w:val="20"/>
+                <w:szCs w:val="20"/>
+                <w:lang w:val="en-GB" w:eastAsia="en-GB"/>
+              </w:rPr>
+              <w:t xml:space="preserve"> difficile</w:t>
             </w:r>
             <w:r>
               <w:rPr>
@@ -13282,6 +16579,7 @@
                 <w:lang w:val="en-GB" w:eastAsia="en-GB"/>
               </w:rPr>
             </w:pPr>
+            <w:proofErr w:type="spellStart"/>
             <w:r>
               <w:rPr>
                 <w:rFonts w:eastAsia="Times New Roman" w:cs="Times New Roman"/>
@@ -13292,6 +16590,7 @@
               </w:rPr>
               <w:t>spoIIIAG</w:t>
             </w:r>
+            <w:proofErr w:type="spellEnd"/>
           </w:p>
         </w:tc>
         <w:tc>
@@ -13361,6 +16660,7 @@
                 <w:lang w:val="en-GB" w:eastAsia="en-GB"/>
               </w:rPr>
             </w:pPr>
+            <w:proofErr w:type="spellStart"/>
             <w:r>
               <w:rPr>
                 <w:rFonts w:eastAsia="Times New Roman" w:cs="Times New Roman"/>
@@ -13371,7 +16671,20 @@
                 <w:szCs w:val="20"/>
                 <w:lang w:val="en-GB" w:eastAsia="en-GB"/>
               </w:rPr>
-              <w:t>Clostridioides difficile</w:t>
+              <w:t>Clostridioides</w:t>
+            </w:r>
+            <w:proofErr w:type="spellEnd"/>
+            <w:r>
+              <w:rPr>
+                <w:rFonts w:eastAsia="Times New Roman" w:cs="Times New Roman"/>
+                <w:i/>
+                <w:iCs/>
+                <w:color w:val="000000"/>
+                <w:sz w:val="20"/>
+                <w:szCs w:val="20"/>
+                <w:lang w:val="en-GB" w:eastAsia="en-GB"/>
+              </w:rPr>
+              <w:t xml:space="preserve"> difficile</w:t>
             </w:r>
             <w:r>
               <w:rPr>
@@ -13447,6 +16760,7 @@
                 <w:lang w:val="en-GB" w:eastAsia="en-GB"/>
               </w:rPr>
             </w:pPr>
+            <w:proofErr w:type="spellStart"/>
             <w:r>
               <w:rPr>
                 <w:rFonts w:eastAsia="Times New Roman" w:cs="Times New Roman"/>
@@ -13457,6 +16771,7 @@
               </w:rPr>
               <w:t>spoIIIAH</w:t>
             </w:r>
+            <w:proofErr w:type="spellEnd"/>
           </w:p>
         </w:tc>
         <w:tc>
@@ -13526,6 +16841,7 @@
                 <w:lang w:val="en-GB" w:eastAsia="en-GB"/>
               </w:rPr>
             </w:pPr>
+            <w:proofErr w:type="spellStart"/>
             <w:r>
               <w:rPr>
                 <w:rFonts w:eastAsia="Times New Roman" w:cs="Times New Roman"/>
@@ -13536,7 +16852,20 @@
                 <w:szCs w:val="20"/>
                 <w:lang w:val="en-GB" w:eastAsia="en-GB"/>
               </w:rPr>
-              <w:t>Clostridioides difficile</w:t>
+              <w:t>Clostridioides</w:t>
+            </w:r>
+            <w:proofErr w:type="spellEnd"/>
+            <w:r>
+              <w:rPr>
+                <w:rFonts w:eastAsia="Times New Roman" w:cs="Times New Roman"/>
+                <w:i/>
+                <w:iCs/>
+                <w:color w:val="000000"/>
+                <w:sz w:val="20"/>
+                <w:szCs w:val="20"/>
+                <w:lang w:val="en-GB" w:eastAsia="en-GB"/>
+              </w:rPr>
+              <w:t xml:space="preserve"> difficile</w:t>
             </w:r>
             <w:r>
               <w:rPr>
@@ -13612,6 +16941,7 @@
                 <w:lang w:val="en-GB" w:eastAsia="en-GB"/>
               </w:rPr>
             </w:pPr>
+            <w:proofErr w:type="spellStart"/>
             <w:r>
               <w:rPr>
                 <w:rFonts w:eastAsia="Times New Roman" w:cs="Times New Roman"/>
@@ -13622,6 +16952,7 @@
               </w:rPr>
               <w:t>bltD</w:t>
             </w:r>
+            <w:proofErr w:type="spellEnd"/>
           </w:p>
         </w:tc>
         <w:tc>
@@ -13691,6 +17022,7 @@
                 <w:lang w:val="en-GB" w:eastAsia="en-GB"/>
               </w:rPr>
             </w:pPr>
+            <w:proofErr w:type="spellStart"/>
             <w:r>
               <w:rPr>
                 <w:rFonts w:eastAsia="Times New Roman" w:cs="Times New Roman"/>
@@ -13701,7 +17033,20 @@
                 <w:szCs w:val="20"/>
                 <w:lang w:val="en-GB" w:eastAsia="en-GB"/>
               </w:rPr>
-              <w:t>Clostridioides difficile</w:t>
+              <w:t>Clostridioides</w:t>
+            </w:r>
+            <w:proofErr w:type="spellEnd"/>
+            <w:r>
+              <w:rPr>
+                <w:rFonts w:eastAsia="Times New Roman" w:cs="Times New Roman"/>
+                <w:i/>
+                <w:iCs/>
+                <w:color w:val="000000"/>
+                <w:sz w:val="20"/>
+                <w:szCs w:val="20"/>
+                <w:lang w:val="en-GB" w:eastAsia="en-GB"/>
+              </w:rPr>
+              <w:t xml:space="preserve"> difficile</w:t>
             </w:r>
             <w:r>
               <w:rPr>
@@ -13777,6 +17122,7 @@
                 <w:lang w:val="en-GB" w:eastAsia="en-GB"/>
               </w:rPr>
             </w:pPr>
+            <w:proofErr w:type="spellStart"/>
             <w:r>
               <w:rPr>
                 <w:rFonts w:eastAsia="Times New Roman" w:cs="Times New Roman"/>
@@ -13787,6 +17133,7 @@
               </w:rPr>
               <w:t>dnaA</w:t>
             </w:r>
+            <w:proofErr w:type="spellEnd"/>
           </w:p>
         </w:tc>
         <w:tc>
@@ -13856,6 +17203,7 @@
                 <w:lang w:val="en-GB" w:eastAsia="en-GB"/>
               </w:rPr>
             </w:pPr>
+            <w:proofErr w:type="spellStart"/>
             <w:r>
               <w:rPr>
                 <w:rFonts w:eastAsia="Times New Roman" w:cs="Times New Roman"/>
@@ -13866,7 +17214,20 @@
                 <w:szCs w:val="20"/>
                 <w:lang w:val="en-GB" w:eastAsia="en-GB"/>
               </w:rPr>
-              <w:t>Clostridioides difficile</w:t>
+              <w:t>Clostridioides</w:t>
+            </w:r>
+            <w:proofErr w:type="spellEnd"/>
+            <w:r>
+              <w:rPr>
+                <w:rFonts w:eastAsia="Times New Roman" w:cs="Times New Roman"/>
+                <w:i/>
+                <w:iCs/>
+                <w:color w:val="000000"/>
+                <w:sz w:val="20"/>
+                <w:szCs w:val="20"/>
+                <w:lang w:val="en-GB" w:eastAsia="en-GB"/>
+              </w:rPr>
+              <w:t xml:space="preserve"> difficile</w:t>
             </w:r>
             <w:r>
               <w:rPr>
@@ -13942,6 +17303,7 @@
                 <w:lang w:val="en-GB" w:eastAsia="en-GB"/>
               </w:rPr>
             </w:pPr>
+            <w:proofErr w:type="spellStart"/>
             <w:r>
               <w:rPr>
                 <w:rFonts w:eastAsia="Times New Roman" w:cs="Times New Roman"/>
@@ -13952,6 +17314,7 @@
               </w:rPr>
               <w:t>sigG</w:t>
             </w:r>
+            <w:proofErr w:type="spellEnd"/>
           </w:p>
         </w:tc>
         <w:tc>
@@ -14021,6 +17384,7 @@
                 <w:lang w:val="en-GB" w:eastAsia="en-GB"/>
               </w:rPr>
             </w:pPr>
+            <w:proofErr w:type="spellStart"/>
             <w:r>
               <w:rPr>
                 <w:rFonts w:eastAsia="Times New Roman" w:cs="Times New Roman"/>
@@ -14031,7 +17395,20 @@
                 <w:szCs w:val="20"/>
                 <w:lang w:val="en-GB" w:eastAsia="en-GB"/>
               </w:rPr>
-              <w:t>Clostridioides difficile</w:t>
+              <w:t>Clostridioides</w:t>
+            </w:r>
+            <w:proofErr w:type="spellEnd"/>
+            <w:r>
+              <w:rPr>
+                <w:rFonts w:eastAsia="Times New Roman" w:cs="Times New Roman"/>
+                <w:i/>
+                <w:iCs/>
+                <w:color w:val="000000"/>
+                <w:sz w:val="20"/>
+                <w:szCs w:val="20"/>
+                <w:lang w:val="en-GB" w:eastAsia="en-GB"/>
+              </w:rPr>
+              <w:t xml:space="preserve"> difficile</w:t>
             </w:r>
             <w:r>
               <w:rPr>
@@ -14107,6 +17484,7 @@
                 <w:lang w:val="en-GB" w:eastAsia="en-GB"/>
               </w:rPr>
             </w:pPr>
+            <w:proofErr w:type="spellStart"/>
             <w:r>
               <w:rPr>
                 <w:rFonts w:eastAsia="Times New Roman" w:cs="Times New Roman"/>
@@ -14117,6 +17495,7 @@
               </w:rPr>
               <w:t>sigE</w:t>
             </w:r>
+            <w:proofErr w:type="spellEnd"/>
           </w:p>
         </w:tc>
         <w:tc>
@@ -14186,6 +17565,7 @@
                 <w:lang w:val="en-GB" w:eastAsia="en-GB"/>
               </w:rPr>
             </w:pPr>
+            <w:proofErr w:type="spellStart"/>
             <w:r>
               <w:rPr>
                 <w:rFonts w:eastAsia="Times New Roman" w:cs="Times New Roman"/>
@@ -14196,7 +17576,20 @@
                 <w:szCs w:val="20"/>
                 <w:lang w:val="en-GB" w:eastAsia="en-GB"/>
               </w:rPr>
-              <w:t>Clostridioides difficile</w:t>
+              <w:t>Clostridioides</w:t>
+            </w:r>
+            <w:proofErr w:type="spellEnd"/>
+            <w:r>
+              <w:rPr>
+                <w:rFonts w:eastAsia="Times New Roman" w:cs="Times New Roman"/>
+                <w:i/>
+                <w:iCs/>
+                <w:color w:val="000000"/>
+                <w:sz w:val="20"/>
+                <w:szCs w:val="20"/>
+                <w:lang w:val="en-GB" w:eastAsia="en-GB"/>
+              </w:rPr>
+              <w:t xml:space="preserve"> difficile</w:t>
             </w:r>
             <w:r>
               <w:rPr>
@@ -14272,6 +17665,7 @@
                 <w:lang w:val="en-GB" w:eastAsia="en-GB"/>
               </w:rPr>
             </w:pPr>
+            <w:proofErr w:type="spellStart"/>
             <w:r>
               <w:rPr>
                 <w:rFonts w:eastAsia="Times New Roman" w:cs="Times New Roman"/>
@@ -14282,6 +17676,7 @@
               </w:rPr>
               <w:t>spoIIGA</w:t>
             </w:r>
+            <w:proofErr w:type="spellEnd"/>
           </w:p>
         </w:tc>
         <w:tc>
@@ -14351,6 +17746,7 @@
                 <w:lang w:val="en-GB" w:eastAsia="en-GB"/>
               </w:rPr>
             </w:pPr>
+            <w:proofErr w:type="spellStart"/>
             <w:r>
               <w:rPr>
                 <w:rFonts w:eastAsia="Times New Roman" w:cs="Times New Roman"/>
@@ -14361,7 +17757,20 @@
                 <w:szCs w:val="20"/>
                 <w:lang w:val="en-GB" w:eastAsia="en-GB"/>
               </w:rPr>
-              <w:t>Clostridioides difficile</w:t>
+              <w:t>Clostridioides</w:t>
+            </w:r>
+            <w:proofErr w:type="spellEnd"/>
+            <w:r>
+              <w:rPr>
+                <w:rFonts w:eastAsia="Times New Roman" w:cs="Times New Roman"/>
+                <w:i/>
+                <w:iCs/>
+                <w:color w:val="000000"/>
+                <w:sz w:val="20"/>
+                <w:szCs w:val="20"/>
+                <w:lang w:val="en-GB" w:eastAsia="en-GB"/>
+              </w:rPr>
+              <w:t xml:space="preserve"> difficile</w:t>
             </w:r>
             <w:r>
               <w:rPr>
@@ -14437,6 +17846,7 @@
                 <w:lang w:val="en-GB" w:eastAsia="en-GB"/>
               </w:rPr>
             </w:pPr>
+            <w:proofErr w:type="spellStart"/>
             <w:r>
               <w:rPr>
                 <w:rFonts w:eastAsia="Times New Roman" w:cs="Times New Roman"/>
@@ -14447,6 +17857,7 @@
               </w:rPr>
               <w:t>ftsQ</w:t>
             </w:r>
+            <w:proofErr w:type="spellEnd"/>
           </w:p>
         </w:tc>
         <w:tc>
@@ -14516,6 +17927,7 @@
                 <w:lang w:val="en-GB" w:eastAsia="en-GB"/>
               </w:rPr>
             </w:pPr>
+            <w:proofErr w:type="spellStart"/>
             <w:r>
               <w:rPr>
                 <w:rFonts w:eastAsia="Times New Roman" w:cs="Times New Roman"/>
@@ -14526,7 +17938,20 @@
                 <w:szCs w:val="20"/>
                 <w:lang w:val="en-GB" w:eastAsia="en-GB"/>
               </w:rPr>
-              <w:t>Clostridioides difficile</w:t>
+              <w:t>Clostridioides</w:t>
+            </w:r>
+            <w:proofErr w:type="spellEnd"/>
+            <w:r>
+              <w:rPr>
+                <w:rFonts w:eastAsia="Times New Roman" w:cs="Times New Roman"/>
+                <w:i/>
+                <w:iCs/>
+                <w:color w:val="000000"/>
+                <w:sz w:val="20"/>
+                <w:szCs w:val="20"/>
+                <w:lang w:val="en-GB" w:eastAsia="en-GB"/>
+              </w:rPr>
+              <w:t xml:space="preserve"> difficile</w:t>
             </w:r>
             <w:r>
               <w:rPr>
@@ -14602,6 +18027,7 @@
                 <w:lang w:val="en-GB" w:eastAsia="en-GB"/>
               </w:rPr>
             </w:pPr>
+            <w:proofErr w:type="spellStart"/>
             <w:r>
               <w:rPr>
                 <w:rFonts w:eastAsia="Times New Roman" w:cs="Times New Roman"/>
@@ -14612,6 +18038,7 @@
               </w:rPr>
               <w:t>spoVE</w:t>
             </w:r>
+            <w:proofErr w:type="spellEnd"/>
           </w:p>
         </w:tc>
         <w:tc>
@@ -14681,6 +18108,7 @@
                 <w:lang w:val="en-GB" w:eastAsia="en-GB"/>
               </w:rPr>
             </w:pPr>
+            <w:proofErr w:type="spellStart"/>
             <w:r>
               <w:rPr>
                 <w:rFonts w:eastAsia="Times New Roman" w:cs="Times New Roman"/>
@@ -14691,7 +18119,20 @@
                 <w:szCs w:val="20"/>
                 <w:lang w:val="en-GB" w:eastAsia="en-GB"/>
               </w:rPr>
-              <w:t>Clostridioides difficile</w:t>
+              <w:t>Clostridioides</w:t>
+            </w:r>
+            <w:proofErr w:type="spellEnd"/>
+            <w:r>
+              <w:rPr>
+                <w:rFonts w:eastAsia="Times New Roman" w:cs="Times New Roman"/>
+                <w:i/>
+                <w:iCs/>
+                <w:color w:val="000000"/>
+                <w:sz w:val="20"/>
+                <w:szCs w:val="20"/>
+                <w:lang w:val="en-GB" w:eastAsia="en-GB"/>
+              </w:rPr>
+              <w:t xml:space="preserve"> difficile</w:t>
             </w:r>
             <w:r>
               <w:rPr>
@@ -14767,6 +18208,7 @@
                 <w:lang w:val="en-GB" w:eastAsia="en-GB"/>
               </w:rPr>
             </w:pPr>
+            <w:proofErr w:type="spellStart"/>
             <w:r>
               <w:rPr>
                 <w:rFonts w:eastAsia="Times New Roman" w:cs="Times New Roman"/>
@@ -14777,6 +18219,7 @@
               </w:rPr>
               <w:t>ytxC</w:t>
             </w:r>
+            <w:proofErr w:type="spellEnd"/>
           </w:p>
         </w:tc>
         <w:tc>
@@ -14846,6 +18289,7 @@
                 <w:lang w:val="en-GB" w:eastAsia="en-GB"/>
               </w:rPr>
             </w:pPr>
+            <w:proofErr w:type="spellStart"/>
             <w:r>
               <w:rPr>
                 <w:rFonts w:eastAsia="Times New Roman" w:cs="Times New Roman"/>
@@ -14856,7 +18300,20 @@
                 <w:szCs w:val="20"/>
                 <w:lang w:val="en-GB" w:eastAsia="en-GB"/>
               </w:rPr>
-              <w:t>Clostridioides difficile</w:t>
+              <w:t>Clostridioides</w:t>
+            </w:r>
+            <w:proofErr w:type="spellEnd"/>
+            <w:r>
+              <w:rPr>
+                <w:rFonts w:eastAsia="Times New Roman" w:cs="Times New Roman"/>
+                <w:i/>
+                <w:iCs/>
+                <w:color w:val="000000"/>
+                <w:sz w:val="20"/>
+                <w:szCs w:val="20"/>
+                <w:lang w:val="en-GB" w:eastAsia="en-GB"/>
+              </w:rPr>
+              <w:t xml:space="preserve"> difficile</w:t>
             </w:r>
             <w:r>
               <w:rPr>
@@ -15011,6 +18468,7 @@
                 <w:lang w:val="en-GB" w:eastAsia="en-GB"/>
               </w:rPr>
             </w:pPr>
+            <w:proofErr w:type="spellStart"/>
             <w:r>
               <w:rPr>
                 <w:rFonts w:eastAsia="Times New Roman" w:cs="Times New Roman"/>
@@ -15021,7 +18479,20 @@
                 <w:szCs w:val="20"/>
                 <w:lang w:val="en-GB" w:eastAsia="en-GB"/>
               </w:rPr>
-              <w:t>Clostridioides difficile</w:t>
+              <w:t>Clostridioides</w:t>
+            </w:r>
+            <w:proofErr w:type="spellEnd"/>
+            <w:r>
+              <w:rPr>
+                <w:rFonts w:eastAsia="Times New Roman" w:cs="Times New Roman"/>
+                <w:i/>
+                <w:iCs/>
+                <w:color w:val="000000"/>
+                <w:sz w:val="20"/>
+                <w:szCs w:val="20"/>
+                <w:lang w:val="en-GB" w:eastAsia="en-GB"/>
+              </w:rPr>
+              <w:t xml:space="preserve"> difficile</w:t>
             </w:r>
             <w:r>
               <w:rPr>
@@ -15176,6 +18647,7 @@
                 <w:lang w:val="en-GB" w:eastAsia="en-GB"/>
               </w:rPr>
             </w:pPr>
+            <w:proofErr w:type="spellStart"/>
             <w:r>
               <w:rPr>
                 <w:rFonts w:eastAsia="Times New Roman" w:cs="Times New Roman"/>
@@ -15186,7 +18658,20 @@
                 <w:szCs w:val="20"/>
                 <w:lang w:val="en-GB" w:eastAsia="en-GB"/>
               </w:rPr>
-              <w:t>Clostridioides difficile</w:t>
+              <w:t>Clostridioides</w:t>
+            </w:r>
+            <w:proofErr w:type="spellEnd"/>
+            <w:r>
+              <w:rPr>
+                <w:rFonts w:eastAsia="Times New Roman" w:cs="Times New Roman"/>
+                <w:i/>
+                <w:iCs/>
+                <w:color w:val="000000"/>
+                <w:sz w:val="20"/>
+                <w:szCs w:val="20"/>
+                <w:lang w:val="en-GB" w:eastAsia="en-GB"/>
+              </w:rPr>
+              <w:t xml:space="preserve"> difficile</w:t>
             </w:r>
             <w:r>
               <w:rPr>
@@ -15262,6 +18747,7 @@
                 <w:lang w:val="en-GB" w:eastAsia="en-GB"/>
               </w:rPr>
             </w:pPr>
+            <w:proofErr w:type="spellStart"/>
             <w:r>
               <w:rPr>
                 <w:rFonts w:eastAsia="Times New Roman" w:cs="Times New Roman"/>
@@ -15272,6 +18758,7 @@
               </w:rPr>
               <w:t>dacF</w:t>
             </w:r>
+            <w:proofErr w:type="spellEnd"/>
           </w:p>
         </w:tc>
         <w:tc>
@@ -15341,6 +18828,7 @@
                 <w:lang w:val="en-GB" w:eastAsia="en-GB"/>
               </w:rPr>
             </w:pPr>
+            <w:proofErr w:type="spellStart"/>
             <w:r>
               <w:rPr>
                 <w:rFonts w:eastAsia="Times New Roman" w:cs="Times New Roman"/>
@@ -15351,7 +18839,20 @@
                 <w:szCs w:val="20"/>
                 <w:lang w:val="en-GB" w:eastAsia="en-GB"/>
               </w:rPr>
-              <w:t>Clostridioides difficile</w:t>
+              <w:t>Clostridioides</w:t>
+            </w:r>
+            <w:proofErr w:type="spellEnd"/>
+            <w:r>
+              <w:rPr>
+                <w:rFonts w:eastAsia="Times New Roman" w:cs="Times New Roman"/>
+                <w:i/>
+                <w:iCs/>
+                <w:color w:val="000000"/>
+                <w:sz w:val="20"/>
+                <w:szCs w:val="20"/>
+                <w:lang w:val="en-GB" w:eastAsia="en-GB"/>
+              </w:rPr>
+              <w:t xml:space="preserve"> difficile</w:t>
             </w:r>
             <w:r>
               <w:rPr>
@@ -15427,6 +18928,7 @@
                 <w:lang w:val="en-GB" w:eastAsia="en-GB"/>
               </w:rPr>
             </w:pPr>
+            <w:proofErr w:type="spellStart"/>
             <w:r>
               <w:rPr>
                 <w:rFonts w:eastAsia="Times New Roman" w:cs="Times New Roman"/>
@@ -15437,6 +18939,7 @@
               </w:rPr>
               <w:t>yyaC</w:t>
             </w:r>
+            <w:proofErr w:type="spellEnd"/>
           </w:p>
         </w:tc>
         <w:tc>
@@ -15506,6 +19009,7 @@
                 <w:lang w:val="en-GB" w:eastAsia="en-GB"/>
               </w:rPr>
             </w:pPr>
+            <w:proofErr w:type="spellStart"/>
             <w:r>
               <w:rPr>
                 <w:rFonts w:eastAsia="Times New Roman" w:cs="Times New Roman"/>
@@ -15516,7 +19020,20 @@
                 <w:szCs w:val="20"/>
                 <w:lang w:val="en-GB" w:eastAsia="en-GB"/>
               </w:rPr>
-              <w:t>Clostridioides difficile</w:t>
+              <w:t>Clostridioides</w:t>
+            </w:r>
+            <w:proofErr w:type="spellEnd"/>
+            <w:r>
+              <w:rPr>
+                <w:rFonts w:eastAsia="Times New Roman" w:cs="Times New Roman"/>
+                <w:i/>
+                <w:iCs/>
+                <w:color w:val="000000"/>
+                <w:sz w:val="20"/>
+                <w:szCs w:val="20"/>
+                <w:lang w:val="en-GB" w:eastAsia="en-GB"/>
+              </w:rPr>
+              <w:t xml:space="preserve"> difficile</w:t>
             </w:r>
             <w:r>
               <w:rPr>
@@ -15592,6 +19109,7 @@
                 <w:lang w:val="en-GB" w:eastAsia="en-GB"/>
               </w:rPr>
             </w:pPr>
+            <w:proofErr w:type="spellStart"/>
             <w:r>
               <w:rPr>
                 <w:rFonts w:eastAsia="Times New Roman" w:cs="Times New Roman"/>
@@ -15602,6 +19120,7 @@
               </w:rPr>
               <w:t>spoIIR</w:t>
             </w:r>
+            <w:proofErr w:type="spellEnd"/>
           </w:p>
         </w:tc>
         <w:tc>
@@ -15671,6 +19190,7 @@
                 <w:lang w:val="en-GB" w:eastAsia="en-GB"/>
               </w:rPr>
             </w:pPr>
+            <w:proofErr w:type="spellStart"/>
             <w:r>
               <w:rPr>
                 <w:rFonts w:eastAsia="Times New Roman" w:cs="Times New Roman"/>
@@ -15681,7 +19201,20 @@
                 <w:szCs w:val="20"/>
                 <w:lang w:val="en-GB" w:eastAsia="en-GB"/>
               </w:rPr>
-              <w:t>Clostridioides difficile</w:t>
+              <w:t>Clostridioides</w:t>
+            </w:r>
+            <w:proofErr w:type="spellEnd"/>
+            <w:r>
+              <w:rPr>
+                <w:rFonts w:eastAsia="Times New Roman" w:cs="Times New Roman"/>
+                <w:i/>
+                <w:iCs/>
+                <w:color w:val="000000"/>
+                <w:sz w:val="20"/>
+                <w:szCs w:val="20"/>
+                <w:lang w:val="en-GB" w:eastAsia="en-GB"/>
+              </w:rPr>
+              <w:t xml:space="preserve"> difficile</w:t>
             </w:r>
             <w:r>
               <w:rPr>
@@ -15836,6 +19369,7 @@
                 <w:lang w:val="en-GB" w:eastAsia="en-GB"/>
               </w:rPr>
             </w:pPr>
+            <w:proofErr w:type="spellStart"/>
             <w:r>
               <w:rPr>
                 <w:rFonts w:eastAsia="Times New Roman" w:cs="Times New Roman"/>
@@ -15846,7 +19380,20 @@
                 <w:szCs w:val="20"/>
                 <w:lang w:val="en-GB" w:eastAsia="en-GB"/>
               </w:rPr>
-              <w:t>Clostridioides difficile</w:t>
+              <w:t>Clostridioides</w:t>
+            </w:r>
+            <w:proofErr w:type="spellEnd"/>
+            <w:r>
+              <w:rPr>
+                <w:rFonts w:eastAsia="Times New Roman" w:cs="Times New Roman"/>
+                <w:i/>
+                <w:iCs/>
+                <w:color w:val="000000"/>
+                <w:sz w:val="20"/>
+                <w:szCs w:val="20"/>
+                <w:lang w:val="en-GB" w:eastAsia="en-GB"/>
+              </w:rPr>
+              <w:t xml:space="preserve"> difficile</w:t>
             </w:r>
             <w:r>
               <w:rPr>
@@ -15922,6 +19469,7 @@
                 <w:lang w:val="en-GB" w:eastAsia="en-GB"/>
               </w:rPr>
             </w:pPr>
+            <w:proofErr w:type="spellStart"/>
             <w:r>
               <w:rPr>
                 <w:rFonts w:eastAsia="Times New Roman" w:cs="Times New Roman"/>
@@ -15932,6 +19480,7 @@
               </w:rPr>
               <w:t>yabG</w:t>
             </w:r>
+            <w:proofErr w:type="spellEnd"/>
           </w:p>
         </w:tc>
         <w:tc>
@@ -16001,6 +19550,7 @@
                 <w:lang w:val="en-GB" w:eastAsia="en-GB"/>
               </w:rPr>
             </w:pPr>
+            <w:proofErr w:type="spellStart"/>
             <w:r>
               <w:rPr>
                 <w:rFonts w:eastAsia="Times New Roman" w:cs="Times New Roman"/>
@@ -16011,7 +19561,20 @@
                 <w:szCs w:val="20"/>
                 <w:lang w:val="en-GB" w:eastAsia="en-GB"/>
               </w:rPr>
-              <w:t>Clostridioides difficile</w:t>
+              <w:t>Clostridioides</w:t>
+            </w:r>
+            <w:proofErr w:type="spellEnd"/>
+            <w:r>
+              <w:rPr>
+                <w:rFonts w:eastAsia="Times New Roman" w:cs="Times New Roman"/>
+                <w:i/>
+                <w:iCs/>
+                <w:color w:val="000000"/>
+                <w:sz w:val="20"/>
+                <w:szCs w:val="20"/>
+                <w:lang w:val="en-GB" w:eastAsia="en-GB"/>
+              </w:rPr>
+              <w:t xml:space="preserve"> difficile</w:t>
             </w:r>
             <w:r>
               <w:rPr>
@@ -16166,6 +19729,7 @@
                 <w:lang w:val="en-GB" w:eastAsia="en-GB"/>
               </w:rPr>
             </w:pPr>
+            <w:proofErr w:type="spellStart"/>
             <w:r>
               <w:rPr>
                 <w:rFonts w:eastAsia="Times New Roman" w:cs="Times New Roman"/>
@@ -16176,7 +19740,20 @@
                 <w:szCs w:val="20"/>
                 <w:lang w:val="en-GB" w:eastAsia="en-GB"/>
               </w:rPr>
-              <w:t>Clostridioides difficile</w:t>
+              <w:t>Clostridioides</w:t>
+            </w:r>
+            <w:proofErr w:type="spellEnd"/>
+            <w:r>
+              <w:rPr>
+                <w:rFonts w:eastAsia="Times New Roman" w:cs="Times New Roman"/>
+                <w:i/>
+                <w:iCs/>
+                <w:color w:val="000000"/>
+                <w:sz w:val="20"/>
+                <w:szCs w:val="20"/>
+                <w:lang w:val="en-GB" w:eastAsia="en-GB"/>
+              </w:rPr>
+              <w:t xml:space="preserve"> difficile</w:t>
             </w:r>
             <w:r>
               <w:rPr>
@@ -16331,6 +19908,7 @@
                 <w:lang w:val="en-GB" w:eastAsia="en-GB"/>
               </w:rPr>
             </w:pPr>
+            <w:proofErr w:type="spellStart"/>
             <w:r>
               <w:rPr>
                 <w:rFonts w:eastAsia="Times New Roman" w:cs="Times New Roman"/>
@@ -16341,7 +19919,20 @@
                 <w:szCs w:val="20"/>
                 <w:lang w:val="en-GB" w:eastAsia="en-GB"/>
               </w:rPr>
-              <w:t>Clostridioides difficile</w:t>
+              <w:t>Clostridioides</w:t>
+            </w:r>
+            <w:proofErr w:type="spellEnd"/>
+            <w:r>
+              <w:rPr>
+                <w:rFonts w:eastAsia="Times New Roman" w:cs="Times New Roman"/>
+                <w:i/>
+                <w:iCs/>
+                <w:color w:val="000000"/>
+                <w:sz w:val="20"/>
+                <w:szCs w:val="20"/>
+                <w:lang w:val="en-GB" w:eastAsia="en-GB"/>
+              </w:rPr>
+              <w:t xml:space="preserve"> difficile</w:t>
             </w:r>
             <w:r>
               <w:rPr>
@@ -16496,6 +20087,7 @@
                 <w:lang w:val="en-GB" w:eastAsia="en-GB"/>
               </w:rPr>
             </w:pPr>
+            <w:proofErr w:type="spellStart"/>
             <w:r>
               <w:rPr>
                 <w:rFonts w:eastAsia="Times New Roman" w:cs="Times New Roman"/>
@@ -16506,7 +20098,20 @@
                 <w:szCs w:val="20"/>
                 <w:lang w:val="en-GB" w:eastAsia="en-GB"/>
               </w:rPr>
-              <w:t>Clostridioides difficile</w:t>
+              <w:t>Clostridioides</w:t>
+            </w:r>
+            <w:proofErr w:type="spellEnd"/>
+            <w:r>
+              <w:rPr>
+                <w:rFonts w:eastAsia="Times New Roman" w:cs="Times New Roman"/>
+                <w:i/>
+                <w:iCs/>
+                <w:color w:val="000000"/>
+                <w:sz w:val="20"/>
+                <w:szCs w:val="20"/>
+                <w:lang w:val="en-GB" w:eastAsia="en-GB"/>
+              </w:rPr>
+              <w:t xml:space="preserve"> difficile</w:t>
             </w:r>
             <w:r>
               <w:rPr>
@@ -16582,6 +20187,7 @@
                 <w:lang w:val="en-GB" w:eastAsia="en-GB"/>
               </w:rPr>
             </w:pPr>
+            <w:proofErr w:type="spellStart"/>
             <w:r>
               <w:rPr>
                 <w:rFonts w:eastAsia="Times New Roman" w:cs="Times New Roman"/>
@@ -16592,6 +20198,7 @@
               </w:rPr>
               <w:t>dapG</w:t>
             </w:r>
+            <w:proofErr w:type="spellEnd"/>
           </w:p>
         </w:tc>
         <w:tc>
@@ -16661,6 +20268,7 @@
                 <w:lang w:val="en-GB" w:eastAsia="en-GB"/>
               </w:rPr>
             </w:pPr>
+            <w:proofErr w:type="spellStart"/>
             <w:r>
               <w:rPr>
                 <w:rFonts w:eastAsia="Times New Roman" w:cs="Times New Roman"/>
@@ -16671,7 +20279,20 @@
                 <w:szCs w:val="20"/>
                 <w:lang w:val="en-GB" w:eastAsia="en-GB"/>
               </w:rPr>
-              <w:t>Clostridioides difficile</w:t>
+              <w:t>Clostridioides</w:t>
+            </w:r>
+            <w:proofErr w:type="spellEnd"/>
+            <w:r>
+              <w:rPr>
+                <w:rFonts w:eastAsia="Times New Roman" w:cs="Times New Roman"/>
+                <w:i/>
+                <w:iCs/>
+                <w:color w:val="000000"/>
+                <w:sz w:val="20"/>
+                <w:szCs w:val="20"/>
+                <w:lang w:val="en-GB" w:eastAsia="en-GB"/>
+              </w:rPr>
+              <w:t xml:space="preserve"> difficile</w:t>
             </w:r>
             <w:r>
               <w:rPr>
@@ -16747,6 +20368,7 @@
                 <w:lang w:val="en-GB" w:eastAsia="en-GB"/>
               </w:rPr>
             </w:pPr>
+            <w:proofErr w:type="spellStart"/>
             <w:r>
               <w:rPr>
                 <w:rFonts w:eastAsia="Times New Roman" w:cs="Times New Roman"/>
@@ -16757,6 +20379,7 @@
               </w:rPr>
               <w:t>clp</w:t>
             </w:r>
+            <w:proofErr w:type="spellEnd"/>
           </w:p>
         </w:tc>
         <w:tc>
@@ -16826,6 +20449,7 @@
                 <w:lang w:val="en-GB" w:eastAsia="en-GB"/>
               </w:rPr>
             </w:pPr>
+            <w:proofErr w:type="spellStart"/>
             <w:r>
               <w:rPr>
                 <w:rFonts w:eastAsia="Times New Roman" w:cs="Times New Roman"/>
@@ -16836,7 +20460,20 @@
                 <w:szCs w:val="20"/>
                 <w:lang w:val="en-GB" w:eastAsia="en-GB"/>
               </w:rPr>
-              <w:t>Clostridioides difficile</w:t>
+              <w:t>Clostridioides</w:t>
+            </w:r>
+            <w:proofErr w:type="spellEnd"/>
+            <w:r>
+              <w:rPr>
+                <w:rFonts w:eastAsia="Times New Roman" w:cs="Times New Roman"/>
+                <w:i/>
+                <w:iCs/>
+                <w:color w:val="000000"/>
+                <w:sz w:val="20"/>
+                <w:szCs w:val="20"/>
+                <w:lang w:val="en-GB" w:eastAsia="en-GB"/>
+              </w:rPr>
+              <w:t xml:space="preserve"> difficile</w:t>
             </w:r>
             <w:r>
               <w:rPr>
@@ -16991,6 +20628,7 @@
                 <w:lang w:val="en-GB" w:eastAsia="en-GB"/>
               </w:rPr>
             </w:pPr>
+            <w:proofErr w:type="spellStart"/>
             <w:r>
               <w:rPr>
                 <w:rFonts w:eastAsia="Times New Roman" w:cs="Times New Roman"/>
@@ -17001,7 +20639,20 @@
                 <w:szCs w:val="20"/>
                 <w:lang w:val="en-GB" w:eastAsia="en-GB"/>
               </w:rPr>
-              <w:t>Clostridioides difficile</w:t>
+              <w:t>Clostridioides</w:t>
+            </w:r>
+            <w:proofErr w:type="spellEnd"/>
+            <w:r>
+              <w:rPr>
+                <w:rFonts w:eastAsia="Times New Roman" w:cs="Times New Roman"/>
+                <w:i/>
+                <w:iCs/>
+                <w:color w:val="000000"/>
+                <w:sz w:val="20"/>
+                <w:szCs w:val="20"/>
+                <w:lang w:val="en-GB" w:eastAsia="en-GB"/>
+              </w:rPr>
+              <w:t xml:space="preserve"> difficile</w:t>
             </w:r>
             <w:r>
               <w:rPr>
@@ -17077,6 +20728,7 @@
                 <w:lang w:val="en-GB" w:eastAsia="en-GB"/>
               </w:rPr>
             </w:pPr>
+            <w:proofErr w:type="spellStart"/>
             <w:r>
               <w:rPr>
                 <w:rFonts w:eastAsia="Times New Roman" w:cs="Times New Roman"/>
@@ -17087,6 +20739,7 @@
               </w:rPr>
               <w:t>spoIVB</w:t>
             </w:r>
+            <w:proofErr w:type="spellEnd"/>
           </w:p>
         </w:tc>
         <w:tc>
@@ -17156,6 +20809,7 @@
                 <w:lang w:val="en-GB" w:eastAsia="en-GB"/>
               </w:rPr>
             </w:pPr>
+            <w:proofErr w:type="spellStart"/>
             <w:r>
               <w:rPr>
                 <w:rFonts w:eastAsia="Times New Roman" w:cs="Times New Roman"/>
@@ -17166,7 +20820,20 @@
                 <w:szCs w:val="20"/>
                 <w:lang w:val="en-GB" w:eastAsia="en-GB"/>
               </w:rPr>
-              <w:t>Clostridioides difficile</w:t>
+              <w:t>Clostridioides</w:t>
+            </w:r>
+            <w:proofErr w:type="spellEnd"/>
+            <w:r>
+              <w:rPr>
+                <w:rFonts w:eastAsia="Times New Roman" w:cs="Times New Roman"/>
+                <w:i/>
+                <w:iCs/>
+                <w:color w:val="000000"/>
+                <w:sz w:val="20"/>
+                <w:szCs w:val="20"/>
+                <w:lang w:val="en-GB" w:eastAsia="en-GB"/>
+              </w:rPr>
+              <w:t xml:space="preserve"> difficile</w:t>
             </w:r>
             <w:r>
               <w:rPr>
@@ -17242,6 +20909,7 @@
                 <w:lang w:val="en-GB" w:eastAsia="en-GB"/>
               </w:rPr>
             </w:pPr>
+            <w:proofErr w:type="spellStart"/>
             <w:r>
               <w:rPr>
                 <w:rFonts w:eastAsia="Times New Roman" w:cs="Times New Roman"/>
@@ -17252,6 +20920,7 @@
               </w:rPr>
               <w:t>spo0A</w:t>
             </w:r>
+            <w:proofErr w:type="spellEnd"/>
           </w:p>
         </w:tc>
         <w:tc>
@@ -17321,6 +20990,7 @@
                 <w:lang w:val="en-GB" w:eastAsia="en-GB"/>
               </w:rPr>
             </w:pPr>
+            <w:proofErr w:type="spellStart"/>
             <w:r>
               <w:rPr>
                 <w:rFonts w:eastAsia="Times New Roman" w:cs="Times New Roman"/>
@@ -17331,7 +21001,20 @@
                 <w:szCs w:val="20"/>
                 <w:lang w:val="en-GB" w:eastAsia="en-GB"/>
               </w:rPr>
-              <w:t>Clostridioides difficile</w:t>
+              <w:t>Clostridioides</w:t>
+            </w:r>
+            <w:proofErr w:type="spellEnd"/>
+            <w:r>
+              <w:rPr>
+                <w:rFonts w:eastAsia="Times New Roman" w:cs="Times New Roman"/>
+                <w:i/>
+                <w:iCs/>
+                <w:color w:val="000000"/>
+                <w:sz w:val="20"/>
+                <w:szCs w:val="20"/>
+                <w:lang w:val="en-GB" w:eastAsia="en-GB"/>
+              </w:rPr>
+              <w:t xml:space="preserve"> difficile</w:t>
             </w:r>
             <w:r>
               <w:rPr>
@@ -17407,6 +21090,7 @@
                 <w:lang w:val="en-GB" w:eastAsia="en-GB"/>
               </w:rPr>
             </w:pPr>
+            <w:proofErr w:type="spellStart"/>
             <w:r>
               <w:rPr>
                 <w:rFonts w:eastAsia="Times New Roman" w:cs="Times New Roman"/>
@@ -17417,6 +21101,7 @@
               </w:rPr>
               <w:t>pdp</w:t>
             </w:r>
+            <w:proofErr w:type="spellEnd"/>
           </w:p>
         </w:tc>
         <w:tc>
@@ -17486,6 +21171,7 @@
                 <w:lang w:val="en-GB" w:eastAsia="en-GB"/>
               </w:rPr>
             </w:pPr>
+            <w:proofErr w:type="spellStart"/>
             <w:r>
               <w:rPr>
                 <w:rFonts w:eastAsia="Times New Roman" w:cs="Times New Roman"/>
@@ -17496,7 +21182,20 @@
                 <w:szCs w:val="20"/>
                 <w:lang w:val="en-GB" w:eastAsia="en-GB"/>
               </w:rPr>
-              <w:t>Clostridioides difficile</w:t>
+              <w:t>Clostridioides</w:t>
+            </w:r>
+            <w:proofErr w:type="spellEnd"/>
+            <w:r>
+              <w:rPr>
+                <w:rFonts w:eastAsia="Times New Roman" w:cs="Times New Roman"/>
+                <w:i/>
+                <w:iCs/>
+                <w:color w:val="000000"/>
+                <w:sz w:val="20"/>
+                <w:szCs w:val="20"/>
+                <w:lang w:val="en-GB" w:eastAsia="en-GB"/>
+              </w:rPr>
+              <w:t xml:space="preserve"> difficile</w:t>
             </w:r>
             <w:r>
               <w:rPr>
@@ -17572,6 +21271,7 @@
                 <w:lang w:val="en-GB" w:eastAsia="en-GB"/>
               </w:rPr>
             </w:pPr>
+            <w:proofErr w:type="spellStart"/>
             <w:r>
               <w:rPr>
                 <w:rFonts w:eastAsia="Times New Roman" w:cs="Times New Roman"/>
@@ -17582,6 +21282,7 @@
               </w:rPr>
               <w:t>sepF</w:t>
             </w:r>
+            <w:proofErr w:type="spellEnd"/>
           </w:p>
         </w:tc>
         <w:tc>
@@ -17651,6 +21352,7 @@
                 <w:lang w:val="en-GB" w:eastAsia="en-GB"/>
               </w:rPr>
             </w:pPr>
+            <w:proofErr w:type="spellStart"/>
             <w:r>
               <w:rPr>
                 <w:rFonts w:eastAsia="Times New Roman" w:cs="Times New Roman"/>
@@ -17661,7 +21363,20 @@
                 <w:szCs w:val="20"/>
                 <w:lang w:val="en-GB" w:eastAsia="en-GB"/>
               </w:rPr>
-              <w:t>Clostridioides difficile</w:t>
+              <w:t>Clostridioides</w:t>
+            </w:r>
+            <w:proofErr w:type="spellEnd"/>
+            <w:r>
+              <w:rPr>
+                <w:rFonts w:eastAsia="Times New Roman" w:cs="Times New Roman"/>
+                <w:i/>
+                <w:iCs/>
+                <w:color w:val="000000"/>
+                <w:sz w:val="20"/>
+                <w:szCs w:val="20"/>
+                <w:lang w:val="en-GB" w:eastAsia="en-GB"/>
+              </w:rPr>
+              <w:t xml:space="preserve"> difficile</w:t>
             </w:r>
             <w:r>
               <w:rPr>
@@ -17737,6 +21452,7 @@
                 <w:lang w:val="en-GB" w:eastAsia="en-GB"/>
               </w:rPr>
             </w:pPr>
+            <w:proofErr w:type="spellStart"/>
             <w:r>
               <w:rPr>
                 <w:rFonts w:eastAsia="Times New Roman" w:cs="Times New Roman"/>
@@ -17747,6 +21463,7 @@
               </w:rPr>
               <w:t>asrC</w:t>
             </w:r>
+            <w:proofErr w:type="spellEnd"/>
           </w:p>
         </w:tc>
         <w:tc>
@@ -17816,6 +21533,7 @@
                 <w:lang w:val="en-GB" w:eastAsia="en-GB"/>
               </w:rPr>
             </w:pPr>
+            <w:proofErr w:type="spellStart"/>
             <w:r>
               <w:rPr>
                 <w:rFonts w:eastAsia="Times New Roman" w:cs="Times New Roman"/>
@@ -17827,7 +21545,20 @@
                 <w:lang w:val="en-GB" w:eastAsia="en-GB"/>
               </w:rPr>
               <w:lastRenderedPageBreak/>
-              <w:t>Clostridioides difficile</w:t>
+              <w:t>Clostridioides</w:t>
+            </w:r>
+            <w:proofErr w:type="spellEnd"/>
+            <w:r>
+              <w:rPr>
+                <w:rFonts w:eastAsia="Times New Roman" w:cs="Times New Roman"/>
+                <w:i/>
+                <w:iCs/>
+                <w:color w:val="000000"/>
+                <w:sz w:val="20"/>
+                <w:szCs w:val="20"/>
+                <w:lang w:val="en-GB" w:eastAsia="en-GB"/>
+              </w:rPr>
+              <w:t xml:space="preserve"> difficile</w:t>
             </w:r>
             <w:r>
               <w:rPr>
@@ -17903,6 +21634,7 @@
                 <w:lang w:val="en-GB" w:eastAsia="en-GB"/>
               </w:rPr>
             </w:pPr>
+            <w:proofErr w:type="spellStart"/>
             <w:r>
               <w:rPr>
                 <w:rFonts w:eastAsia="Times New Roman" w:cs="Times New Roman"/>
@@ -17913,6 +21645,7 @@
               </w:rPr>
               <w:t>sigF</w:t>
             </w:r>
+            <w:proofErr w:type="spellEnd"/>
           </w:p>
         </w:tc>
         <w:tc>
@@ -17982,6 +21715,7 @@
                 <w:lang w:val="en-GB" w:eastAsia="en-GB"/>
               </w:rPr>
             </w:pPr>
+            <w:proofErr w:type="spellStart"/>
             <w:r>
               <w:rPr>
                 <w:rFonts w:eastAsia="Times New Roman" w:cs="Times New Roman"/>
@@ -17992,7 +21726,20 @@
                 <w:szCs w:val="20"/>
                 <w:lang w:val="en-GB" w:eastAsia="en-GB"/>
               </w:rPr>
-              <w:t>Clostridioides difficile</w:t>
+              <w:t>Clostridioides</w:t>
+            </w:r>
+            <w:proofErr w:type="spellEnd"/>
+            <w:r>
+              <w:rPr>
+                <w:rFonts w:eastAsia="Times New Roman" w:cs="Times New Roman"/>
+                <w:i/>
+                <w:iCs/>
+                <w:color w:val="000000"/>
+                <w:sz w:val="20"/>
+                <w:szCs w:val="20"/>
+                <w:lang w:val="en-GB" w:eastAsia="en-GB"/>
+              </w:rPr>
+              <w:t xml:space="preserve"> difficile</w:t>
             </w:r>
             <w:r>
               <w:rPr>
@@ -18068,6 +21815,7 @@
                 <w:lang w:val="en-GB" w:eastAsia="en-GB"/>
               </w:rPr>
             </w:pPr>
+            <w:proofErr w:type="spellStart"/>
             <w:r>
               <w:rPr>
                 <w:rFonts w:eastAsia="Times New Roman" w:cs="Times New Roman"/>
@@ -18078,6 +21826,7 @@
               </w:rPr>
               <w:t>spoVAD</w:t>
             </w:r>
+            <w:proofErr w:type="spellEnd"/>
           </w:p>
         </w:tc>
         <w:tc>
@@ -18147,6 +21896,7 @@
                 <w:lang w:val="en-GB" w:eastAsia="en-GB"/>
               </w:rPr>
             </w:pPr>
+            <w:proofErr w:type="spellStart"/>
             <w:r>
               <w:rPr>
                 <w:rFonts w:eastAsia="Times New Roman" w:cs="Times New Roman"/>
@@ -18157,7 +21907,20 @@
                 <w:szCs w:val="20"/>
                 <w:lang w:val="en-GB" w:eastAsia="en-GB"/>
               </w:rPr>
-              <w:t>Clostridioides difficile</w:t>
+              <w:t>Clostridioides</w:t>
+            </w:r>
+            <w:proofErr w:type="spellEnd"/>
+            <w:r>
+              <w:rPr>
+                <w:rFonts w:eastAsia="Times New Roman" w:cs="Times New Roman"/>
+                <w:i/>
+                <w:iCs/>
+                <w:color w:val="000000"/>
+                <w:sz w:val="20"/>
+                <w:szCs w:val="20"/>
+                <w:lang w:val="en-GB" w:eastAsia="en-GB"/>
+              </w:rPr>
+              <w:t xml:space="preserve"> difficile</w:t>
             </w:r>
             <w:r>
               <w:rPr>
@@ -18312,6 +22075,7 @@
                 <w:lang w:val="en-GB" w:eastAsia="en-GB"/>
               </w:rPr>
             </w:pPr>
+            <w:proofErr w:type="spellStart"/>
             <w:r>
               <w:rPr>
                 <w:rFonts w:eastAsia="Times New Roman" w:cs="Times New Roman"/>
@@ -18322,7 +22086,20 @@
                 <w:szCs w:val="20"/>
                 <w:lang w:val="en-GB" w:eastAsia="en-GB"/>
               </w:rPr>
-              <w:t>Clostridioides difficile</w:t>
+              <w:t>Clostridioides</w:t>
+            </w:r>
+            <w:proofErr w:type="spellEnd"/>
+            <w:r>
+              <w:rPr>
+                <w:rFonts w:eastAsia="Times New Roman" w:cs="Times New Roman"/>
+                <w:i/>
+                <w:iCs/>
+                <w:color w:val="000000"/>
+                <w:sz w:val="20"/>
+                <w:szCs w:val="20"/>
+                <w:lang w:val="en-GB" w:eastAsia="en-GB"/>
+              </w:rPr>
+              <w:t xml:space="preserve"> difficile</w:t>
             </w:r>
             <w:r>
               <w:rPr>
@@ -18477,6 +22254,7 @@
                 <w:lang w:val="en-GB" w:eastAsia="en-GB"/>
               </w:rPr>
             </w:pPr>
+            <w:proofErr w:type="spellStart"/>
             <w:r>
               <w:rPr>
                 <w:rFonts w:eastAsia="Times New Roman" w:cs="Times New Roman"/>
@@ -18487,7 +22265,20 @@
                 <w:szCs w:val="20"/>
                 <w:lang w:val="en-GB" w:eastAsia="en-GB"/>
               </w:rPr>
-              <w:t>Clostridioides difficile</w:t>
+              <w:t>Clostridioides</w:t>
+            </w:r>
+            <w:proofErr w:type="spellEnd"/>
+            <w:r>
+              <w:rPr>
+                <w:rFonts w:eastAsia="Times New Roman" w:cs="Times New Roman"/>
+                <w:i/>
+                <w:iCs/>
+                <w:color w:val="000000"/>
+                <w:sz w:val="20"/>
+                <w:szCs w:val="20"/>
+                <w:lang w:val="en-GB" w:eastAsia="en-GB"/>
+              </w:rPr>
+              <w:t xml:space="preserve"> difficile</w:t>
             </w:r>
             <w:r>
               <w:rPr>
@@ -18563,6 +22354,7 @@
                 <w:lang w:val="en-GB" w:eastAsia="en-GB"/>
               </w:rPr>
             </w:pPr>
+            <w:proofErr w:type="spellStart"/>
             <w:r>
               <w:rPr>
                 <w:rFonts w:eastAsia="Times New Roman" w:cs="Times New Roman"/>
@@ -18573,6 +22365,7 @@
               </w:rPr>
               <w:t>zupT</w:t>
             </w:r>
+            <w:proofErr w:type="spellEnd"/>
           </w:p>
         </w:tc>
         <w:tc>
@@ -18642,6 +22435,7 @@
                 <w:lang w:val="en-GB" w:eastAsia="en-GB"/>
               </w:rPr>
             </w:pPr>
+            <w:proofErr w:type="spellStart"/>
             <w:r>
               <w:rPr>
                 <w:rFonts w:eastAsia="Times New Roman" w:cs="Times New Roman"/>
@@ -18652,7 +22446,20 @@
                 <w:szCs w:val="20"/>
                 <w:lang w:val="en-GB" w:eastAsia="en-GB"/>
               </w:rPr>
-              <w:t>Clostridioides difficile</w:t>
+              <w:t>Clostridioides</w:t>
+            </w:r>
+            <w:proofErr w:type="spellEnd"/>
+            <w:r>
+              <w:rPr>
+                <w:rFonts w:eastAsia="Times New Roman" w:cs="Times New Roman"/>
+                <w:i/>
+                <w:iCs/>
+                <w:color w:val="000000"/>
+                <w:sz w:val="20"/>
+                <w:szCs w:val="20"/>
+                <w:lang w:val="en-GB" w:eastAsia="en-GB"/>
+              </w:rPr>
+              <w:t xml:space="preserve"> difficile</w:t>
             </w:r>
             <w:r>
               <w:rPr>
@@ -18807,6 +22614,7 @@
                 <w:lang w:val="en-GB" w:eastAsia="en-GB"/>
               </w:rPr>
             </w:pPr>
+            <w:proofErr w:type="spellStart"/>
             <w:r>
               <w:rPr>
                 <w:rFonts w:eastAsia="Times New Roman" w:cs="Times New Roman"/>
@@ -18817,7 +22625,20 @@
                 <w:szCs w:val="20"/>
                 <w:lang w:val="en-GB" w:eastAsia="en-GB"/>
               </w:rPr>
-              <w:t>Clostridioides difficile</w:t>
+              <w:t>Clostridioides</w:t>
+            </w:r>
+            <w:proofErr w:type="spellEnd"/>
+            <w:r>
+              <w:rPr>
+                <w:rFonts w:eastAsia="Times New Roman" w:cs="Times New Roman"/>
+                <w:i/>
+                <w:iCs/>
+                <w:color w:val="000000"/>
+                <w:sz w:val="20"/>
+                <w:szCs w:val="20"/>
+                <w:lang w:val="en-GB" w:eastAsia="en-GB"/>
+              </w:rPr>
+              <w:t xml:space="preserve"> difficile</w:t>
             </w:r>
             <w:r>
               <w:rPr>
@@ -18893,6 +22714,7 @@
                 <w:lang w:val="en-GB" w:eastAsia="en-GB"/>
               </w:rPr>
             </w:pPr>
+            <w:proofErr w:type="spellStart"/>
             <w:r>
               <w:rPr>
                 <w:rFonts w:eastAsia="Times New Roman" w:cs="Times New Roman"/>
@@ -18903,6 +22725,7 @@
               </w:rPr>
               <w:t>spoIIIAA</w:t>
             </w:r>
+            <w:proofErr w:type="spellEnd"/>
           </w:p>
         </w:tc>
         <w:tc>
@@ -18972,6 +22795,7 @@
                 <w:lang w:val="en-GB" w:eastAsia="en-GB"/>
               </w:rPr>
             </w:pPr>
+            <w:proofErr w:type="spellStart"/>
             <w:r>
               <w:rPr>
                 <w:rFonts w:eastAsia="Times New Roman" w:cs="Times New Roman"/>
@@ -18982,7 +22806,20 @@
                 <w:szCs w:val="20"/>
                 <w:lang w:val="en-GB" w:eastAsia="en-GB"/>
               </w:rPr>
-              <w:t>Clostridioides difficile</w:t>
+              <w:t>Clostridioides</w:t>
+            </w:r>
+            <w:proofErr w:type="spellEnd"/>
+            <w:r>
+              <w:rPr>
+                <w:rFonts w:eastAsia="Times New Roman" w:cs="Times New Roman"/>
+                <w:i/>
+                <w:iCs/>
+                <w:color w:val="000000"/>
+                <w:sz w:val="20"/>
+                <w:szCs w:val="20"/>
+                <w:lang w:val="en-GB" w:eastAsia="en-GB"/>
+              </w:rPr>
+              <w:t xml:space="preserve"> difficile</w:t>
             </w:r>
             <w:r>
               <w:rPr>
@@ -19058,6 +22895,7 @@
                 <w:lang w:val="en-GB" w:eastAsia="en-GB"/>
               </w:rPr>
             </w:pPr>
+            <w:proofErr w:type="spellStart"/>
             <w:r>
               <w:rPr>
                 <w:rFonts w:eastAsia="Times New Roman" w:cs="Times New Roman"/>
@@ -19068,6 +22906,7 @@
               </w:rPr>
               <w:t>spoIIIAB</w:t>
             </w:r>
+            <w:proofErr w:type="spellEnd"/>
           </w:p>
         </w:tc>
         <w:tc>
@@ -19137,6 +22976,7 @@
                 <w:lang w:val="en-GB" w:eastAsia="en-GB"/>
               </w:rPr>
             </w:pPr>
+            <w:proofErr w:type="spellStart"/>
             <w:r>
               <w:rPr>
                 <w:rFonts w:eastAsia="Times New Roman" w:cs="Times New Roman"/>
@@ -19147,7 +22987,20 @@
                 <w:szCs w:val="20"/>
                 <w:lang w:val="en-GB" w:eastAsia="en-GB"/>
               </w:rPr>
-              <w:t>Clostridioides difficile</w:t>
+              <w:t>Clostridioides</w:t>
+            </w:r>
+            <w:proofErr w:type="spellEnd"/>
+            <w:r>
+              <w:rPr>
+                <w:rFonts w:eastAsia="Times New Roman" w:cs="Times New Roman"/>
+                <w:i/>
+                <w:iCs/>
+                <w:color w:val="000000"/>
+                <w:sz w:val="20"/>
+                <w:szCs w:val="20"/>
+                <w:lang w:val="en-GB" w:eastAsia="en-GB"/>
+              </w:rPr>
+              <w:t xml:space="preserve"> difficile</w:t>
             </w:r>
             <w:r>
               <w:rPr>
@@ -19223,6 +23076,7 @@
                 <w:lang w:val="en-GB" w:eastAsia="en-GB"/>
               </w:rPr>
             </w:pPr>
+            <w:proofErr w:type="spellStart"/>
             <w:r>
               <w:rPr>
                 <w:rFonts w:eastAsia="Times New Roman" w:cs="Times New Roman"/>
@@ -19233,6 +23087,7 @@
               </w:rPr>
               <w:t>spoIIIAC</w:t>
             </w:r>
+            <w:proofErr w:type="spellEnd"/>
           </w:p>
         </w:tc>
         <w:tc>
@@ -19302,6 +23157,7 @@
                 <w:lang w:val="en-GB" w:eastAsia="en-GB"/>
               </w:rPr>
             </w:pPr>
+            <w:proofErr w:type="spellStart"/>
             <w:r>
               <w:rPr>
                 <w:rFonts w:eastAsia="Times New Roman" w:cs="Times New Roman"/>
@@ -19312,7 +23168,20 @@
                 <w:szCs w:val="20"/>
                 <w:lang w:val="en-GB" w:eastAsia="en-GB"/>
               </w:rPr>
-              <w:t>Clostridioides difficile</w:t>
+              <w:t>Clostridioides</w:t>
+            </w:r>
+            <w:proofErr w:type="spellEnd"/>
+            <w:r>
+              <w:rPr>
+                <w:rFonts w:eastAsia="Times New Roman" w:cs="Times New Roman"/>
+                <w:i/>
+                <w:iCs/>
+                <w:color w:val="000000"/>
+                <w:sz w:val="20"/>
+                <w:szCs w:val="20"/>
+                <w:lang w:val="en-GB" w:eastAsia="en-GB"/>
+              </w:rPr>
+              <w:t xml:space="preserve"> difficile</w:t>
             </w:r>
             <w:r>
               <w:rPr>
@@ -19388,6 +23257,7 @@
                 <w:lang w:val="en-GB" w:eastAsia="en-GB"/>
               </w:rPr>
             </w:pPr>
+            <w:proofErr w:type="spellStart"/>
             <w:r>
               <w:rPr>
                 <w:rFonts w:eastAsia="Times New Roman" w:cs="Times New Roman"/>
@@ -19398,6 +23268,7 @@
               </w:rPr>
               <w:t>spoIIIAD</w:t>
             </w:r>
+            <w:proofErr w:type="spellEnd"/>
           </w:p>
         </w:tc>
         <w:tc>
@@ -19467,6 +23338,7 @@
                 <w:lang w:val="en-GB" w:eastAsia="en-GB"/>
               </w:rPr>
             </w:pPr>
+            <w:proofErr w:type="spellStart"/>
             <w:r>
               <w:rPr>
                 <w:rFonts w:eastAsia="Times New Roman" w:cs="Times New Roman"/>
@@ -19477,7 +23349,20 @@
                 <w:szCs w:val="20"/>
                 <w:lang w:val="en-GB" w:eastAsia="en-GB"/>
               </w:rPr>
-              <w:t>Clostridioides difficile</w:t>
+              <w:t>Clostridioides</w:t>
+            </w:r>
+            <w:proofErr w:type="spellEnd"/>
+            <w:r>
+              <w:rPr>
+                <w:rFonts w:eastAsia="Times New Roman" w:cs="Times New Roman"/>
+                <w:i/>
+                <w:iCs/>
+                <w:color w:val="000000"/>
+                <w:sz w:val="20"/>
+                <w:szCs w:val="20"/>
+                <w:lang w:val="en-GB" w:eastAsia="en-GB"/>
+              </w:rPr>
+              <w:t xml:space="preserve"> difficile</w:t>
             </w:r>
             <w:r>
               <w:rPr>
@@ -19553,6 +23438,7 @@
                 <w:lang w:val="en-GB" w:eastAsia="en-GB"/>
               </w:rPr>
             </w:pPr>
+            <w:proofErr w:type="spellStart"/>
             <w:r>
               <w:rPr>
                 <w:rFonts w:eastAsia="Times New Roman" w:cs="Times New Roman"/>
@@ -19563,6 +23449,7 @@
               </w:rPr>
               <w:t>spoIIIAE</w:t>
             </w:r>
+            <w:proofErr w:type="spellEnd"/>
           </w:p>
         </w:tc>
         <w:tc>
@@ -19632,6 +23519,7 @@
                 <w:lang w:val="en-GB" w:eastAsia="en-GB"/>
               </w:rPr>
             </w:pPr>
+            <w:proofErr w:type="spellStart"/>
             <w:r>
               <w:rPr>
                 <w:rFonts w:eastAsia="Times New Roman" w:cs="Times New Roman"/>
@@ -19642,7 +23530,20 @@
                 <w:szCs w:val="20"/>
                 <w:lang w:val="en-GB" w:eastAsia="en-GB"/>
               </w:rPr>
-              <w:t>Clostridioides difficile</w:t>
+              <w:t>Clostridioides</w:t>
+            </w:r>
+            <w:proofErr w:type="spellEnd"/>
+            <w:r>
+              <w:rPr>
+                <w:rFonts w:eastAsia="Times New Roman" w:cs="Times New Roman"/>
+                <w:i/>
+                <w:iCs/>
+                <w:color w:val="000000"/>
+                <w:sz w:val="20"/>
+                <w:szCs w:val="20"/>
+                <w:lang w:val="en-GB" w:eastAsia="en-GB"/>
+              </w:rPr>
+              <w:t xml:space="preserve"> difficile</w:t>
             </w:r>
             <w:r>
               <w:rPr>
@@ -19718,6 +23619,7 @@
                 <w:lang w:val="en-GB" w:eastAsia="en-GB"/>
               </w:rPr>
             </w:pPr>
+            <w:proofErr w:type="spellStart"/>
             <w:r>
               <w:rPr>
                 <w:rFonts w:eastAsia="Times New Roman" w:cs="Times New Roman"/>
@@ -19728,6 +23630,7 @@
               </w:rPr>
               <w:t>ytvl</w:t>
             </w:r>
+            <w:proofErr w:type="spellEnd"/>
           </w:p>
         </w:tc>
         <w:tc>
@@ -19797,6 +23700,7 @@
                 <w:lang w:val="en-GB" w:eastAsia="en-GB"/>
               </w:rPr>
             </w:pPr>
+            <w:proofErr w:type="spellStart"/>
             <w:r>
               <w:rPr>
                 <w:rFonts w:eastAsia="Times New Roman" w:cs="Times New Roman"/>
@@ -19807,7 +23711,20 @@
                 <w:szCs w:val="20"/>
                 <w:lang w:val="en-GB" w:eastAsia="en-GB"/>
               </w:rPr>
-              <w:t>Clostridioides difficile</w:t>
+              <w:t>Clostridioides</w:t>
+            </w:r>
+            <w:proofErr w:type="spellEnd"/>
+            <w:r>
+              <w:rPr>
+                <w:rFonts w:eastAsia="Times New Roman" w:cs="Times New Roman"/>
+                <w:i/>
+                <w:iCs/>
+                <w:color w:val="000000"/>
+                <w:sz w:val="20"/>
+                <w:szCs w:val="20"/>
+                <w:lang w:val="en-GB" w:eastAsia="en-GB"/>
+              </w:rPr>
+              <w:t xml:space="preserve"> difficile</w:t>
             </w:r>
             <w:r>
               <w:rPr>
@@ -19883,6 +23800,7 @@
                 <w:lang w:val="en-GB" w:eastAsia="en-GB"/>
               </w:rPr>
             </w:pPr>
+            <w:proofErr w:type="spellStart"/>
             <w:r>
               <w:rPr>
                 <w:rFonts w:eastAsia="Times New Roman" w:cs="Times New Roman"/>
@@ -19893,6 +23811,7 @@
               </w:rPr>
               <w:t>trxB</w:t>
             </w:r>
+            <w:proofErr w:type="spellEnd"/>
           </w:p>
         </w:tc>
         <w:tc>
@@ -19962,6 +23881,7 @@
                 <w:lang w:val="en-GB" w:eastAsia="en-GB"/>
               </w:rPr>
             </w:pPr>
+            <w:proofErr w:type="spellStart"/>
             <w:r>
               <w:rPr>
                 <w:rFonts w:eastAsia="Times New Roman" w:cs="Times New Roman"/>
@@ -19972,7 +23892,20 @@
                 <w:szCs w:val="20"/>
                 <w:lang w:val="en-GB" w:eastAsia="en-GB"/>
               </w:rPr>
-              <w:t>Clostridioides difficile</w:t>
+              <w:t>Clostridioides</w:t>
+            </w:r>
+            <w:proofErr w:type="spellEnd"/>
+            <w:r>
+              <w:rPr>
+                <w:rFonts w:eastAsia="Times New Roman" w:cs="Times New Roman"/>
+                <w:i/>
+                <w:iCs/>
+                <w:color w:val="000000"/>
+                <w:sz w:val="20"/>
+                <w:szCs w:val="20"/>
+                <w:lang w:val="en-GB" w:eastAsia="en-GB"/>
+              </w:rPr>
+              <w:t xml:space="preserve"> difficile</w:t>
             </w:r>
             <w:r>
               <w:rPr>
@@ -20048,6 +23981,7 @@
                 <w:lang w:val="en-GB" w:eastAsia="en-GB"/>
               </w:rPr>
             </w:pPr>
+            <w:proofErr w:type="spellStart"/>
             <w:r>
               <w:rPr>
                 <w:rFonts w:eastAsia="Times New Roman" w:cs="Times New Roman"/>
@@ -20058,6 +23992,7 @@
               </w:rPr>
               <w:t>spoIIP</w:t>
             </w:r>
+            <w:proofErr w:type="spellEnd"/>
           </w:p>
         </w:tc>
         <w:tc>
@@ -20127,6 +24062,7 @@
                 <w:lang w:val="en-GB" w:eastAsia="en-GB"/>
               </w:rPr>
             </w:pPr>
+            <w:proofErr w:type="spellStart"/>
             <w:r>
               <w:rPr>
                 <w:rFonts w:eastAsia="Times New Roman" w:cs="Times New Roman"/>
@@ -20137,7 +24073,20 @@
                 <w:szCs w:val="20"/>
                 <w:lang w:val="en-GB" w:eastAsia="en-GB"/>
               </w:rPr>
-              <w:t>Clostridioides difficile</w:t>
+              <w:t>Clostridioides</w:t>
+            </w:r>
+            <w:proofErr w:type="spellEnd"/>
+            <w:r>
+              <w:rPr>
+                <w:rFonts w:eastAsia="Times New Roman" w:cs="Times New Roman"/>
+                <w:i/>
+                <w:iCs/>
+                <w:color w:val="000000"/>
+                <w:sz w:val="20"/>
+                <w:szCs w:val="20"/>
+                <w:lang w:val="en-GB" w:eastAsia="en-GB"/>
+              </w:rPr>
+              <w:t xml:space="preserve"> difficile</w:t>
             </w:r>
             <w:r>
               <w:rPr>
@@ -20213,6 +24162,7 @@
                 <w:lang w:val="en-GB" w:eastAsia="en-GB"/>
               </w:rPr>
             </w:pPr>
+            <w:proofErr w:type="spellStart"/>
             <w:r>
               <w:rPr>
                 <w:rFonts w:eastAsia="Times New Roman" w:cs="Times New Roman"/>
@@ -20223,6 +24173,7 @@
               </w:rPr>
               <w:t>gpr</w:t>
             </w:r>
+            <w:proofErr w:type="spellEnd"/>
           </w:p>
         </w:tc>
         <w:tc>
@@ -20292,6 +24243,7 @@
                 <w:lang w:val="en-GB" w:eastAsia="en-GB"/>
               </w:rPr>
             </w:pPr>
+            <w:proofErr w:type="spellStart"/>
             <w:r>
               <w:rPr>
                 <w:rFonts w:eastAsia="Times New Roman" w:cs="Times New Roman"/>
@@ -20302,7 +24254,20 @@
                 <w:szCs w:val="20"/>
                 <w:lang w:val="en-GB" w:eastAsia="en-GB"/>
               </w:rPr>
-              <w:t>Clostridioides difficile</w:t>
+              <w:t>Clostridioides</w:t>
+            </w:r>
+            <w:proofErr w:type="spellEnd"/>
+            <w:r>
+              <w:rPr>
+                <w:rFonts w:eastAsia="Times New Roman" w:cs="Times New Roman"/>
+                <w:i/>
+                <w:iCs/>
+                <w:color w:val="000000"/>
+                <w:sz w:val="20"/>
+                <w:szCs w:val="20"/>
+                <w:lang w:val="en-GB" w:eastAsia="en-GB"/>
+              </w:rPr>
+              <w:t xml:space="preserve"> difficile</w:t>
             </w:r>
             <w:r>
               <w:rPr>
@@ -20457,6 +24422,7 @@
                 <w:lang w:val="en-GB" w:eastAsia="en-GB"/>
               </w:rPr>
             </w:pPr>
+            <w:proofErr w:type="spellStart"/>
             <w:r>
               <w:rPr>
                 <w:rFonts w:eastAsia="Times New Roman" w:cs="Times New Roman"/>
@@ -20467,7 +24433,20 @@
                 <w:szCs w:val="20"/>
                 <w:lang w:val="en-GB" w:eastAsia="en-GB"/>
               </w:rPr>
-              <w:t>Clostridioides difficile</w:t>
+              <w:t>Clostridioides</w:t>
+            </w:r>
+            <w:proofErr w:type="spellEnd"/>
+            <w:r>
+              <w:rPr>
+                <w:rFonts w:eastAsia="Times New Roman" w:cs="Times New Roman"/>
+                <w:i/>
+                <w:iCs/>
+                <w:color w:val="000000"/>
+                <w:sz w:val="20"/>
+                <w:szCs w:val="20"/>
+                <w:lang w:val="en-GB" w:eastAsia="en-GB"/>
+              </w:rPr>
+              <w:t xml:space="preserve"> difficile</w:t>
             </w:r>
             <w:r>
               <w:rPr>
@@ -20543,6 +24522,7 @@
                 <w:lang w:val="en-GB" w:eastAsia="en-GB"/>
               </w:rPr>
             </w:pPr>
+            <w:proofErr w:type="spellStart"/>
             <w:r>
               <w:rPr>
                 <w:rFonts w:eastAsia="Times New Roman" w:cs="Times New Roman"/>
@@ -20553,6 +24533,7 @@
               </w:rPr>
               <w:t>abrB</w:t>
             </w:r>
+            <w:proofErr w:type="spellEnd"/>
           </w:p>
         </w:tc>
         <w:tc>
@@ -20622,6 +24603,7 @@
                 <w:lang w:val="en-GB" w:eastAsia="en-GB"/>
               </w:rPr>
             </w:pPr>
+            <w:proofErr w:type="spellStart"/>
             <w:r>
               <w:rPr>
                 <w:rFonts w:eastAsia="Times New Roman" w:cs="Times New Roman"/>
@@ -20632,7 +24614,20 @@
                 <w:szCs w:val="20"/>
                 <w:lang w:val="en-GB" w:eastAsia="en-GB"/>
               </w:rPr>
-              <w:t>Clostridioides difficile</w:t>
+              <w:t>Clostridioides</w:t>
+            </w:r>
+            <w:proofErr w:type="spellEnd"/>
+            <w:r>
+              <w:rPr>
+                <w:rFonts w:eastAsia="Times New Roman" w:cs="Times New Roman"/>
+                <w:i/>
+                <w:iCs/>
+                <w:color w:val="000000"/>
+                <w:sz w:val="20"/>
+                <w:szCs w:val="20"/>
+                <w:lang w:val="en-GB" w:eastAsia="en-GB"/>
+              </w:rPr>
+              <w:t xml:space="preserve"> difficile</w:t>
             </w:r>
             <w:r>
               <w:rPr>
@@ -20787,6 +24782,7 @@
                 <w:lang w:val="en-GB" w:eastAsia="en-GB"/>
               </w:rPr>
             </w:pPr>
+            <w:proofErr w:type="spellStart"/>
             <w:r>
               <w:rPr>
                 <w:rFonts w:eastAsia="Times New Roman" w:cs="Times New Roman"/>
@@ -20797,7 +24793,20 @@
                 <w:szCs w:val="20"/>
                 <w:lang w:val="en-GB" w:eastAsia="en-GB"/>
               </w:rPr>
-              <w:t>Clostridioides difficile</w:t>
+              <w:t>Clostridioides</w:t>
+            </w:r>
+            <w:proofErr w:type="spellEnd"/>
+            <w:r>
+              <w:rPr>
+                <w:rFonts w:eastAsia="Times New Roman" w:cs="Times New Roman"/>
+                <w:i/>
+                <w:iCs/>
+                <w:color w:val="000000"/>
+                <w:sz w:val="20"/>
+                <w:szCs w:val="20"/>
+                <w:lang w:val="en-GB" w:eastAsia="en-GB"/>
+              </w:rPr>
+              <w:t xml:space="preserve"> difficile</w:t>
             </w:r>
             <w:r>
               <w:rPr>
@@ -20873,6 +24882,7 @@
                 <w:lang w:val="en-GB" w:eastAsia="en-GB"/>
               </w:rPr>
             </w:pPr>
+            <w:proofErr w:type="spellStart"/>
             <w:r>
               <w:rPr>
                 <w:rFonts w:eastAsia="Times New Roman" w:cs="Times New Roman"/>
@@ -20883,6 +24893,7 @@
               </w:rPr>
               <w:t>rlmB</w:t>
             </w:r>
+            <w:proofErr w:type="spellEnd"/>
           </w:p>
         </w:tc>
         <w:tc>
@@ -20952,6 +24963,7 @@
                 <w:lang w:val="en-GB" w:eastAsia="en-GB"/>
               </w:rPr>
             </w:pPr>
+            <w:proofErr w:type="spellStart"/>
             <w:r>
               <w:rPr>
                 <w:rFonts w:eastAsia="Times New Roman" w:cs="Times New Roman"/>
@@ -20962,7 +24974,20 @@
                 <w:szCs w:val="20"/>
                 <w:lang w:val="en-GB" w:eastAsia="en-GB"/>
               </w:rPr>
-              <w:t>Clostridioides difficile</w:t>
+              <w:t>Clostridioides</w:t>
+            </w:r>
+            <w:proofErr w:type="spellEnd"/>
+            <w:r>
+              <w:rPr>
+                <w:rFonts w:eastAsia="Times New Roman" w:cs="Times New Roman"/>
+                <w:i/>
+                <w:iCs/>
+                <w:color w:val="000000"/>
+                <w:sz w:val="20"/>
+                <w:szCs w:val="20"/>
+                <w:lang w:val="en-GB" w:eastAsia="en-GB"/>
+              </w:rPr>
+              <w:t xml:space="preserve"> difficile</w:t>
             </w:r>
             <w:r>
               <w:rPr>
@@ -21038,6 +25063,7 @@
                 <w:lang w:val="en-GB" w:eastAsia="en-GB"/>
               </w:rPr>
             </w:pPr>
+            <w:proofErr w:type="spellStart"/>
             <w:r>
               <w:rPr>
                 <w:rFonts w:eastAsia="Times New Roman" w:cs="Times New Roman"/>
@@ -21048,6 +25074,7 @@
               </w:rPr>
               <w:t>sigH</w:t>
             </w:r>
+            <w:proofErr w:type="spellEnd"/>
           </w:p>
         </w:tc>
         <w:tc>
@@ -21282,6 +25309,7 @@
                 <w:lang w:val="en-GB" w:eastAsia="en-GB"/>
               </w:rPr>
             </w:pPr>
+            <w:proofErr w:type="spellStart"/>
             <w:r>
               <w:rPr>
                 <w:rFonts w:eastAsia="Times New Roman" w:cs="Times New Roman"/>
@@ -21292,7 +25320,20 @@
                 <w:szCs w:val="20"/>
                 <w:lang w:val="en-GB" w:eastAsia="en-GB"/>
               </w:rPr>
-              <w:t>Clostridioides difficile</w:t>
+              <w:t>Clostridioides</w:t>
+            </w:r>
+            <w:proofErr w:type="spellEnd"/>
+            <w:r>
+              <w:rPr>
+                <w:rFonts w:eastAsia="Times New Roman" w:cs="Times New Roman"/>
+                <w:i/>
+                <w:iCs/>
+                <w:color w:val="000000"/>
+                <w:sz w:val="20"/>
+                <w:szCs w:val="20"/>
+                <w:lang w:val="en-GB" w:eastAsia="en-GB"/>
+              </w:rPr>
+              <w:t xml:space="preserve"> difficile</w:t>
             </w:r>
             <w:r>
               <w:rPr>
@@ -21368,6 +25409,7 @@
                 <w:lang w:val="en-GB" w:eastAsia="en-GB"/>
               </w:rPr>
             </w:pPr>
+            <w:proofErr w:type="spellStart"/>
             <w:r>
               <w:rPr>
                 <w:rFonts w:eastAsia="Times New Roman" w:cs="Times New Roman"/>
@@ -21378,6 +25420,7 @@
               </w:rPr>
               <w:t>sigK</w:t>
             </w:r>
+            <w:proofErr w:type="spellEnd"/>
           </w:p>
         </w:tc>
         <w:tc>
@@ -21447,6 +25490,7 @@
                 <w:lang w:val="en-GB" w:eastAsia="en-GB"/>
               </w:rPr>
             </w:pPr>
+            <w:proofErr w:type="spellStart"/>
             <w:r>
               <w:rPr>
                 <w:rFonts w:eastAsia="Times New Roman" w:cs="Times New Roman"/>
@@ -21457,7 +25501,20 @@
                 <w:szCs w:val="20"/>
                 <w:lang w:val="en-GB" w:eastAsia="en-GB"/>
               </w:rPr>
-              <w:t>Clostridioides difficile</w:t>
+              <w:t>Clostridioides</w:t>
+            </w:r>
+            <w:proofErr w:type="spellEnd"/>
+            <w:r>
+              <w:rPr>
+                <w:rFonts w:eastAsia="Times New Roman" w:cs="Times New Roman"/>
+                <w:i/>
+                <w:iCs/>
+                <w:color w:val="000000"/>
+                <w:sz w:val="20"/>
+                <w:szCs w:val="20"/>
+                <w:lang w:val="en-GB" w:eastAsia="en-GB"/>
+              </w:rPr>
+              <w:t xml:space="preserve"> difficile</w:t>
             </w:r>
             <w:r>
               <w:rPr>
@@ -21533,6 +25590,7 @@
                 <w:lang w:val="en-GB" w:eastAsia="en-GB"/>
               </w:rPr>
             </w:pPr>
+            <w:proofErr w:type="spellStart"/>
             <w:r>
               <w:rPr>
                 <w:rFonts w:eastAsia="Times New Roman" w:cs="Times New Roman"/>
@@ -21543,6 +25601,7 @@
               </w:rPr>
               <w:t>ytvl</w:t>
             </w:r>
+            <w:proofErr w:type="spellEnd"/>
           </w:p>
         </w:tc>
         <w:tc>
@@ -21612,6 +25671,7 @@
                 <w:lang w:val="en-GB" w:eastAsia="en-GB"/>
               </w:rPr>
             </w:pPr>
+            <w:proofErr w:type="spellStart"/>
             <w:r>
               <w:rPr>
                 <w:rFonts w:eastAsia="Times New Roman" w:cs="Times New Roman"/>
@@ -21622,7 +25682,20 @@
                 <w:szCs w:val="20"/>
                 <w:lang w:val="en-GB" w:eastAsia="en-GB"/>
               </w:rPr>
-              <w:t>Clostridioides difficile</w:t>
+              <w:t>Clostridioides</w:t>
+            </w:r>
+            <w:proofErr w:type="spellEnd"/>
+            <w:r>
+              <w:rPr>
+                <w:rFonts w:eastAsia="Times New Roman" w:cs="Times New Roman"/>
+                <w:i/>
+                <w:iCs/>
+                <w:color w:val="000000"/>
+                <w:sz w:val="20"/>
+                <w:szCs w:val="20"/>
+                <w:lang w:val="en-GB" w:eastAsia="en-GB"/>
+              </w:rPr>
+              <w:t xml:space="preserve"> difficile</w:t>
             </w:r>
             <w:r>
               <w:rPr>
@@ -21698,6 +25771,7 @@
                 <w:lang w:val="en-GB" w:eastAsia="en-GB"/>
               </w:rPr>
             </w:pPr>
+            <w:proofErr w:type="spellStart"/>
             <w:r>
               <w:rPr>
                 <w:rFonts w:eastAsia="Times New Roman" w:cs="Times New Roman"/>
@@ -21708,6 +25782,7 @@
               </w:rPr>
               <w:t>Ytvl</w:t>
             </w:r>
+            <w:proofErr w:type="spellEnd"/>
           </w:p>
         </w:tc>
         <w:tc>

--- a/thesis/v1_methods.docx
+++ b/thesis/v1_methods.docx
@@ -9,12 +9,21 @@
         </w:rPr>
       </w:pPr>
       <w:bookmarkStart w:id="0" w:name="_Toc184220080"/>
+      <w:proofErr w:type="spellStart"/>
       <w:r>
         <w:rPr>
           <w:color w:val="70AD47" w:themeColor="accent6"/>
           <w:lang w:val="es-ES"/>
         </w:rPr>
-        <w:t xml:space="preserve">ZELENO </w:t>
+        <w:t>ZELENO</w:t>
+      </w:r>
+      <w:proofErr w:type="spellEnd"/>
+      <w:r>
+        <w:rPr>
+          <w:color w:val="70AD47" w:themeColor="accent6"/>
+          <w:lang w:val="es-ES"/>
+        </w:rPr>
+        <w:t xml:space="preserve"> </w:t>
       </w:r>
       <w:r>
         <w:rPr>
@@ -590,7 +599,7 @@
     </w:p>
     <w:p>
       <w:pPr>
-        <w:pStyle w:val="Naslov1"/>
+        <w:pStyle w:val="Heading1"/>
         <w:numPr>
           <w:ilvl w:val="0"/>
           <w:numId w:val="10"/>
@@ -734,7 +743,7 @@
     </w:p>
     <w:p>
       <w:pPr>
-        <w:pStyle w:val="Naslov1"/>
+        <w:pStyle w:val="Heading1"/>
         <w:rPr>
           <w:lang w:val="en-GB"/>
         </w:rPr>
@@ -743,7 +752,7 @@
     </w:p>
     <w:p>
       <w:pPr>
-        <w:pStyle w:val="Naslov1"/>
+        <w:pStyle w:val="Heading1"/>
         <w:numPr>
           <w:ilvl w:val="0"/>
           <w:numId w:val="10"/>
@@ -1088,7 +1097,7 @@
     </w:p>
     <w:p>
       <w:pPr>
-        <w:pStyle w:val="Naslov1"/>
+        <w:pStyle w:val="Heading1"/>
         <w:numPr>
           <w:ilvl w:val="0"/>
           <w:numId w:val="10"/>
@@ -1179,7 +1188,7 @@
     </w:p>
     <w:p>
       <w:pPr>
-        <w:pStyle w:val="Naslov2"/>
+        <w:pStyle w:val="Heading2"/>
         <w:numPr>
           <w:ilvl w:val="1"/>
           <w:numId w:val="10"/>
@@ -2025,7 +2034,7 @@
     </w:p>
     <w:p>
       <w:pPr>
-        <w:pStyle w:val="Naslov2"/>
+        <w:pStyle w:val="Heading2"/>
         <w:numPr>
           <w:ilvl w:val="1"/>
           <w:numId w:val="10"/>
@@ -2735,7 +2744,7 @@
     </w:p>
     <w:p>
       <w:pPr>
-        <w:pStyle w:val="Naslov1"/>
+        <w:pStyle w:val="Heading1"/>
         <w:numPr>
           <w:ilvl w:val="0"/>
           <w:numId w:val="10"/>
@@ -2756,7 +2765,7 @@
     </w:p>
     <w:p>
       <w:pPr>
-        <w:pStyle w:val="Naslov2"/>
+        <w:pStyle w:val="Heading2"/>
         <w:numPr>
           <w:ilvl w:val="1"/>
           <w:numId w:val="10"/>
@@ -2891,7 +2900,7 @@
     </w:p>
     <w:p>
       <w:pPr>
-        <w:pStyle w:val="Naslov2"/>
+        <w:pStyle w:val="Heading2"/>
         <w:numPr>
           <w:ilvl w:val="1"/>
           <w:numId w:val="10"/>
@@ -3095,7 +3104,21 @@
         <w:rPr>
           <w:lang w:val="en-GB"/>
         </w:rPr>
-        <w:t xml:space="preserve"> Complete DNA and RNA Purification Protocol (LGC </w:t>
+        <w:t xml:space="preserve"> Complete DNA and RNA Purification Protocol (</w:t>
+      </w:r>
+      <w:proofErr w:type="spellStart"/>
+      <w:r>
+        <w:rPr>
+          <w:lang w:val="en-GB"/>
+        </w:rPr>
+        <w:t>LGC</w:t>
+      </w:r>
+      <w:proofErr w:type="spellEnd"/>
+      <w:r>
+        <w:rPr>
+          <w:lang w:val="en-GB"/>
+        </w:rPr>
+        <w:t xml:space="preserve"> </w:t>
       </w:r>
       <w:proofErr w:type="spellStart"/>
       <w:r>
@@ -3314,7 +3337,7 @@
     </w:p>
     <w:p>
       <w:pPr>
-        <w:pStyle w:val="Naslov2"/>
+        <w:pStyle w:val="Heading2"/>
         <w:numPr>
           <w:ilvl w:val="1"/>
           <w:numId w:val="10"/>
@@ -3518,7 +3541,7 @@
     </w:p>
     <w:p>
       <w:pPr>
-        <w:pStyle w:val="Naslov2"/>
+        <w:pStyle w:val="Heading2"/>
         <w:numPr>
           <w:ilvl w:val="0"/>
           <w:numId w:val="10"/>
@@ -3626,7 +3649,21 @@
         <w:rPr>
           <w:lang w:val="en-GB"/>
         </w:rPr>
-        <w:t xml:space="preserve"> (strain VPI10463) was cultured from spore stock solution and plated confluently on three Columbia agar plates with 5% added horse blood (COH) plates (</w:t>
+        <w:t xml:space="preserve"> (strain </w:t>
+      </w:r>
+      <w:proofErr w:type="spellStart"/>
+      <w:r>
+        <w:rPr>
+          <w:lang w:val="en-GB"/>
+        </w:rPr>
+        <w:t>VPI10463</w:t>
+      </w:r>
+      <w:proofErr w:type="spellEnd"/>
+      <w:r>
+        <w:rPr>
+          <w:lang w:val="en-GB"/>
+        </w:rPr>
+        <w:t>) was cultured from spore stock solution and plated confluently on three Columbia agar plates with 5% added horse blood (COH) plates (</w:t>
       </w:r>
       <w:proofErr w:type="spellStart"/>
       <w:r>
@@ -3769,7 +3806,7 @@
     </w:p>
     <w:p>
       <w:pPr>
-        <w:pStyle w:val="Naslov2"/>
+        <w:pStyle w:val="Heading2"/>
         <w:numPr>
           <w:ilvl w:val="1"/>
           <w:numId w:val="10"/>
@@ -3851,7 +3888,21 @@
         <w:rPr>
           <w:lang w:val="en-GB"/>
         </w:rPr>
-        <w:t xml:space="preserve"> technology (Bio-Rad QX200) for the quantification of </w:t>
+        <w:t xml:space="preserve"> technology (Bio-Rad </w:t>
+      </w:r>
+      <w:proofErr w:type="spellStart"/>
+      <w:r>
+        <w:rPr>
+          <w:lang w:val="en-GB"/>
+        </w:rPr>
+        <w:t>QX200</w:t>
+      </w:r>
+      <w:proofErr w:type="spellEnd"/>
+      <w:r>
+        <w:rPr>
+          <w:lang w:val="en-GB"/>
+        </w:rPr>
+        <w:t xml:space="preserve">) for the quantification of </w:t>
       </w:r>
       <w:r>
         <w:rPr>
@@ -4392,7 +4443,7 @@
     </w:p>
     <w:p>
       <w:pPr>
-        <w:pStyle w:val="Naslov1"/>
+        <w:pStyle w:val="Heading1"/>
         <w:numPr>
           <w:ilvl w:val="0"/>
           <w:numId w:val="10"/>
@@ -4452,7 +4503,21 @@
         <w:rPr>
           <w:lang w:val="en-GB"/>
         </w:rPr>
-        <w:t xml:space="preserve"> technology (Bio-Rad QX200) for the quantification of total bacterial load</w:t>
+        <w:t xml:space="preserve"> technology (Bio-Rad </w:t>
+      </w:r>
+      <w:proofErr w:type="spellStart"/>
+      <w:r>
+        <w:rPr>
+          <w:lang w:val="en-GB"/>
+        </w:rPr>
+        <w:t>QX200</w:t>
+      </w:r>
+      <w:proofErr w:type="spellEnd"/>
+      <w:r>
+        <w:rPr>
+          <w:lang w:val="en-GB"/>
+        </w:rPr>
+        <w:t>) for the quantification of total bacterial load</w:t>
       </w:r>
       <w:r>
         <w:rPr>
@@ -4518,13 +4583,27 @@
         <w:rPr>
           <w:lang w:val="en-GB"/>
         </w:rPr>
-        <w:t xml:space="preserve"> (5'CCTACGGGNGGCWGCAG-3') and </w:t>
+        <w:t xml:space="preserve"> (</w:t>
       </w:r>
       <w:proofErr w:type="spellStart"/>
       <w:r>
         <w:rPr>
           <w:lang w:val="en-GB"/>
         </w:rPr>
+        <w:t>5'CCTACGGGNGGCWGCAG</w:t>
+      </w:r>
+      <w:proofErr w:type="spellEnd"/>
+      <w:r>
+        <w:rPr>
+          <w:lang w:val="en-GB"/>
+        </w:rPr>
+        <w:t xml:space="preserve">-3') and </w:t>
+      </w:r>
+      <w:proofErr w:type="spellStart"/>
+      <w:r>
+        <w:rPr>
+          <w:lang w:val="en-GB"/>
+        </w:rPr>
         <w:t>806R</w:t>
       </w:r>
       <w:proofErr w:type="spellEnd"/>
@@ -4532,7 +4611,21 @@
         <w:rPr>
           <w:lang w:val="en-GB"/>
         </w:rPr>
-        <w:t xml:space="preserve"> (5'-GACTACHVGGGTATCTAATCC-3') (Klindworth et al., 2013</w:t>
+        <w:t xml:space="preserve"> (5'-</w:t>
+      </w:r>
+      <w:proofErr w:type="spellStart"/>
+      <w:r>
+        <w:rPr>
+          <w:lang w:val="en-GB"/>
+        </w:rPr>
+        <w:t>GACTACHVGGGTATCTAATCC</w:t>
+      </w:r>
+      <w:proofErr w:type="spellEnd"/>
+      <w:r>
+        <w:rPr>
+          <w:lang w:val="en-GB"/>
+        </w:rPr>
+        <w:t>-3') (Klindworth et al., 2013</w:t>
       </w:r>
       <w:r>
         <w:rPr>
@@ -4737,7 +4830,7 @@
     </w:p>
     <w:p>
       <w:pPr>
-        <w:pStyle w:val="Naslov1"/>
+        <w:pStyle w:val="Heading1"/>
         <w:numPr>
           <w:ilvl w:val="0"/>
           <w:numId w:val="10"/>
@@ -4756,7 +4849,7 @@
     </w:p>
     <w:p>
       <w:pPr>
-        <w:pStyle w:val="Naslov2"/>
+        <w:pStyle w:val="Heading2"/>
         <w:numPr>
           <w:ilvl w:val="1"/>
           <w:numId w:val="10"/>
@@ -5022,7 +5115,7 @@
     </w:p>
     <w:p>
       <w:pPr>
-        <w:pStyle w:val="Naslov2"/>
+        <w:pStyle w:val="Heading2"/>
         <w:numPr>
           <w:ilvl w:val="1"/>
           <w:numId w:val="10"/>
@@ -5227,7 +5320,7 @@
     </w:p>
     <w:p>
       <w:pPr>
-        <w:pStyle w:val="Naslov2"/>
+        <w:pStyle w:val="Heading2"/>
         <w:numPr>
           <w:ilvl w:val="1"/>
           <w:numId w:val="10"/>
@@ -5366,7 +5459,7 @@
     <w:bookmarkEnd w:id="11"/>
     <w:p>
       <w:pPr>
-        <w:pStyle w:val="Naslov1"/>
+        <w:pStyle w:val="Heading1"/>
         <w:numPr>
           <w:ilvl w:val="0"/>
           <w:numId w:val="10"/>
@@ -5397,7 +5490,7 @@
       <w:hyperlink r:id="rId6" w:history="1">
         <w:r>
           <w:rPr>
-            <w:rStyle w:val="Hiperpovezava"/>
+            <w:rStyle w:val="Hyperlink"/>
             <w:lang w:val="en-GB"/>
           </w:rPr>
           <w:t>https://github.com/ursamiklavcic/thesis</w:t>
@@ -5412,7 +5505,7 @@
     </w:p>
     <w:p>
       <w:pPr>
-        <w:pStyle w:val="Naslov2"/>
+        <w:pStyle w:val="Heading2"/>
         <w:numPr>
           <w:ilvl w:val="1"/>
           <w:numId w:val="10"/>
@@ -5444,7 +5537,7 @@
     </w:p>
     <w:p>
       <w:pPr>
-        <w:pStyle w:val="Naslov3"/>
+        <w:pStyle w:val="Heading3"/>
         <w:numPr>
           <w:ilvl w:val="2"/>
           <w:numId w:val="10"/>
@@ -5705,7 +5798,7 @@
     </w:p>
     <w:p>
       <w:pPr>
-        <w:pStyle w:val="Naslov3"/>
+        <w:pStyle w:val="Heading3"/>
         <w:numPr>
           <w:ilvl w:val="2"/>
           <w:numId w:val="10"/>
@@ -5839,7 +5932,7 @@
     </w:p>
     <w:p>
       <w:pPr>
-        <w:pStyle w:val="Naslov3"/>
+        <w:pStyle w:val="Heading3"/>
         <w:numPr>
           <w:ilvl w:val="2"/>
           <w:numId w:val="10"/>
@@ -6116,7 +6209,7 @@
     </w:p>
     <w:p>
       <w:pPr>
-        <w:pStyle w:val="Naslov3"/>
+        <w:pStyle w:val="Heading3"/>
         <w:numPr>
           <w:ilvl w:val="2"/>
           <w:numId w:val="10"/>
@@ -6139,104 +6232,91 @@
           <w:lang w:val="en-GB"/>
         </w:rPr>
       </w:pPr>
+      <w:r>
+        <w:rPr>
+          <w:rFonts w:cs="Times New Roman"/>
+          <w:lang w:val="en-GB"/>
+        </w:rPr>
+        <w:t xml:space="preserve">As our sequences were obtained from samples with 2 different isolation protocols (microbiota with </w:t>
+      </w:r>
+      <w:proofErr w:type="spellStart"/>
+      <w:r>
+        <w:rPr>
+          <w:rFonts w:cs="Times New Roman"/>
+          <w:lang w:val="en-GB"/>
+        </w:rPr>
+        <w:t>PowerFecal</w:t>
+      </w:r>
+      <w:proofErr w:type="spellEnd"/>
+      <w:r>
+        <w:rPr>
+          <w:rFonts w:cs="Times New Roman"/>
+          <w:lang w:val="en-GB"/>
+        </w:rPr>
+        <w:t xml:space="preserve"> Pro and ethanol resistant fraction with a more manual isolation protocol </w:t>
+      </w:r>
+      <w:proofErr w:type="spellStart"/>
+      <w:r>
+        <w:rPr>
+          <w:rFonts w:cs="Times New Roman"/>
+          <w:lang w:val="en-GB"/>
+        </w:rPr>
+        <w:t>MasterPure</w:t>
+      </w:r>
+      <w:proofErr w:type="spellEnd"/>
+      <w:r>
+        <w:rPr>
+          <w:rFonts w:cs="Times New Roman"/>
+          <w:lang w:val="en-GB"/>
+        </w:rPr>
+        <w:t xml:space="preserve">) we </w:t>
+      </w:r>
+      <w:r>
+        <w:rPr>
+          <w:rFonts w:cs="Times New Roman"/>
+          <w:lang w:val="en-GB"/>
+        </w:rPr>
+        <w:t>cannot</w:t>
+      </w:r>
+      <w:r>
+        <w:rPr>
+          <w:rFonts w:cs="Times New Roman"/>
+          <w:lang w:val="en-GB"/>
+        </w:rPr>
+        <w:t xml:space="preserve"> compare the two in the same space. </w:t>
+      </w:r>
+      <w:r>
+        <w:rPr>
+          <w:rFonts w:cs="Times New Roman"/>
+          <w:lang w:val="en-GB"/>
+        </w:rPr>
+        <w:t>Thus,</w:t>
+      </w:r>
+      <w:r>
+        <w:rPr>
+          <w:rFonts w:cs="Times New Roman"/>
+          <w:lang w:val="en-GB"/>
+        </w:rPr>
+        <w:t xml:space="preserve"> determination of </w:t>
+      </w:r>
+      <w:r>
+        <w:rPr>
+          <w:rFonts w:cs="Times New Roman"/>
+          <w:lang w:val="en-GB"/>
+        </w:rPr>
+        <w:t>ethanol</w:t>
+      </w:r>
+      <w:r>
+        <w:rPr>
+          <w:rFonts w:cs="Times New Roman"/>
+          <w:lang w:val="en-GB"/>
+        </w:rPr>
+        <w:t xml:space="preserve">-resistant and ethanol non-resistant is necessary. </w:t>
+      </w:r>
     </w:p>
     <w:p>
       <w:pPr>
-        <w:rPr>
-          <w:rFonts w:cs="Times New Roman"/>
-          <w:lang w:val="en-GB"/>
-        </w:rPr>
-      </w:pPr>
-      <w:r>
-        <w:rPr>
-          <w:rFonts w:cs="Times New Roman"/>
-          <w:lang w:val="en-GB"/>
-        </w:rPr>
-        <w:t xml:space="preserve">As our sequences were obtained from samples with 2 different isolation protocols (microbiota with </w:t>
-      </w:r>
-      <w:proofErr w:type="spellStart"/>
-      <w:r>
-        <w:rPr>
-          <w:rFonts w:cs="Times New Roman"/>
-          <w:lang w:val="en-GB"/>
-        </w:rPr>
-        <w:t>PowerFecal</w:t>
-      </w:r>
-      <w:proofErr w:type="spellEnd"/>
-      <w:r>
-        <w:rPr>
-          <w:rFonts w:cs="Times New Roman"/>
-          <w:lang w:val="en-GB"/>
-        </w:rPr>
-        <w:t xml:space="preserve"> Pro and ethanol resistant fraction with a more manual isolation protocol </w:t>
-      </w:r>
-      <w:proofErr w:type="spellStart"/>
-      <w:r>
-        <w:rPr>
-          <w:rFonts w:cs="Times New Roman"/>
-          <w:lang w:val="en-GB"/>
-        </w:rPr>
-        <w:t>MasterPure</w:t>
-      </w:r>
-      <w:proofErr w:type="spellEnd"/>
-      <w:r>
-        <w:rPr>
-          <w:rFonts w:cs="Times New Roman"/>
-          <w:lang w:val="en-GB"/>
-        </w:rPr>
-        <w:t xml:space="preserve">) we </w:t>
-      </w:r>
-      <w:proofErr w:type="spellStart"/>
-      <w:r>
-        <w:rPr>
-          <w:rFonts w:cs="Times New Roman"/>
-          <w:lang w:val="en-GB"/>
-        </w:rPr>
-        <w:t>can not</w:t>
-      </w:r>
-      <w:proofErr w:type="spellEnd"/>
-      <w:r>
-        <w:rPr>
-          <w:rFonts w:cs="Times New Roman"/>
-          <w:lang w:val="en-GB"/>
-        </w:rPr>
-        <w:t xml:space="preserve"> compare the two in the same space. </w:t>
-      </w:r>
-      <w:r>
-        <w:rPr>
-          <w:rFonts w:cs="Times New Roman"/>
-          <w:lang w:val="en-GB"/>
-        </w:rPr>
-        <w:t xml:space="preserve">Thus determination of </w:t>
-      </w:r>
-      <w:proofErr w:type="spellStart"/>
-      <w:r>
-        <w:rPr>
-          <w:rFonts w:cs="Times New Roman"/>
-          <w:lang w:val="en-GB"/>
-        </w:rPr>
-        <w:t>ethanl</w:t>
-      </w:r>
-      <w:proofErr w:type="spellEnd"/>
-      <w:r>
-        <w:rPr>
-          <w:rFonts w:cs="Times New Roman"/>
-          <w:lang w:val="en-GB"/>
-        </w:rPr>
-        <w:t xml:space="preserve">-resistant and ethanol non-resistant is necessary. </w:t>
-      </w:r>
-    </w:p>
-    <w:p>
-      <w:pPr>
-        <w:pStyle w:val="Naslov2"/>
-        <w:rPr>
-          <w:lang w:val="en-GB"/>
-        </w:rPr>
-      </w:pPr>
-    </w:p>
-    <w:p>
-      <w:pPr>
-        <w:pStyle w:val="Naslov3"/>
+        <w:pStyle w:val="Heading3"/>
         <w:numPr>
           <w:ilvl w:val="3"/>
           <w:numId w:val="10"/>
@@ -6329,7 +6409,7 @@
     </w:p>
     <w:p>
       <w:pPr>
-        <w:pStyle w:val="Naslov3"/>
+        <w:pStyle w:val="Heading3"/>
         <w:numPr>
           <w:ilvl w:val="3"/>
           <w:numId w:val="10"/>
@@ -6355,32 +6435,60 @@
         <w:rPr>
           <w:lang w:val="en-GB"/>
         </w:rPr>
-        <w:t xml:space="preserve">Community diversity of the ethanol-resistant and ethanol non-resistant community was calculated using the ‘vegan’ package in R. For alpha diversity we used Shannon index, that measures both the richness of a sample as well as evenness. While between sample diversity was assessed using Bray-Curtis dissimilarity </w:t>
+        <w:t>Community diversity of the ethanol-resistant and ethanol non-resistant community was calculated using the ‘vegan’ package in R. For alpha diversity we used Shannon index, that measures both the richness of a sample as well as evenness. While between sample diversity was assessed using Bray-</w:t>
+      </w:r>
+      <w:proofErr w:type="gramStart"/>
+      <w:r>
+        <w:rPr>
+          <w:lang w:val="en-GB"/>
+        </w:rPr>
+        <w:t>Curtis</w:t>
+      </w:r>
+      <w:proofErr w:type="gramEnd"/>
+      <w:r>
+        <w:rPr>
+          <w:lang w:val="en-GB"/>
+        </w:rPr>
+        <w:t xml:space="preserve"> dissimilarity and Jaccard distance, </w:t>
+      </w:r>
+      <w:r>
+        <w:rPr>
+          <w:lang w:val="en-GB"/>
+        </w:rPr>
+        <w:t>considering</w:t>
+      </w:r>
+      <w:r>
+        <w:rPr>
+          <w:lang w:val="en-GB"/>
+        </w:rPr>
+        <w:t xml:space="preserve"> the number of OTUs and their relative abundance or presence and absence, respectively. </w:t>
+      </w:r>
+      <w:r>
+        <w:rPr>
+          <w:lang w:val="en-GB"/>
+        </w:rPr>
+        <w:t>Statistical difference for between and within-person distances for all communities were assessed using the Kruskal-</w:t>
+      </w:r>
+      <w:proofErr w:type="gramStart"/>
+      <w:r>
+        <w:rPr>
+          <w:lang w:val="en-GB"/>
+        </w:rPr>
+        <w:t>Wallis</w:t>
+      </w:r>
+      <w:proofErr w:type="gramEnd"/>
+      <w:r>
+        <w:rPr>
+          <w:lang w:val="en-GB"/>
+        </w:rPr>
+        <w:t xml:space="preserve"> test. For correlation between time between samples and distance </w:t>
       </w:r>
       <w:r>
         <w:rPr>
           <w:lang w:val="en-GB"/>
         </w:rPr>
         <w:lastRenderedPageBreak/>
-        <w:t xml:space="preserve">and Jaccard distance, </w:t>
-      </w:r>
-      <w:r>
-        <w:rPr>
-          <w:lang w:val="en-GB"/>
-        </w:rPr>
-        <w:t>considering</w:t>
-      </w:r>
-      <w:r>
-        <w:rPr>
-          <w:lang w:val="en-GB"/>
-        </w:rPr>
-        <w:t xml:space="preserve"> the number of OTUs and their relative abundance or presence and absence, respectively. </w:t>
-      </w:r>
-      <w:r>
-        <w:rPr>
-          <w:lang w:val="en-GB"/>
-        </w:rPr>
-        <w:t xml:space="preserve">Statistical difference for between and within-person distances for all communities were assessed using the Kruskal-Wallis test. For correlation between time between samples and distance between the samples we used Pearson correlation. </w:t>
+        <w:t xml:space="preserve">between the samples we used Pearson correlation. </w:t>
       </w:r>
       <w:r>
         <w:rPr>
@@ -6445,7 +6553,7 @@
     </w:p>
     <w:p>
       <w:pPr>
-        <w:pStyle w:val="Naslov3"/>
+        <w:pStyle w:val="Heading3"/>
         <w:numPr>
           <w:ilvl w:val="3"/>
           <w:numId w:val="10"/>
@@ -6625,12 +6733,14 @@
         </w:rPr>
         <w:t xml:space="preserve">To characterize sporulation variability, we calculated the within-individual variance in sporulation frequency for each OTU and population-wide variance for this same OTU. Differences in the distribution of these variance values across hosts and OTUs were assessed using the Kruskal-Wallis test. To evaluate the degree of synchronization in sporulation dynamics across OTUs within individual hosts, we also computed pairwise Pearson correlation coefficients between sporulation frequencies of all OTUs within </w:t>
       </w:r>
+      <w:proofErr w:type="gramStart"/>
       <w:r>
         <w:rPr>
           <w:lang w:val="en-GB"/>
         </w:rPr>
         <w:t>each individual</w:t>
       </w:r>
+      <w:proofErr w:type="gramEnd"/>
       <w:r>
         <w:rPr>
           <w:lang w:val="en-GB"/>
@@ -6640,7 +6750,7 @@
     </w:p>
     <w:p>
       <w:pPr>
-        <w:pStyle w:val="Naslov2"/>
+        <w:pStyle w:val="Heading2"/>
         <w:numPr>
           <w:ilvl w:val="1"/>
           <w:numId w:val="10"/>
@@ -6653,7 +6763,6 @@
         <w:rPr>
           <w:lang w:val="en-GB"/>
         </w:rPr>
-        <w:lastRenderedPageBreak/>
         <w:t xml:space="preserve"> </w:t>
       </w:r>
       <w:r>
@@ -6690,7 +6799,7 @@
     </w:p>
     <w:p>
       <w:pPr>
-        <w:pStyle w:val="Naslov3"/>
+        <w:pStyle w:val="Heading3"/>
         <w:numPr>
           <w:ilvl w:val="2"/>
           <w:numId w:val="10"/>
@@ -6703,6 +6812,7 @@
         <w:rPr>
           <w:lang w:val="en-GB"/>
         </w:rPr>
+        <w:lastRenderedPageBreak/>
         <w:t>Bacterial</w:t>
       </w:r>
       <w:r>
@@ -6728,21 +6838,7 @@
         <w:rPr>
           <w:lang w:val="en-GB"/>
         </w:rPr>
-        <w:t xml:space="preserve">Microbial composition was determined with </w:t>
-      </w:r>
-      <w:proofErr w:type="spellStart"/>
-      <w:r>
-        <w:rPr>
-          <w:lang w:val="en-GB"/>
-        </w:rPr>
-        <w:t>MetaPhlAn</w:t>
-      </w:r>
-      <w:proofErr w:type="spellEnd"/>
-      <w:r>
-        <w:rPr>
-          <w:lang w:val="en-GB"/>
-        </w:rPr>
-        <w:t xml:space="preserve"> (</w:t>
+        <w:t>Microbial composition was determined with MetaPhlAn (</w:t>
       </w:r>
       <w:proofErr w:type="spellStart"/>
       <w:r>
@@ -7067,7 +7163,7 @@
     </w:p>
     <w:p>
       <w:pPr>
-        <w:pStyle w:val="Naslov3"/>
+        <w:pStyle w:val="Heading3"/>
         <w:numPr>
           <w:ilvl w:val="2"/>
           <w:numId w:val="10"/>
@@ -7226,7 +7322,7 @@
     </w:p>
     <w:p>
       <w:pPr>
-        <w:pStyle w:val="Naslov3"/>
+        <w:pStyle w:val="Heading3"/>
         <w:numPr>
           <w:ilvl w:val="2"/>
           <w:numId w:val="10"/>
@@ -7311,7 +7407,7 @@
     </w:p>
     <w:p>
       <w:pPr>
-        <w:pStyle w:val="Naslov3"/>
+        <w:pStyle w:val="Heading3"/>
         <w:numPr>
           <w:ilvl w:val="2"/>
           <w:numId w:val="10"/>
@@ -7361,12 +7457,21 @@
         </w:rPr>
         <w:t xml:space="preserve"> </w:t>
       </w:r>
+      <w:proofErr w:type="gramStart"/>
       <w:r>
         <w:rPr>
           <w:color w:val="70AD47" w:themeColor="accent6"/>
           <w:lang w:val="en-GB"/>
         </w:rPr>
-        <w:t>v , DB version</w:t>
+        <w:t>v ,</w:t>
+      </w:r>
+      <w:proofErr w:type="gramEnd"/>
+      <w:r>
+        <w:rPr>
+          <w:color w:val="70AD47" w:themeColor="accent6"/>
+          <w:lang w:val="en-GB"/>
+        </w:rPr>
+        <w:t xml:space="preserve"> DB version</w:t>
       </w:r>
       <w:r>
         <w:rPr>
@@ -7485,7 +7590,7 @@
     </w:p>
     <w:p>
       <w:pPr>
-        <w:pStyle w:val="Naslov3"/>
+        <w:pStyle w:val="Heading3"/>
         <w:numPr>
           <w:ilvl w:val="2"/>
           <w:numId w:val="10"/>
@@ -7543,7 +7648,7 @@
     </w:p>
     <w:p>
       <w:pPr>
-        <w:pStyle w:val="Naslov1"/>
+        <w:pStyle w:val="Heading1"/>
         <w:numPr>
           <w:ilvl w:val="0"/>
           <w:numId w:val="10"/>
@@ -7561,7 +7666,7 @@
     </w:p>
     <w:p>
       <w:pPr>
-        <w:pStyle w:val="Naslov2"/>
+        <w:pStyle w:val="Heading2"/>
         <w:numPr>
           <w:ilvl w:val="1"/>
           <w:numId w:val="10"/>
@@ -7578,7 +7683,7 @@
       </w:r>
       <w:r>
         <w:rPr>
-          <w:rStyle w:val="Naslov2Znak"/>
+          <w:rStyle w:val="Heading2Char"/>
           <w:b/>
           <w:bCs/>
           <w:sz w:val="22"/>
@@ -7687,7 +7792,21 @@
         <w:rPr>
           <w:lang w:val="en-GB"/>
         </w:rPr>
-        <w:t xml:space="preserve"> Anaerobe agar – WCA (</w:t>
+        <w:t xml:space="preserve"> Anaerobe agar – </w:t>
+      </w:r>
+      <w:proofErr w:type="spellStart"/>
+      <w:r>
+        <w:rPr>
+          <w:lang w:val="en-GB"/>
+        </w:rPr>
+        <w:t>WCA</w:t>
+      </w:r>
+      <w:proofErr w:type="spellEnd"/>
+      <w:r>
+        <w:rPr>
+          <w:lang w:val="en-GB"/>
+        </w:rPr>
+        <w:t xml:space="preserve"> (</w:t>
       </w:r>
       <w:proofErr w:type="spellStart"/>
       <w:r>
@@ -7897,23 +8016,27 @@
           <w:iCs/>
           <w:lang w:val="en-GB"/>
         </w:rPr>
-        <w:t xml:space="preserve">C. </w:t>
+        <w:t>C. saudiense</w:t>
+      </w:r>
+      <w:r>
+        <w:rPr>
+          <w:lang w:val="en-GB"/>
+        </w:rPr>
+        <w:t xml:space="preserve"> by MALDI-</w:t>
       </w:r>
       <w:proofErr w:type="spellStart"/>
       <w:r>
         <w:rPr>
-          <w:i/>
-          <w:iCs/>
-          <w:lang w:val="en-GB"/>
-        </w:rPr>
-        <w:t>saudiense</w:t>
+          <w:lang w:val="en-GB"/>
+        </w:rPr>
+        <w:t>TOF</w:t>
       </w:r>
       <w:proofErr w:type="spellEnd"/>
       <w:r>
         <w:rPr>
           <w:lang w:val="en-GB"/>
         </w:rPr>
-        <w:t xml:space="preserve"> by MALDI-TOF (Brucker, USA). </w:t>
+        <w:t xml:space="preserve"> (Brucker, USA). </w:t>
       </w:r>
     </w:p>
     <w:p>
@@ -7929,7 +8052,7 @@
         </w:rPr>
         <w:lastRenderedPageBreak/>
         <w:drawing>
-          <wp:inline distT="0" distB="0" distL="0" distR="0" wp14:anchorId="71C1F379" wp14:editId="09675DEE">
+          <wp:inline distT="0" distB="0" distL="0" distR="0" wp14:anchorId="71C1F379" wp14:editId="789F7585">
             <wp:extent cx="5339751" cy="3138116"/>
             <wp:effectExtent l="0" t="0" r="0" b="5715"/>
             <wp:docPr id="1379565907" name="Picture 3" descr="A screenshot of a cell phone&#10;&#10;AI-generated content may be incorrect."/>
@@ -8005,7 +8128,7 @@
     </w:p>
     <w:p>
       <w:pPr>
-        <w:pStyle w:val="Naslov2"/>
+        <w:pStyle w:val="Heading2"/>
         <w:numPr>
           <w:ilvl w:val="1"/>
           <w:numId w:val="10"/>
@@ -8029,7 +8152,7 @@
     </w:p>
     <w:p>
       <w:pPr>
-        <w:pStyle w:val="Naslov3"/>
+        <w:pStyle w:val="Heading3"/>
         <w:numPr>
           <w:ilvl w:val="2"/>
           <w:numId w:val="10"/>
@@ -8136,7 +8259,49 @@
         <w:rPr>
           <w:lang w:val="en-GB"/>
         </w:rPr>
-        <w:t xml:space="preserve">, LEADING:10, TRAILING:10, SLIDINGWINDOW:4:20, MINLEN:40. The trimmed reads were assembled de novo into contigs using </w:t>
+        <w:t xml:space="preserve">, </w:t>
+      </w:r>
+      <w:proofErr w:type="spellStart"/>
+      <w:r>
+        <w:rPr>
+          <w:lang w:val="en-GB"/>
+        </w:rPr>
+        <w:t>LEADING:10</w:t>
+      </w:r>
+      <w:proofErr w:type="spellEnd"/>
+      <w:r>
+        <w:rPr>
+          <w:lang w:val="en-GB"/>
+        </w:rPr>
+        <w:t xml:space="preserve">, </w:t>
+      </w:r>
+      <w:proofErr w:type="spellStart"/>
+      <w:r>
+        <w:rPr>
+          <w:lang w:val="en-GB"/>
+        </w:rPr>
+        <w:t>TRAILING:10</w:t>
+      </w:r>
+      <w:proofErr w:type="spellEnd"/>
+      <w:r>
+        <w:rPr>
+          <w:lang w:val="en-GB"/>
+        </w:rPr>
+        <w:t xml:space="preserve">, </w:t>
+      </w:r>
+      <w:proofErr w:type="spellStart"/>
+      <w:r>
+        <w:rPr>
+          <w:lang w:val="en-GB"/>
+        </w:rPr>
+        <w:t>SLIDINGWINDOW:4:20</w:t>
+      </w:r>
+      <w:proofErr w:type="spellEnd"/>
+      <w:r>
+        <w:rPr>
+          <w:lang w:val="en-GB"/>
+        </w:rPr>
+        <w:t xml:space="preserve">, MINLEN:40. The trimmed reads were assembled de novo into contigs using </w:t>
       </w:r>
       <w:proofErr w:type="spellStart"/>
       <w:r>
@@ -8178,23 +8343,27 @@
           <w:iCs/>
           <w:lang w:val="en-GB"/>
         </w:rPr>
-        <w:t xml:space="preserve">Clostridium </w:t>
+        <w:t>Clostridium saudiense</w:t>
+      </w:r>
+      <w:r>
+        <w:rPr>
+          <w:lang w:val="en-GB"/>
+        </w:rPr>
+        <w:t xml:space="preserve"> </w:t>
       </w:r>
       <w:proofErr w:type="spellStart"/>
       <w:r>
         <w:rPr>
-          <w:i/>
-          <w:iCs/>
-          <w:lang w:val="en-GB"/>
-        </w:rPr>
-        <w:t>saudiense</w:t>
+          <w:lang w:val="en-GB"/>
+        </w:rPr>
+        <w:t>JCC</w:t>
       </w:r>
       <w:proofErr w:type="spellEnd"/>
       <w:r>
         <w:rPr>
           <w:lang w:val="en-GB"/>
         </w:rPr>
-        <w:t xml:space="preserve"> JCC (REF) using </w:t>
+        <w:t xml:space="preserve"> (REF) using </w:t>
       </w:r>
       <w:proofErr w:type="spellStart"/>
       <w:r>
@@ -8220,7 +8389,7 @@
     </w:p>
     <w:p>
       <w:pPr>
-        <w:pStyle w:val="Naslov3"/>
+        <w:pStyle w:val="Heading3"/>
         <w:numPr>
           <w:ilvl w:val="2"/>
           <w:numId w:val="10"/>
@@ -8545,7 +8714,7 @@
     </w:p>
     <w:p>
       <w:pPr>
-        <w:pStyle w:val="Naslov3"/>
+        <w:pStyle w:val="Heading3"/>
         <w:numPr>
           <w:ilvl w:val="2"/>
           <w:numId w:val="10"/>
@@ -8756,7 +8925,7 @@
     </w:p>
     <w:p>
       <w:pPr>
-        <w:pStyle w:val="Naslov3"/>
+        <w:pStyle w:val="Heading3"/>
         <w:numPr>
           <w:ilvl w:val="2"/>
           <w:numId w:val="10"/>
@@ -8917,7 +9086,7 @@
     </w:p>
     <w:p>
       <w:pPr>
-        <w:pStyle w:val="Naslov2"/>
+        <w:pStyle w:val="Heading2"/>
         <w:numPr>
           <w:ilvl w:val="1"/>
           <w:numId w:val="10"/>
@@ -9103,21 +9272,7 @@
         <w:rPr>
           <w:lang w:val="en-GB"/>
         </w:rPr>
-        <w:t xml:space="preserve">genotype frequencies across marker genes from </w:t>
-      </w:r>
-      <w:proofErr w:type="spellStart"/>
-      <w:r>
-        <w:rPr>
-          <w:lang w:val="en-GB"/>
-        </w:rPr>
-        <w:t>MetaPhlAn</w:t>
-      </w:r>
-      <w:proofErr w:type="spellEnd"/>
-      <w:r>
-        <w:rPr>
-          <w:lang w:val="en-GB"/>
-        </w:rPr>
-        <w:t xml:space="preserve"> </w:t>
+        <w:t xml:space="preserve">genotype frequencies across marker genes from MetaPhlAn </w:t>
       </w:r>
       <w:proofErr w:type="spellStart"/>
       <w:r>
@@ -28953,7 +29108,7 @@
     <w:lsdException w:name="Unresolved Mention" w:semiHidden="1" w:unhideWhenUsed="1"/>
     <w:lsdException w:name="Smart Link" w:semiHidden="1" w:unhideWhenUsed="1"/>
   </w:latentStyles>
-  <w:style w:type="paragraph" w:default="1" w:styleId="Navaden">
+  <w:style w:type="paragraph" w:default="1" w:styleId="Normal">
     <w:name w:val="Normal"/>
     <w:qFormat/>
     <w:rsid w:val="00FB4AE5"/>
@@ -28965,11 +29120,11 @@
       <w:rFonts w:ascii="Times New Roman" w:hAnsi="Times New Roman"/>
     </w:rPr>
   </w:style>
-  <w:style w:type="paragraph" w:styleId="Naslov1">
+  <w:style w:type="paragraph" w:styleId="Heading1">
     <w:name w:val="heading 1"/>
-    <w:basedOn w:val="Navaden"/>
-    <w:next w:val="Navaden"/>
-    <w:link w:val="Naslov1Znak"/>
+    <w:basedOn w:val="Normal"/>
+    <w:next w:val="Normal"/>
+    <w:link w:val="Heading1Char"/>
     <w:uiPriority w:val="9"/>
     <w:qFormat/>
     <w:rsid w:val="009B5B85"/>
@@ -28984,11 +29139,11 @@
       <w:szCs w:val="24"/>
     </w:rPr>
   </w:style>
-  <w:style w:type="paragraph" w:styleId="Naslov2">
+  <w:style w:type="paragraph" w:styleId="Heading2">
     <w:name w:val="heading 2"/>
-    <w:basedOn w:val="Naslov1"/>
-    <w:next w:val="Navaden"/>
-    <w:link w:val="Naslov2Znak"/>
+    <w:basedOn w:val="Heading1"/>
+    <w:next w:val="Normal"/>
+    <w:link w:val="Heading2Char"/>
     <w:uiPriority w:val="9"/>
     <w:unhideWhenUsed/>
     <w:qFormat/>
@@ -29000,11 +29155,11 @@
       <w:szCs w:val="22"/>
     </w:rPr>
   </w:style>
-  <w:style w:type="paragraph" w:styleId="Naslov3">
+  <w:style w:type="paragraph" w:styleId="Heading3">
     <w:name w:val="heading 3"/>
-    <w:basedOn w:val="Naslov2"/>
-    <w:next w:val="Naslov2"/>
-    <w:link w:val="Naslov3Znak"/>
+    <w:basedOn w:val="Heading2"/>
+    <w:next w:val="Heading2"/>
+    <w:link w:val="Heading3Char"/>
     <w:uiPriority w:val="9"/>
     <w:unhideWhenUsed/>
     <w:qFormat/>
@@ -29020,11 +29175,11 @@
       <w:szCs w:val="24"/>
     </w:rPr>
   </w:style>
-  <w:style w:type="paragraph" w:styleId="Naslov4">
+  <w:style w:type="paragraph" w:styleId="Heading4">
     <w:name w:val="heading 4"/>
-    <w:basedOn w:val="Navaden"/>
-    <w:next w:val="Navaden"/>
-    <w:link w:val="Naslov4Znak"/>
+    <w:basedOn w:val="Normal"/>
+    <w:next w:val="Normal"/>
+    <w:link w:val="Heading4Char"/>
     <w:uiPriority w:val="9"/>
     <w:unhideWhenUsed/>
     <w:qFormat/>
@@ -29041,13 +29196,13 @@
       <w:iCs/>
     </w:rPr>
   </w:style>
-  <w:style w:type="character" w:default="1" w:styleId="Privzetapisavaodstavka">
+  <w:style w:type="character" w:default="1" w:styleId="DefaultParagraphFont">
     <w:name w:val="Default Paragraph Font"/>
     <w:uiPriority w:val="1"/>
     <w:semiHidden/>
     <w:unhideWhenUsed/>
   </w:style>
-  <w:style w:type="table" w:default="1" w:styleId="Navadnatabela">
+  <w:style w:type="table" w:default="1" w:styleId="TableNormal">
     <w:name w:val="Normal Table"/>
     <w:uiPriority w:val="99"/>
     <w:semiHidden/>
@@ -29062,16 +29217,16 @@
       </w:tblCellMar>
     </w:tblPr>
   </w:style>
-  <w:style w:type="numbering" w:default="1" w:styleId="Brezseznama">
+  <w:style w:type="numbering" w:default="1" w:styleId="NoList">
     <w:name w:val="No List"/>
     <w:uiPriority w:val="99"/>
     <w:semiHidden/>
     <w:unhideWhenUsed/>
   </w:style>
-  <w:style w:type="character" w:customStyle="1" w:styleId="Naslov1Znak">
-    <w:name w:val="Naslov 1 Znak"/>
-    <w:basedOn w:val="Privzetapisavaodstavka"/>
-    <w:link w:val="Naslov1"/>
+  <w:style w:type="character" w:customStyle="1" w:styleId="Heading1Char">
+    <w:name w:val="Heading 1 Char"/>
+    <w:basedOn w:val="DefaultParagraphFont"/>
+    <w:link w:val="Heading1"/>
     <w:uiPriority w:val="9"/>
     <w:rsid w:val="009B5B85"/>
     <w:rPr>
@@ -29083,10 +29238,10 @@
       <w:szCs w:val="24"/>
     </w:rPr>
   </w:style>
-  <w:style w:type="character" w:customStyle="1" w:styleId="Naslov2Znak">
-    <w:name w:val="Naslov 2 Znak"/>
-    <w:basedOn w:val="Privzetapisavaodstavka"/>
-    <w:link w:val="Naslov2"/>
+  <w:style w:type="character" w:customStyle="1" w:styleId="Heading2Char">
+    <w:name w:val="Heading 2 Char"/>
+    <w:basedOn w:val="DefaultParagraphFont"/>
+    <w:link w:val="Heading2"/>
     <w:uiPriority w:val="9"/>
     <w:qFormat/>
     <w:rsid w:val="005D234B"/>
@@ -29098,10 +29253,10 @@
       <w:sz w:val="24"/>
     </w:rPr>
   </w:style>
-  <w:style w:type="paragraph" w:styleId="Pripombabesedilo">
+  <w:style w:type="paragraph" w:styleId="CommentText">
     <w:name w:val="annotation text"/>
-    <w:basedOn w:val="Navaden"/>
-    <w:link w:val="PripombabesediloZnak"/>
+    <w:basedOn w:val="Normal"/>
+    <w:link w:val="CommentTextChar"/>
     <w:uiPriority w:val="99"/>
     <w:unhideWhenUsed/>
     <w:pPr>
@@ -29112,19 +29267,19 @@
       <w:szCs w:val="20"/>
     </w:rPr>
   </w:style>
-  <w:style w:type="character" w:customStyle="1" w:styleId="PripombabesediloZnak">
-    <w:name w:val="Pripomba – besedilo Znak"/>
-    <w:basedOn w:val="Privzetapisavaodstavka"/>
-    <w:link w:val="Pripombabesedilo"/>
+  <w:style w:type="character" w:customStyle="1" w:styleId="CommentTextChar">
+    <w:name w:val="Comment Text Char"/>
+    <w:basedOn w:val="DefaultParagraphFont"/>
+    <w:link w:val="CommentText"/>
     <w:uiPriority w:val="99"/>
     <w:rPr>
       <w:sz w:val="20"/>
       <w:szCs w:val="20"/>
     </w:rPr>
   </w:style>
-  <w:style w:type="character" w:styleId="Pripombasklic">
+  <w:style w:type="character" w:styleId="CommentReference">
     <w:name w:val="annotation reference"/>
-    <w:basedOn w:val="Privzetapisavaodstavka"/>
+    <w:basedOn w:val="DefaultParagraphFont"/>
     <w:uiPriority w:val="99"/>
     <w:semiHidden/>
     <w:unhideWhenUsed/>
@@ -29133,9 +29288,9 @@
       <w:szCs w:val="16"/>
     </w:rPr>
   </w:style>
-  <w:style w:type="character" w:styleId="Besedilooznabemesta">
+  <w:style w:type="character" w:styleId="PlaceholderText">
     <w:name w:val="Placeholder Text"/>
-    <w:basedOn w:val="Privzetapisavaodstavka"/>
+    <w:basedOn w:val="DefaultParagraphFont"/>
     <w:uiPriority w:val="99"/>
     <w:semiHidden/>
     <w:rsid w:val="00BB3209"/>
@@ -29143,9 +29298,9 @@
       <w:color w:val="808080"/>
     </w:rPr>
   </w:style>
-  <w:style w:type="character" w:styleId="Hiperpovezava">
+  <w:style w:type="character" w:styleId="Hyperlink">
     <w:name w:val="Hyperlink"/>
-    <w:basedOn w:val="Privzetapisavaodstavka"/>
+    <w:basedOn w:val="DefaultParagraphFont"/>
     <w:uiPriority w:val="99"/>
     <w:unhideWhenUsed/>
     <w:rsid w:val="0089141A"/>
@@ -29154,9 +29309,9 @@
       <w:u w:val="single"/>
     </w:rPr>
   </w:style>
-  <w:style w:type="character" w:styleId="Nerazreenaomemba">
+  <w:style w:type="character" w:styleId="UnresolvedMention">
     <w:name w:val="Unresolved Mention"/>
-    <w:basedOn w:val="Privzetapisavaodstavka"/>
+    <w:basedOn w:val="DefaultParagraphFont"/>
     <w:uiPriority w:val="99"/>
     <w:semiHidden/>
     <w:unhideWhenUsed/>
@@ -29166,9 +29321,9 @@
       <w:shd w:val="clear" w:color="auto" w:fill="E1DFDD"/>
     </w:rPr>
   </w:style>
-  <w:style w:type="paragraph" w:styleId="Odstavekseznama">
+  <w:style w:type="paragraph" w:styleId="ListParagraph">
     <w:name w:val="List Paragraph"/>
-    <w:basedOn w:val="Navaden"/>
+    <w:basedOn w:val="Normal"/>
     <w:uiPriority w:val="34"/>
     <w:rsid w:val="00363C22"/>
     <w:pPr>
@@ -29176,11 +29331,11 @@
       <w:contextualSpacing/>
     </w:pPr>
   </w:style>
-  <w:style w:type="paragraph" w:styleId="Zadevapripombe">
+  <w:style w:type="paragraph" w:styleId="CommentSubject">
     <w:name w:val="annotation subject"/>
-    <w:basedOn w:val="Pripombabesedilo"/>
-    <w:next w:val="Pripombabesedilo"/>
-    <w:link w:val="ZadevapripombeZnak"/>
+    <w:basedOn w:val="CommentText"/>
+    <w:next w:val="CommentText"/>
+    <w:link w:val="CommentSubjectChar"/>
     <w:uiPriority w:val="99"/>
     <w:semiHidden/>
     <w:unhideWhenUsed/>
@@ -29190,10 +29345,10 @@
       <w:bCs/>
     </w:rPr>
   </w:style>
-  <w:style w:type="character" w:customStyle="1" w:styleId="ZadevapripombeZnak">
-    <w:name w:val="Zadeva pripombe Znak"/>
-    <w:basedOn w:val="PripombabesediloZnak"/>
-    <w:link w:val="Zadevapripombe"/>
+  <w:style w:type="character" w:customStyle="1" w:styleId="CommentSubjectChar">
+    <w:name w:val="Comment Subject Char"/>
+    <w:basedOn w:val="CommentTextChar"/>
+    <w:link w:val="CommentSubject"/>
     <w:uiPriority w:val="99"/>
     <w:semiHidden/>
     <w:rsid w:val="005745AD"/>
@@ -29204,18 +29359,18 @@
       <w:szCs w:val="20"/>
     </w:rPr>
   </w:style>
-  <w:style w:type="character" w:styleId="tevilkavrstice">
+  <w:style w:type="character" w:styleId="LineNumber">
     <w:name w:val="line number"/>
-    <w:basedOn w:val="Privzetapisavaodstavka"/>
+    <w:basedOn w:val="DefaultParagraphFont"/>
     <w:uiPriority w:val="99"/>
     <w:semiHidden/>
     <w:unhideWhenUsed/>
     <w:rsid w:val="000A6741"/>
   </w:style>
-  <w:style w:type="paragraph" w:styleId="NaslovTOC">
+  <w:style w:type="paragraph" w:styleId="TOCHeading">
     <w:name w:val="TOC Heading"/>
-    <w:basedOn w:val="Naslov1"/>
-    <w:next w:val="Navaden"/>
+    <w:basedOn w:val="Heading1"/>
+    <w:next w:val="Normal"/>
     <w:uiPriority w:val="39"/>
     <w:unhideWhenUsed/>
     <w:qFormat/>
@@ -29236,10 +29391,10 @@
       <w:szCs w:val="32"/>
     </w:rPr>
   </w:style>
-  <w:style w:type="paragraph" w:styleId="Kazalovsebine1">
+  <w:style w:type="paragraph" w:styleId="TOC1">
     <w:name w:val="toc 1"/>
-    <w:basedOn w:val="Navaden"/>
-    <w:next w:val="Navaden"/>
+    <w:basedOn w:val="Normal"/>
+    <w:next w:val="Normal"/>
     <w:autoRedefine/>
     <w:uiPriority w:val="39"/>
     <w:unhideWhenUsed/>
@@ -29248,10 +29403,10 @@
       <w:spacing w:after="100"/>
     </w:pPr>
   </w:style>
-  <w:style w:type="paragraph" w:styleId="Kazalovsebine2">
+  <w:style w:type="paragraph" w:styleId="TOC2">
     <w:name w:val="toc 2"/>
-    <w:basedOn w:val="Navaden"/>
-    <w:next w:val="Navaden"/>
+    <w:basedOn w:val="Normal"/>
+    <w:next w:val="Normal"/>
     <w:autoRedefine/>
     <w:uiPriority w:val="39"/>
     <w:unhideWhenUsed/>
@@ -29261,10 +29416,10 @@
       <w:ind w:left="220"/>
     </w:pPr>
   </w:style>
-  <w:style w:type="character" w:customStyle="1" w:styleId="Naslov3Znak">
-    <w:name w:val="Naslov 3 Znak"/>
-    <w:basedOn w:val="Privzetapisavaodstavka"/>
-    <w:link w:val="Naslov3"/>
+  <w:style w:type="character" w:customStyle="1" w:styleId="Heading3Char">
+    <w:name w:val="Heading 3 Char"/>
+    <w:basedOn w:val="DefaultParagraphFont"/>
+    <w:link w:val="Heading3"/>
     <w:uiPriority w:val="9"/>
     <w:rsid w:val="007B36A5"/>
     <w:rPr>
@@ -29275,9 +29430,9 @@
       <w:szCs w:val="24"/>
     </w:rPr>
   </w:style>
-  <w:style w:type="table" w:styleId="Tabelamrea">
+  <w:style w:type="table" w:styleId="TableGrid">
     <w:name w:val="Table Grid"/>
-    <w:basedOn w:val="Navadnatabela"/>
+    <w:basedOn w:val="TableNormal"/>
     <w:uiPriority w:val="39"/>
     <w:rsid w:val="0087086D"/>
     <w:pPr>
@@ -29294,10 +29449,10 @@
       </w:tblBorders>
     </w:tblPr>
   </w:style>
-  <w:style w:type="paragraph" w:styleId="HTML-oblikovano">
+  <w:style w:type="paragraph" w:styleId="HTMLPreformatted">
     <w:name w:val="HTML Preformatted"/>
-    <w:basedOn w:val="Navaden"/>
-    <w:link w:val="HTML-oblikovanoZnak"/>
+    <w:basedOn w:val="Normal"/>
+    <w:link w:val="HTMLPreformattedChar"/>
     <w:uiPriority w:val="99"/>
     <w:semiHidden/>
     <w:unhideWhenUsed/>
@@ -29330,10 +29485,10 @@
       <w:lang w:val="sl-SI" w:eastAsia="sl-SI"/>
     </w:rPr>
   </w:style>
-  <w:style w:type="character" w:customStyle="1" w:styleId="HTML-oblikovanoZnak">
-    <w:name w:val="HTML-oblikovano Znak"/>
-    <w:basedOn w:val="Privzetapisavaodstavka"/>
-    <w:link w:val="HTML-oblikovano"/>
+  <w:style w:type="character" w:customStyle="1" w:styleId="HTMLPreformattedChar">
+    <w:name w:val="HTML Preformatted Char"/>
+    <w:basedOn w:val="DefaultParagraphFont"/>
+    <w:link w:val="HTMLPreformatted"/>
     <w:uiPriority w:val="99"/>
     <w:semiHidden/>
     <w:rsid w:val="00916C85"/>
@@ -29346,23 +29501,23 @@
   </w:style>
   <w:style w:type="character" w:customStyle="1" w:styleId="gaqxdsobn0b">
     <w:name w:val="gaqxdsobn0b"/>
-    <w:basedOn w:val="Privzetapisavaodstavka"/>
+    <w:basedOn w:val="DefaultParagraphFont"/>
     <w:rsid w:val="00916C85"/>
   </w:style>
   <w:style w:type="character" w:customStyle="1" w:styleId="gaqxdsobh1b">
     <w:name w:val="gaqxdsobh1b"/>
-    <w:basedOn w:val="Privzetapisavaodstavka"/>
+    <w:basedOn w:val="DefaultParagraphFont"/>
     <w:rsid w:val="00916C85"/>
   </w:style>
   <w:style w:type="character" w:customStyle="1" w:styleId="gaqxdsobo1b">
     <w:name w:val="gaqxdsobo1b"/>
-    <w:basedOn w:val="Privzetapisavaodstavka"/>
+    <w:basedOn w:val="DefaultParagraphFont"/>
     <w:rsid w:val="00916C85"/>
   </w:style>
-  <w:style w:type="character" w:customStyle="1" w:styleId="Naslov4Znak">
-    <w:name w:val="Naslov 4 Znak"/>
-    <w:basedOn w:val="Privzetapisavaodstavka"/>
-    <w:link w:val="Naslov4"/>
+  <w:style w:type="character" w:customStyle="1" w:styleId="Heading4Char">
+    <w:name w:val="Heading 4 Char"/>
+    <w:basedOn w:val="DefaultParagraphFont"/>
+    <w:link w:val="Heading4"/>
     <w:uiPriority w:val="9"/>
     <w:rsid w:val="00FA7854"/>
     <w:rPr>
@@ -29371,10 +29526,10 @@
       <w:iCs/>
     </w:rPr>
   </w:style>
-  <w:style w:type="paragraph" w:styleId="Kazalovsebine3">
+  <w:style w:type="paragraph" w:styleId="TOC3">
     <w:name w:val="toc 3"/>
-    <w:basedOn w:val="Navaden"/>
-    <w:next w:val="Navaden"/>
+    <w:basedOn w:val="Normal"/>
+    <w:next w:val="Normal"/>
     <w:autoRedefine/>
     <w:uiPriority w:val="39"/>
     <w:unhideWhenUsed/>
@@ -29384,9 +29539,9 @@
       <w:ind w:left="440"/>
     </w:pPr>
   </w:style>
-  <w:style w:type="character" w:styleId="SledenaHiperpovezava">
+  <w:style w:type="character" w:styleId="FollowedHyperlink">
     <w:name w:val="FollowedHyperlink"/>
-    <w:basedOn w:val="Privzetapisavaodstavka"/>
+    <w:basedOn w:val="DefaultParagraphFont"/>
     <w:uiPriority w:val="99"/>
     <w:semiHidden/>
     <w:unhideWhenUsed/>
